--- a/01-电源电路/02-开关电源/Buck-Boost升降压/单开关Buck-Boost电路/单开关Buck-Boost电路.docx
+++ b/01-电源电路/02-开关电源/Buck-Boost升降压/单开关Buck-Boost电路/单开关Buck-Boost电路.docx
@@ -2845,6 +2845,20 @@
     </w:p>
     <w:bookmarkEnd w:id="26"/>
     <w:bookmarkEnd w:id="27"/>
+    <w:p>
+      <w:pPr>
+        <w:spacing w:before="360"/>
+        <w:jc w:val="center"/>
+      </w:pPr>
+      <w:r>
+        <w:rPr>
+          <w:rFonts w:ascii="Times New Roman" w:hAnsi="Times New Roman"/>
+          <w:color w:val="555555"/>
+          <w:sz w:val="21"/>
+        </w:rPr>
+        <w:t>材料收集者：杜文杰</w:t>
+      </w:r>
+    </w:p>
     <w:sectPr>
       <w:headerReference r:id="rId9" w:type="default"/>
       <w:footerReference r:id="rId10" w:type="default"/>

--- a/01-电源电路/02-开关电源/Buck-Boost升降压/单开关Buck-Boost电路/单开关Buck-Boost电路.docx
+++ b/01-电源电路/02-开关电源/Buck-Boost升降压/单开关Buck-Boost电路/单开关Buck-Boost电路.docx
@@ -1,6 +1,6 @@
 
 <file path=word/document.xml><?xml version="1.0" encoding="utf-8"?>
-<w:document xmlns:w="http://schemas.openxmlformats.org/wordprocessingml/2006/main" xmlns:m="http://schemas.openxmlformats.org/officeDocument/2006/math" xmlns:r="http://schemas.openxmlformats.org/officeDocument/2006/relationships" xmlns:o="urn:schemas-microsoft-com:office:office" xmlns:v="urn:schemas-microsoft-com:vml" xmlns:w10="urn:schemas-microsoft-com:office:word" xmlns:a="http://schemas.openxmlformats.org/drawingml/2006/main" xmlns:pic="http://schemas.openxmlformats.org/drawingml/2006/picture" xmlns:wp="http://schemas.openxmlformats.org/drawingml/2006/wordprocessingDrawing">
+<w:document xmlns:m="http://schemas.openxmlformats.org/officeDocument/2006/math" xmlns:r="http://schemas.openxmlformats.org/officeDocument/2006/relationships" xmlns:w="http://schemas.openxmlformats.org/wordprocessingml/2006/main" xmlns:o="urn:schemas-microsoft-com:office:office" xmlns:v="urn:schemas-microsoft-com:vml" xmlns:w10="urn:schemas-microsoft-com:office:word" xmlns:a="http://schemas.openxmlformats.org/drawingml/2006/main" xmlns:pic="http://schemas.openxmlformats.org/drawingml/2006/picture" xmlns:wp="http://schemas.openxmlformats.org/drawingml/2006/wordprocessingDrawing">
   <w:body>
     <w:bookmarkStart w:id="27" w:name="单开关-buck-boost-电路"/>
     <w:p>
@@ -9,16 +9,19 @@
       </w:pPr>
       <w:r>
         <w:rPr>
-          <w:rFonts w:hint="eastAsia"/>
+          <w:rFonts w:hint="eastAsia" w:eastAsia="黑体"/>
         </w:rPr>
         <w:t xml:space="preserve">单开关</w:t>
       </w:r>
       <w:r>
+        <w:rPr>
+          <w:rFonts w:eastAsia="黑体"/>
+        </w:rPr>
         <w:t xml:space="preserve"> Buck-Boost </w:t>
       </w:r>
       <w:r>
         <w:rPr>
-          <w:rFonts w:hint="eastAsia"/>
+          <w:rFonts w:hint="eastAsia" w:eastAsia="黑体"/>
         </w:rPr>
         <w:t xml:space="preserve">电路</w:t>
       </w:r>
@@ -30,7 +33,7 @@
       </w:pPr>
       <w:r>
         <w:rPr>
-          <w:rFonts w:hint="eastAsia"/>
+          <w:rFonts w:hint="eastAsia" w:eastAsia="黑体"/>
         </w:rPr>
         <w:t xml:space="preserve">拓扑描述</w:t>
       </w:r>
@@ -41,16 +44,19 @@
       </w:pPr>
       <w:r>
         <w:rPr>
-          <w:rFonts w:hint="eastAsia"/>
+          <w:rFonts w:hint="eastAsia" w:eastAsia="黑体"/>
         </w:rPr>
         <w:t xml:space="preserve">由</w:t>
       </w:r>
       <w:r>
+        <w:rPr>
+          <w:rFonts w:eastAsia="黑体"/>
+        </w:rPr>
         <w:t xml:space="preserve"> </w:t>
       </w:r>
       <w:r>
         <w:rPr>
-          <w:rFonts w:hint="eastAsia"/>
+          <w:rFonts w:hint="eastAsia" w:eastAsia="黑体"/>
           <w:b/>
           <w:bCs/>
         </w:rPr>
@@ -58,6 +64,7 @@
       </w:r>
       <w:r>
         <w:rPr>
+          <w:rFonts w:eastAsia="黑体"/>
           <w:b/>
           <w:bCs/>
         </w:rPr>
@@ -70,18 +77,21 @@
       </m:oMath>
       <w:r>
         <w:rPr>
-          <w:rFonts w:hint="eastAsia"/>
+          <w:rFonts w:hint="eastAsia" w:eastAsia="黑体"/>
           <w:b/>
           <w:bCs/>
         </w:rPr>
         <w:t xml:space="preserve">（MOSFET）</w:t>
       </w:r>
       <w:r>
+        <w:rPr>
+          <w:rFonts w:eastAsia="黑体"/>
+        </w:rPr>
         <w:t xml:space="preserve">、</w:t>
       </w:r>
       <w:r>
         <w:rPr>
-          <w:rFonts w:hint="eastAsia"/>
+          <w:rFonts w:hint="eastAsia" w:eastAsia="黑体"/>
           <w:b/>
           <w:bCs/>
         </w:rPr>
@@ -89,6 +99,7 @@
       </w:r>
       <w:r>
         <w:rPr>
+          <w:rFonts w:eastAsia="黑体"/>
           <w:b/>
           <w:bCs/>
         </w:rPr>
@@ -100,11 +111,14 @@
         </m:r>
       </m:oMath>
       <w:r>
+        <w:rPr>
+          <w:rFonts w:eastAsia="黑体"/>
+        </w:rPr>
         <w:t xml:space="preserve">、</w:t>
       </w:r>
       <w:r>
         <w:rPr>
-          <w:rFonts w:hint="eastAsia"/>
+          <w:rFonts w:hint="eastAsia" w:eastAsia="黑体"/>
           <w:b/>
           <w:bCs/>
         </w:rPr>
@@ -112,6 +126,7 @@
       </w:r>
       <w:r>
         <w:rPr>
+          <w:rFonts w:eastAsia="黑体"/>
           <w:b/>
           <w:bCs/>
         </w:rPr>
@@ -123,11 +138,14 @@
         </m:r>
       </m:oMath>
       <w:r>
+        <w:rPr>
+          <w:rFonts w:eastAsia="黑体"/>
+        </w:rPr>
         <w:t xml:space="preserve">、</w:t>
       </w:r>
       <w:r>
         <w:rPr>
-          <w:rFonts w:hint="eastAsia"/>
+          <w:rFonts w:hint="eastAsia" w:eastAsia="黑体"/>
           <w:b/>
           <w:bCs/>
         </w:rPr>
@@ -135,6 +153,7 @@
       </w:r>
       <w:r>
         <w:rPr>
+          <w:rFonts w:eastAsia="黑体"/>
           <w:b/>
           <w:bCs/>
         </w:rPr>
@@ -158,20 +177,26 @@
         </m:sSub>
       </m:oMath>
       <w:r>
+        <w:rPr>
+          <w:rFonts w:eastAsia="黑体"/>
+        </w:rPr>
         <w:t xml:space="preserve"> </w:t>
       </w:r>
       <w:r>
         <w:rPr>
-          <w:rFonts w:hint="eastAsia"/>
+          <w:rFonts w:hint="eastAsia" w:eastAsia="黑体"/>
         </w:rPr>
         <w:t xml:space="preserve">与</w:t>
       </w:r>
       <w:r>
+        <w:rPr>
+          <w:rFonts w:eastAsia="黑体"/>
+        </w:rPr>
         <w:t xml:space="preserve"> </w:t>
       </w:r>
       <w:r>
         <w:rPr>
-          <w:rFonts w:hint="eastAsia"/>
+          <w:rFonts w:hint="eastAsia" w:eastAsia="黑体"/>
           <w:b/>
           <w:bCs/>
         </w:rPr>
@@ -179,6 +204,7 @@
       </w:r>
       <w:r>
         <w:rPr>
+          <w:rFonts w:eastAsia="黑体"/>
           <w:b/>
           <w:bCs/>
         </w:rPr>
@@ -190,26 +216,32 @@
         </m:r>
       </m:oMath>
       <w:r>
+        <w:rPr>
+          <w:rFonts w:eastAsia="黑体"/>
+        </w:rPr>
         <w:t xml:space="preserve"> </w:t>
       </w:r>
       <w:r>
         <w:rPr>
-          <w:rFonts w:hint="eastAsia"/>
+          <w:rFonts w:hint="eastAsia" w:eastAsia="黑体"/>
         </w:rPr>
         <w:t xml:space="preserve">构成。电路共有</w:t>
       </w:r>
       <w:r>
+        <w:rPr>
+          <w:rFonts w:eastAsia="黑体"/>
+        </w:rPr>
         <w:t xml:space="preserve"> 4 </w:t>
       </w:r>
       <w:r>
         <w:rPr>
-          <w:rFonts w:hint="eastAsia"/>
+          <w:rFonts w:hint="eastAsia" w:eastAsia="黑体"/>
         </w:rPr>
         <w:t xml:space="preserve">个关键节点：</w:t>
       </w:r>
       <w:r>
         <w:rPr>
-          <w:rFonts w:hint="eastAsia"/>
+          <w:rFonts w:hint="eastAsia" w:eastAsia="黑体"/>
           <w:b/>
           <w:bCs/>
         </w:rPr>
@@ -217,6 +249,7 @@
       </w:r>
       <w:r>
         <w:rPr>
+          <w:rFonts w:eastAsia="黑体"/>
           <w:b/>
           <w:bCs/>
         </w:rPr>
@@ -224,7 +257,7 @@
       </w:r>
       <w:r>
         <w:rPr>
-          <w:rFonts w:hint="eastAsia"/>
+          <w:rFonts w:hint="eastAsia" w:eastAsia="黑体"/>
           <w:b/>
           <w:bCs/>
         </w:rPr>
@@ -232,11 +265,14 @@
       </w:r>
       <w:r>
         <w:rPr>
-          <w:rFonts w:hint="eastAsia"/>
+          <w:rFonts w:hint="eastAsia" w:eastAsia="黑体"/>
         </w:rPr>
         <w:t xml:space="preserve">（输入电压</w:t>
       </w:r>
       <w:r>
+        <w:rPr>
+          <w:rFonts w:eastAsia="黑体"/>
+        </w:rPr>
         <w:t xml:space="preserve"> </w:t>
       </w:r>
       <m:oMath>
@@ -257,11 +293,14 @@
         </m:sSub>
       </m:oMath>
       <w:r>
+        <w:rPr>
+          <w:rFonts w:eastAsia="黑体"/>
+        </w:rPr>
         <w:t xml:space="preserve"> </w:t>
       </w:r>
       <w:r>
         <w:rPr>
-          <w:rFonts w:hint="eastAsia"/>
+          <w:rFonts w:hint="eastAsia" w:eastAsia="黑体"/>
         </w:rPr>
         <w:t xml:space="preserve">正端、</w:t>
       </w:r>
@@ -283,15 +322,21 @@
         </m:sSub>
       </m:oMath>
       <w:r>
+        <w:rPr>
+          <w:rFonts w:eastAsia="黑体"/>
+        </w:rPr>
         <w:t xml:space="preserve"> </w:t>
       </w:r>
       <w:r>
         <w:rPr>
-          <w:rFonts w:hint="eastAsia"/>
+          <w:rFonts w:hint="eastAsia" w:eastAsia="黑体"/>
         </w:rPr>
         <w:t xml:space="preserve">的一端与</w:t>
       </w:r>
       <w:r>
+        <w:rPr>
+          <w:rFonts w:eastAsia="黑体"/>
+        </w:rPr>
         <w:t xml:space="preserve"> </w:t>
       </w:r>
       <m:oMath>
@@ -300,17 +345,20 @@
         </m:r>
       </m:oMath>
       <w:r>
+        <w:rPr>
+          <w:rFonts w:eastAsia="黑体"/>
+        </w:rPr>
         <w:t xml:space="preserve"> </w:t>
       </w:r>
       <w:r>
         <w:rPr>
-          <w:rFonts w:hint="eastAsia"/>
+          <w:rFonts w:hint="eastAsia" w:eastAsia="黑体"/>
         </w:rPr>
         <w:t xml:space="preserve">的一端相连）；</w:t>
       </w:r>
       <w:r>
         <w:rPr>
-          <w:rFonts w:hint="eastAsia"/>
+          <w:rFonts w:hint="eastAsia" w:eastAsia="黑体"/>
           <w:b/>
           <w:bCs/>
         </w:rPr>
@@ -318,6 +366,7 @@
       </w:r>
       <w:r>
         <w:rPr>
+          <w:rFonts w:eastAsia="黑体"/>
           <w:b/>
           <w:bCs/>
         </w:rPr>
@@ -325,7 +374,7 @@
       </w:r>
       <w:r>
         <w:rPr>
-          <w:rFonts w:hint="eastAsia"/>
+          <w:rFonts w:hint="eastAsia" w:eastAsia="黑体"/>
           <w:b/>
           <w:bCs/>
         </w:rPr>
@@ -333,7 +382,7 @@
       </w:r>
       <w:r>
         <w:rPr>
-          <w:rFonts w:hint="eastAsia"/>
+          <w:rFonts w:hint="eastAsia" w:eastAsia="黑体"/>
         </w:rPr>
         <w:t xml:space="preserve">（</w:t>
       </w:r>
@@ -343,11 +392,14 @@
         </m:r>
       </m:oMath>
       <w:r>
+        <w:rPr>
+          <w:rFonts w:eastAsia="黑体"/>
+        </w:rPr>
         <w:t xml:space="preserve"> </w:t>
       </w:r>
       <w:r>
         <w:rPr>
-          <w:rFonts w:hint="eastAsia"/>
+          <w:rFonts w:hint="eastAsia" w:eastAsia="黑体"/>
         </w:rPr>
         <w:t xml:space="preserve">的另一端、</w:t>
       </w:r>
@@ -357,24 +409,33 @@
         </m:r>
       </m:oMath>
       <w:r>
+        <w:rPr>
+          <w:rFonts w:eastAsia="黑体"/>
+        </w:rPr>
         <w:t xml:space="preserve"> </w:t>
       </w:r>
       <w:r>
         <w:rPr>
-          <w:rFonts w:hint="eastAsia"/>
+          <w:rFonts w:hint="eastAsia" w:eastAsia="黑体"/>
         </w:rPr>
         <w:t xml:space="preserve">的漏极</w:t>
       </w:r>
       <w:r>
+        <w:rPr>
+          <w:rFonts w:eastAsia="黑体"/>
+        </w:rPr>
         <w:t xml:space="preserve"> D </w:t>
       </w:r>
       <w:r>
         <w:rPr>
-          <w:rFonts w:hint="eastAsia"/>
+          <w:rFonts w:hint="eastAsia" w:eastAsia="黑体"/>
         </w:rPr>
         <w:t xml:space="preserve">与</w:t>
       </w:r>
       <w:r>
+        <w:rPr>
+          <w:rFonts w:eastAsia="黑体"/>
+        </w:rPr>
         <w:t xml:space="preserve"> </w:t>
       </w:r>
       <m:oMath>
@@ -383,17 +444,20 @@
         </m:r>
       </m:oMath>
       <w:r>
+        <w:rPr>
+          <w:rFonts w:eastAsia="黑体"/>
+        </w:rPr>
         <w:t xml:space="preserve"> </w:t>
       </w:r>
       <w:r>
         <w:rPr>
-          <w:rFonts w:hint="eastAsia"/>
+          <w:rFonts w:hint="eastAsia" w:eastAsia="黑体"/>
         </w:rPr>
         <w:t xml:space="preserve">的阳极三者相连）；</w:t>
       </w:r>
       <w:r>
         <w:rPr>
-          <w:rFonts w:hint="eastAsia"/>
+          <w:rFonts w:hint="eastAsia" w:eastAsia="黑体"/>
           <w:b/>
           <w:bCs/>
         </w:rPr>
@@ -401,6 +465,7 @@
       </w:r>
       <w:r>
         <w:rPr>
+          <w:rFonts w:eastAsia="黑体"/>
           <w:b/>
           <w:bCs/>
         </w:rPr>
@@ -408,7 +473,7 @@
       </w:r>
       <w:r>
         <w:rPr>
-          <w:rFonts w:hint="eastAsia"/>
+          <w:rFonts w:hint="eastAsia" w:eastAsia="黑体"/>
           <w:b/>
           <w:bCs/>
         </w:rPr>
@@ -416,7 +481,7 @@
       </w:r>
       <w:r>
         <w:rPr>
-          <w:rFonts w:hint="eastAsia"/>
+          <w:rFonts w:hint="eastAsia" w:eastAsia="黑体"/>
         </w:rPr>
         <w:t xml:space="preserve">（</w:t>
       </w:r>
@@ -426,11 +491,14 @@
         </m:r>
       </m:oMath>
       <w:r>
+        <w:rPr>
+          <w:rFonts w:eastAsia="黑体"/>
+        </w:rPr>
         <w:t xml:space="preserve"> </w:t>
       </w:r>
       <w:r>
         <w:rPr>
-          <w:rFonts w:hint="eastAsia"/>
+          <w:rFonts w:hint="eastAsia" w:eastAsia="黑体"/>
         </w:rPr>
         <w:t xml:space="preserve">的阴极、</w:t>
       </w:r>
@@ -440,15 +508,21 @@
         </m:r>
       </m:oMath>
       <w:r>
+        <w:rPr>
+          <w:rFonts w:eastAsia="黑体"/>
+        </w:rPr>
         <w:t xml:space="preserve"> </w:t>
       </w:r>
       <w:r>
         <w:rPr>
-          <w:rFonts w:hint="eastAsia"/>
+          <w:rFonts w:hint="eastAsia" w:eastAsia="黑体"/>
         </w:rPr>
         <w:t xml:space="preserve">的一端与输出</w:t>
       </w:r>
       <w:r>
+        <w:rPr>
+          <w:rFonts w:eastAsia="黑体"/>
+        </w:rPr>
         <w:t xml:space="preserve"> </w:t>
       </w:r>
       <m:oMath>
@@ -466,17 +540,20 @@
         </m:sSub>
       </m:oMath>
       <w:r>
+        <w:rPr>
+          <w:rFonts w:eastAsia="黑体"/>
+        </w:rPr>
         <w:t xml:space="preserve"> </w:t>
       </w:r>
       <w:r>
         <w:rPr>
-          <w:rFonts w:hint="eastAsia"/>
+          <w:rFonts w:hint="eastAsia" w:eastAsia="黑体"/>
         </w:rPr>
         <w:t xml:space="preserve">负端相连）；</w:t>
       </w:r>
       <w:r>
         <w:rPr>
-          <w:rFonts w:hint="eastAsia"/>
+          <w:rFonts w:hint="eastAsia" w:eastAsia="黑体"/>
           <w:b/>
           <w:bCs/>
         </w:rPr>
@@ -484,6 +561,7 @@
       </w:r>
       <w:r>
         <w:rPr>
+          <w:rFonts w:eastAsia="黑体"/>
           <w:b/>
           <w:bCs/>
         </w:rPr>
@@ -491,7 +569,7 @@
       </w:r>
       <w:r>
         <w:rPr>
-          <w:rFonts w:hint="eastAsia"/>
+          <w:rFonts w:hint="eastAsia" w:eastAsia="黑体"/>
           <w:b/>
           <w:bCs/>
         </w:rPr>
@@ -499,6 +577,7 @@
       </w:r>
       <w:r>
         <w:rPr>
+          <w:rFonts w:eastAsia="黑体"/>
           <w:b/>
           <w:bCs/>
         </w:rPr>
@@ -506,7 +585,7 @@
       </w:r>
       <w:r>
         <w:rPr>
-          <w:rFonts w:hint="eastAsia"/>
+          <w:rFonts w:hint="eastAsia" w:eastAsia="黑体"/>
         </w:rPr>
         <w:t xml:space="preserve">（</w:t>
       </w:r>
@@ -528,11 +607,14 @@
         </m:sSub>
       </m:oMath>
       <w:r>
+        <w:rPr>
+          <w:rFonts w:eastAsia="黑体"/>
+        </w:rPr>
         <w:t xml:space="preserve"> </w:t>
       </w:r>
       <w:r>
         <w:rPr>
-          <w:rFonts w:hint="eastAsia"/>
+          <w:rFonts w:hint="eastAsia" w:eastAsia="黑体"/>
         </w:rPr>
         <w:t xml:space="preserve">负端、</w:t>
       </w:r>
@@ -554,11 +636,14 @@
         </m:sSub>
       </m:oMath>
       <w:r>
+        <w:rPr>
+          <w:rFonts w:eastAsia="黑体"/>
+        </w:rPr>
         <w:t xml:space="preserve"> </w:t>
       </w:r>
       <w:r>
         <w:rPr>
-          <w:rFonts w:hint="eastAsia"/>
+          <w:rFonts w:hint="eastAsia" w:eastAsia="黑体"/>
         </w:rPr>
         <w:t xml:space="preserve">的另一端、</w:t>
       </w:r>
@@ -568,24 +653,33 @@
         </m:r>
       </m:oMath>
       <w:r>
+        <w:rPr>
+          <w:rFonts w:eastAsia="黑体"/>
+        </w:rPr>
         <w:t xml:space="preserve"> </w:t>
       </w:r>
       <w:r>
         <w:rPr>
-          <w:rFonts w:hint="eastAsia"/>
+          <w:rFonts w:hint="eastAsia" w:eastAsia="黑体"/>
         </w:rPr>
         <w:t xml:space="preserve">的源极</w:t>
       </w:r>
       <w:r>
+        <w:rPr>
+          <w:rFonts w:eastAsia="黑体"/>
+        </w:rPr>
         <w:t xml:space="preserve"> S </w:t>
       </w:r>
       <w:r>
         <w:rPr>
-          <w:rFonts w:hint="eastAsia"/>
+          <w:rFonts w:hint="eastAsia" w:eastAsia="黑体"/>
         </w:rPr>
         <w:t xml:space="preserve">与</w:t>
       </w:r>
       <w:r>
+        <w:rPr>
+          <w:rFonts w:eastAsia="黑体"/>
+        </w:rPr>
         <w:t xml:space="preserve"> </w:t>
       </w:r>
       <m:oMath>
@@ -594,11 +688,14 @@
         </m:r>
       </m:oMath>
       <w:r>
+        <w:rPr>
+          <w:rFonts w:eastAsia="黑体"/>
+        </w:rPr>
         <w:t xml:space="preserve"> </w:t>
       </w:r>
       <w:r>
         <w:rPr>
-          <w:rFonts w:hint="eastAsia"/>
+          <w:rFonts w:hint="eastAsia" w:eastAsia="黑体"/>
         </w:rPr>
         <w:t xml:space="preserve">的另一端相连）。</w:t>
       </w:r>
@@ -607,7 +704,7 @@
       <w:pPr/>
       <w:r>
         <w:rPr>
-          <w:rFonts w:hint="eastAsia"/>
+          <w:rFonts w:hint="eastAsia" w:eastAsia="黑体"/>
         </w:rPr>
         <w:t xml:space="preserve">各元件管脚连接：</w:t>
       </w:r>
@@ -617,38 +714,50 @@
         </m:r>
       </m:oMath>
       <w:r>
+        <w:rPr>
+          <w:rFonts w:eastAsia="黑体"/>
+        </w:rPr>
         <w:t xml:space="preserve"> </w:t>
       </w:r>
       <w:r>
         <w:rPr>
-          <w:rFonts w:hint="eastAsia"/>
+          <w:rFonts w:hint="eastAsia" w:eastAsia="黑体"/>
         </w:rPr>
         <w:t xml:space="preserve">的栅极</w:t>
       </w:r>
       <w:r>
+        <w:rPr>
+          <w:rFonts w:eastAsia="黑体"/>
+        </w:rPr>
         <w:t xml:space="preserve"> G </w:t>
       </w:r>
       <w:r>
         <w:rPr>
-          <w:rFonts w:hint="eastAsia"/>
+          <w:rFonts w:hint="eastAsia" w:eastAsia="黑体"/>
         </w:rPr>
         <w:t xml:space="preserve">接控制驱动信号、漏极</w:t>
       </w:r>
       <w:r>
+        <w:rPr>
+          <w:rFonts w:eastAsia="黑体"/>
+        </w:rPr>
         <w:t xml:space="preserve"> D </w:t>
       </w:r>
       <w:r>
         <w:rPr>
-          <w:rFonts w:hint="eastAsia"/>
+          <w:rFonts w:hint="eastAsia" w:eastAsia="黑体"/>
         </w:rPr>
         <w:t xml:space="preserve">接节点②、源极</w:t>
       </w:r>
       <w:r>
+        <w:rPr>
+          <w:rFonts w:eastAsia="黑体"/>
+        </w:rPr>
         <w:t xml:space="preserve"> S </w:t>
       </w:r>
       <w:r>
         <w:rPr>
-          <w:rFonts w:hint="eastAsia"/>
+          <w:rFonts w:hint="eastAsia" w:eastAsia="黑体"/>
         </w:rPr>
         <w:t xml:space="preserve">接节点④；</w:t>
       </w:r>
@@ -658,11 +767,14 @@
         </m:r>
       </m:oMath>
       <w:r>
+        <w:rPr>
+          <w:rFonts w:eastAsia="黑体"/>
+        </w:rPr>
         <w:t xml:space="preserve"> </w:t>
       </w:r>
       <w:r>
         <w:rPr>
-          <w:rFonts w:hint="eastAsia"/>
+          <w:rFonts w:hint="eastAsia" w:eastAsia="黑体"/>
         </w:rPr>
         <w:t xml:space="preserve">一端接节点①、另一端接节点②；</w:t>
       </w:r>
@@ -672,11 +784,14 @@
         </m:r>
       </m:oMath>
       <w:r>
+        <w:rPr>
+          <w:rFonts w:eastAsia="黑体"/>
+        </w:rPr>
         <w:t xml:space="preserve"> </w:t>
       </w:r>
       <w:r>
         <w:rPr>
-          <w:rFonts w:hint="eastAsia"/>
+          <w:rFonts w:hint="eastAsia" w:eastAsia="黑体"/>
         </w:rPr>
         <w:t xml:space="preserve">阳极接节点②、阴极接节点③；</w:t>
       </w:r>
@@ -698,11 +813,14 @@
         </m:sSub>
       </m:oMath>
       <w:r>
+        <w:rPr>
+          <w:rFonts w:eastAsia="黑体"/>
+        </w:rPr>
         <w:t xml:space="preserve"> </w:t>
       </w:r>
       <w:r>
         <w:rPr>
-          <w:rFonts w:hint="eastAsia"/>
+          <w:rFonts w:hint="eastAsia" w:eastAsia="黑体"/>
         </w:rPr>
         <w:t xml:space="preserve">一端接节点①、另一端接节点④；</w:t>
       </w:r>
@@ -712,11 +830,14 @@
         </m:r>
       </m:oMath>
       <w:r>
+        <w:rPr>
+          <w:rFonts w:eastAsia="黑体"/>
+        </w:rPr>
         <w:t xml:space="preserve"> </w:t>
       </w:r>
       <w:r>
         <w:rPr>
-          <w:rFonts w:hint="eastAsia"/>
+          <w:rFonts w:hint="eastAsia" w:eastAsia="黑体"/>
         </w:rPr>
         <w:t xml:space="preserve">一端接节点③、另一端接节点④。</w:t>
       </w:r>
@@ -725,11 +846,14 @@
       <w:pPr/>
       <w:r>
         <w:rPr>
-          <w:rFonts w:hint="eastAsia"/>
+          <w:rFonts w:hint="eastAsia" w:eastAsia="黑体"/>
         </w:rPr>
         <w:t xml:space="preserve">由此构成”输入经电感</w:t>
       </w:r>
       <w:r>
+        <w:rPr>
+          <w:rFonts w:eastAsia="黑体"/>
+        </w:rPr>
         <w:t xml:space="preserve"> </w:t>
       </w:r>
       <m:oMath>
@@ -738,15 +862,21 @@
         </m:r>
       </m:oMath>
       <w:r>
+        <w:rPr>
+          <w:rFonts w:eastAsia="黑体"/>
+        </w:rPr>
         <w:t xml:space="preserve"> </w:t>
       </w:r>
       <w:r>
         <w:rPr>
-          <w:rFonts w:hint="eastAsia"/>
+          <w:rFonts w:hint="eastAsia" w:eastAsia="黑体"/>
         </w:rPr>
         <w:t xml:space="preserve">到开关节点、开关管</w:t>
       </w:r>
       <w:r>
+        <w:rPr>
+          <w:rFonts w:eastAsia="黑体"/>
+        </w:rPr>
         <w:t xml:space="preserve"> </w:t>
       </w:r>
       <m:oMath>
@@ -755,15 +885,21 @@
         </m:r>
       </m:oMath>
       <w:r>
+        <w:rPr>
+          <w:rFonts w:eastAsia="黑体"/>
+        </w:rPr>
         <w:t xml:space="preserve"> </w:t>
       </w:r>
       <w:r>
         <w:rPr>
-          <w:rFonts w:hint="eastAsia"/>
+          <w:rFonts w:hint="eastAsia" w:eastAsia="黑体"/>
         </w:rPr>
         <w:t xml:space="preserve">导通时把开关节点对地短接而储能、关断时</w:t>
       </w:r>
       <w:r>
+        <w:rPr>
+          <w:rFonts w:eastAsia="黑体"/>
+        </w:rPr>
         <w:t xml:space="preserve"> </w:t>
       </w:r>
       <m:oMath>
@@ -772,24 +908,33 @@
         </m:r>
       </m:oMath>
       <w:r>
+        <w:rPr>
+          <w:rFonts w:eastAsia="黑体"/>
+        </w:rPr>
         <w:t xml:space="preserve"> </w:t>
       </w:r>
       <w:r>
         <w:rPr>
-          <w:rFonts w:hint="eastAsia"/>
+          <w:rFonts w:hint="eastAsia" w:eastAsia="黑体"/>
         </w:rPr>
         <w:t xml:space="preserve">将开关节点能量送到输出”的单开关反转型（inverting）Buck-Boost</w:t>
       </w:r>
       <w:r>
+        <w:rPr>
+          <w:rFonts w:eastAsia="黑体"/>
+        </w:rPr>
         <w:t xml:space="preserve"> </w:t>
       </w:r>
       <w:r>
         <w:rPr>
-          <w:rFonts w:hint="eastAsia"/>
+          <w:rFonts w:hint="eastAsia" w:eastAsia="黑体"/>
         </w:rPr>
         <w:t xml:space="preserve">组态，输出电压</w:t>
       </w:r>
       <w:r>
+        <w:rPr>
+          <w:rFonts w:eastAsia="黑体"/>
+        </w:rPr>
         <w:t xml:space="preserve"> </w:t>
       </w:r>
       <m:oMath>
@@ -870,11 +1015,14 @@
         </m:r>
       </m:oMath>
       <w:r>
+        <w:rPr>
+          <w:rFonts w:eastAsia="黑体"/>
+        </w:rPr>
         <w:t xml:space="preserve"> </w:t>
       </w:r>
       <w:r>
         <w:rPr>
-          <w:rFonts w:hint="eastAsia"/>
+          <w:rFonts w:hint="eastAsia" w:eastAsia="黑体"/>
         </w:rPr>
         <w:t xml:space="preserve">对公共地极性反转，仅用一个主动开关即可在正负幅值上实现升压或降压。</w:t>
       </w:r>
@@ -887,7 +1035,7 @@
       </w:pPr>
       <w:r>
         <w:rPr>
-          <w:rFonts w:hint="eastAsia"/>
+          <w:rFonts w:hint="eastAsia" w:eastAsia="黑体"/>
         </w:rPr>
         <w:t xml:space="preserve">工作原理</w:t>
       </w:r>
@@ -898,11 +1046,14 @@
       </w:pPr>
       <w:r>
         <w:rPr>
-          <w:rFonts w:hint="eastAsia"/>
+          <w:rFonts w:hint="eastAsia" w:eastAsia="黑体"/>
         </w:rPr>
         <w:t xml:space="preserve">开关导通时电感从输入储能、二极管反偏截止，负载由输出电容供电；开关关断时电感电流经二极管续流到输出，释放能量。电感在一个周期内先接输入储能、再反向接输出放能，因而输出电压极性反转，且</w:t>
       </w:r>
       <w:r>
+        <w:rPr>
+          <w:rFonts w:eastAsia="黑体"/>
+        </w:rPr>
         <w:t xml:space="preserve"> </w:t>
       </w:r>
       <m:oMath>
@@ -932,15 +1083,21 @@
         </m:r>
       </m:oMath>
       <w:r>
+        <w:rPr>
+          <w:rFonts w:eastAsia="黑体"/>
+        </w:rPr>
         <w:t xml:space="preserve"> </w:t>
       </w:r>
       <w:r>
         <w:rPr>
-          <w:rFonts w:hint="eastAsia"/>
+          <w:rFonts w:hint="eastAsia" w:eastAsia="黑体"/>
         </w:rPr>
         <w:t xml:space="preserve">可大于或小于</w:t>
       </w:r>
       <w:r>
+        <w:rPr>
+          <w:rFonts w:eastAsia="黑体"/>
+        </w:rPr>
         <w:t xml:space="preserve"> </w:t>
       </w:r>
       <m:oMath>
@@ -973,6 +1130,9 @@
         </m:r>
       </m:oMath>
       <w:r>
+        <w:rPr>
+          <w:rFonts w:eastAsia="黑体"/>
+        </w:rPr>
         <w:t xml:space="preserve">。</w:t>
       </w:r>
     </w:p>
@@ -984,7 +1144,7 @@
       </w:pPr>
       <w:r>
         <w:rPr>
-          <w:rFonts w:hint="eastAsia"/>
+          <w:rFonts w:hint="eastAsia" w:eastAsia="黑体"/>
         </w:rPr>
         <w:t xml:space="preserve">关键计算公式</w:t>
       </w:r>
@@ -998,7 +1158,7 @@
       </w:pPr>
       <w:r>
         <w:rPr>
-          <w:rFonts w:hint="eastAsia"/>
+          <w:rFonts w:hint="eastAsia" w:eastAsia="黑体"/>
         </w:rPr>
         <w:t xml:space="preserve">理想电压比（CCM，忽略符号）：</w:t>
       </w:r>
@@ -1088,7 +1248,7 @@
       </w:pPr>
       <w:r>
         <w:rPr>
-          <w:rFonts w:hint="eastAsia"/>
+          <w:rFonts w:hint="eastAsia" w:eastAsia="黑体"/>
         </w:rPr>
         <w:t xml:space="preserve">稳态电感占空比关系：</w:t>
       </w:r>
@@ -1193,7 +1353,7 @@
       </w:pPr>
       <w:r>
         <w:rPr>
-          <w:rFonts w:hint="eastAsia"/>
+          <w:rFonts w:hint="eastAsia" w:eastAsia="黑体"/>
         </w:rPr>
         <w:t xml:space="preserve">电感电流纹波：</w:t>
       </w:r>
@@ -1289,7 +1449,7 @@
       </w:pPr>
       <w:r>
         <w:rPr>
-          <w:rFonts w:hint="eastAsia"/>
+          <w:rFonts w:hint="eastAsia" w:eastAsia="黑体"/>
         </w:rPr>
         <w:t xml:space="preserve">临界连续电感：</w:t>
       </w:r>
@@ -1411,7 +1571,7 @@
       </w:pPr>
       <w:r>
         <w:rPr>
-          <w:rFonts w:hint="eastAsia"/>
+          <w:rFonts w:hint="eastAsia" w:eastAsia="黑体"/>
         </w:rPr>
         <w:t xml:space="preserve">输出纹波电压：</w:t>
       </w:r>
@@ -1526,7 +1686,7 @@
             </w:pPr>
             <w:r>
               <w:rPr>
-                <w:rFonts w:hint="eastAsia"/>
+                <w:rFonts w:hint="eastAsia" w:eastAsia="黑体"/>
               </w:rPr>
               <w:t xml:space="preserve">符号</w:t>
             </w:r>
@@ -1540,7 +1700,7 @@
             </w:pPr>
             <w:r>
               <w:rPr>
-                <w:rFonts w:hint="eastAsia"/>
+                <w:rFonts w:hint="eastAsia" w:eastAsia="黑体"/>
               </w:rPr>
               <w:t xml:space="preserve">含义</w:t>
             </w:r>
@@ -1554,7 +1714,7 @@
             </w:pPr>
             <w:r>
               <w:rPr>
-                <w:rFonts w:hint="eastAsia"/>
+                <w:rFonts w:hint="eastAsia" w:eastAsia="黑体"/>
               </w:rPr>
               <w:t xml:space="preserve">单位</w:t>
             </w:r>
@@ -1586,6 +1746,9 @@
               </m:sSub>
             </m:oMath>
             <w:r>
+              <w:rPr>
+                <w:rFonts w:eastAsia="黑体"/>
+              </w:rPr>
               <w:t xml:space="preserve">​</w:t>
             </w:r>
           </w:p>
@@ -1598,7 +1761,7 @@
             </w:pPr>
             <w:r>
               <w:rPr>
-                <w:rFonts w:hint="eastAsia"/>
+                <w:rFonts w:hint="eastAsia" w:eastAsia="黑体"/>
               </w:rPr>
               <w:t xml:space="preserve">输入电压</w:t>
             </w:r>
@@ -1611,6 +1774,9 @@
               <w:pStyle w:val="Compact"/>
             </w:pPr>
             <w:r>
+              <w:rPr>
+                <w:rFonts w:eastAsia="黑体"/>
+              </w:rPr>
               <w:t xml:space="preserve">V</w:t>
             </w:r>
           </w:p>
@@ -1638,6 +1804,9 @@
               </m:sSub>
             </m:oMath>
             <w:r>
+              <w:rPr>
+                <w:rFonts w:eastAsia="黑体"/>
+              </w:rPr>
               <w:t xml:space="preserve">​</w:t>
             </w:r>
           </w:p>
@@ -1650,7 +1819,7 @@
             </w:pPr>
             <w:r>
               <w:rPr>
-                <w:rFonts w:hint="eastAsia"/>
+                <w:rFonts w:hint="eastAsia" w:eastAsia="黑体"/>
               </w:rPr>
               <w:t xml:space="preserve">输出电压（负极性）</w:t>
             </w:r>
@@ -1663,6 +1832,9 @@
               <w:pStyle w:val="Compact"/>
             </w:pPr>
             <w:r>
+              <w:rPr>
+                <w:rFonts w:eastAsia="黑体"/>
+              </w:rPr>
               <w:t xml:space="preserve">V</w:t>
             </w:r>
           </w:p>
@@ -1681,6 +1853,9 @@
               </m:r>
             </m:oMath>
             <w:r>
+              <w:rPr>
+                <w:rFonts w:eastAsia="黑体"/>
+              </w:rPr>
               <w:t xml:space="preserve">​</w:t>
             </w:r>
           </w:p>
@@ -1693,7 +1868,7 @@
             </w:pPr>
             <w:r>
               <w:rPr>
-                <w:rFonts w:hint="eastAsia"/>
+                <w:rFonts w:hint="eastAsia" w:eastAsia="黑体"/>
               </w:rPr>
               <w:t xml:space="preserve">开关占空比</w:t>
             </w:r>
@@ -1706,6 +1881,9 @@
               <w:pStyle w:val="Compact"/>
             </w:pPr>
             <w:r>
+              <w:rPr>
+                <w:rFonts w:eastAsia="黑体"/>
+              </w:rPr>
               <w:t xml:space="preserve">—</w:t>
             </w:r>
           </w:p>
@@ -1724,6 +1902,9 @@
               </m:r>
             </m:oMath>
             <w:r>
+              <w:rPr>
+                <w:rFonts w:eastAsia="黑体"/>
+              </w:rPr>
               <w:t xml:space="preserve">​</w:t>
             </w:r>
           </w:p>
@@ -1736,7 +1917,7 @@
             </w:pPr>
             <w:r>
               <w:rPr>
-                <w:rFonts w:hint="eastAsia"/>
+                <w:rFonts w:hint="eastAsia" w:eastAsia="黑体"/>
               </w:rPr>
               <w:t xml:space="preserve">电感</w:t>
             </w:r>
@@ -1749,6 +1930,9 @@
               <w:pStyle w:val="Compact"/>
             </w:pPr>
             <w:r>
+              <w:rPr>
+                <w:rFonts w:eastAsia="黑体"/>
+              </w:rPr>
               <w:t xml:space="preserve">H</w:t>
             </w:r>
           </w:p>
@@ -1767,6 +1951,9 @@
               </m:r>
             </m:oMath>
             <w:r>
+              <w:rPr>
+                <w:rFonts w:eastAsia="黑体"/>
+              </w:rPr>
               <w:t xml:space="preserve">​</w:t>
             </w:r>
           </w:p>
@@ -1779,7 +1966,7 @@
             </w:pPr>
             <w:r>
               <w:rPr>
-                <w:rFonts w:hint="eastAsia"/>
+                <w:rFonts w:hint="eastAsia" w:eastAsia="黑体"/>
               </w:rPr>
               <w:t xml:space="preserve">输出电容</w:t>
             </w:r>
@@ -1792,6 +1979,9 @@
               <w:pStyle w:val="Compact"/>
             </w:pPr>
             <w:r>
+              <w:rPr>
+                <w:rFonts w:eastAsia="黑体"/>
+              </w:rPr>
               <w:t xml:space="preserve">F</w:t>
             </w:r>
           </w:p>
@@ -1822,6 +2012,9 @@
               </m:sSub>
             </m:oMath>
             <w:r>
+              <w:rPr>
+                <w:rFonts w:eastAsia="黑体"/>
+              </w:rPr>
               <w:t xml:space="preserve">​</w:t>
             </w:r>
           </w:p>
@@ -1834,7 +2027,7 @@
             </w:pPr>
             <w:r>
               <w:rPr>
-                <w:rFonts w:hint="eastAsia"/>
+                <w:rFonts w:hint="eastAsia" w:eastAsia="黑体"/>
               </w:rPr>
               <w:t xml:space="preserve">开关频率</w:t>
             </w:r>
@@ -1847,6 +2040,9 @@
               <w:pStyle w:val="Compact"/>
             </w:pPr>
             <w:r>
+              <w:rPr>
+                <w:rFonts w:eastAsia="黑体"/>
+              </w:rPr>
               <w:t xml:space="preserve">Hz</w:t>
             </w:r>
           </w:p>
@@ -1874,6 +2070,9 @@
               </m:sSub>
             </m:oMath>
             <w:r>
+              <w:rPr>
+                <w:rFonts w:eastAsia="黑体"/>
+              </w:rPr>
               <w:t xml:space="preserve">​</w:t>
             </w:r>
           </w:p>
@@ -1886,7 +2085,7 @@
             </w:pPr>
             <w:r>
               <w:rPr>
-                <w:rFonts w:hint="eastAsia"/>
+                <w:rFonts w:hint="eastAsia" w:eastAsia="黑体"/>
               </w:rPr>
               <w:t xml:space="preserve">输出功率</w:t>
             </w:r>
@@ -1899,6 +2098,9 @@
               <w:pStyle w:val="Compact"/>
             </w:pPr>
             <w:r>
+              <w:rPr>
+                <w:rFonts w:eastAsia="黑体"/>
+              </w:rPr>
               <w:t xml:space="preserve">W</w:t>
             </w:r>
           </w:p>
@@ -1932,6 +2134,9 @@
               </m:sSub>
             </m:oMath>
             <w:r>
+              <w:rPr>
+                <w:rFonts w:eastAsia="黑体"/>
+              </w:rPr>
               <w:t xml:space="preserve">​</w:t>
             </w:r>
           </w:p>
@@ -1944,7 +2149,7 @@
             </w:pPr>
             <w:r>
               <w:rPr>
-                <w:rFonts w:hint="eastAsia"/>
+                <w:rFonts w:hint="eastAsia" w:eastAsia="黑体"/>
               </w:rPr>
               <w:t xml:space="preserve">电感纹波电流</w:t>
             </w:r>
@@ -1957,6 +2162,9 @@
               <w:pStyle w:val="Compact"/>
             </w:pPr>
             <w:r>
+              <w:rPr>
+                <w:rFonts w:eastAsia="黑体"/>
+              </w:rPr>
               <w:t xml:space="preserve">A</w:t>
             </w:r>
           </w:p>
@@ -1971,7 +2179,7 @@
       </w:pPr>
       <w:r>
         <w:rPr>
-          <w:rFonts w:hint="eastAsia"/>
+          <w:rFonts w:hint="eastAsia" w:eastAsia="黑体"/>
         </w:rPr>
         <w:t xml:space="preserve">元件调整影响</w:t>
       </w:r>
@@ -1986,58 +2194,79 @@
       </w:pPr>
       <w:r>
         <w:rPr>
+          <w:rFonts w:eastAsia="黑体"/>
           <w:b/>
           <w:bCs/>
         </w:rPr>
         <w:t xml:space="preserve">D = 0.5</w:t>
       </w:r>
       <w:r>
+        <w:rPr>
+          <w:rFonts w:eastAsia="黑体"/>
+        </w:rPr>
         <w:t xml:space="preserve"> </w:t>
       </w:r>
       <w:r>
+        <w:rPr>
+          <w:rFonts w:eastAsia="黑体"/>
+        </w:rPr>
         <w:t xml:space="preserve">→ </w:t>
       </w:r>
       <w:r>
         <w:rPr>
-          <w:rFonts w:hint="eastAsia"/>
+          <w:rFonts w:hint="eastAsia" w:eastAsia="黑体"/>
         </w:rPr>
         <w:t xml:space="preserve">输出幅值等于输入幅值；</w:t>
       </w:r>
       <w:r>
         <w:rPr>
+          <w:rFonts w:eastAsia="黑体"/>
           <w:b/>
           <w:bCs/>
         </w:rPr>
         <w:t xml:space="preserve">D &gt; 0.5</w:t>
       </w:r>
       <w:r>
+        <w:rPr>
+          <w:rFonts w:eastAsia="黑体"/>
+        </w:rPr>
         <w:t xml:space="preserve"> </w:t>
       </w:r>
       <w:r>
+        <w:rPr>
+          <w:rFonts w:eastAsia="黑体"/>
+        </w:rPr>
         <w:t xml:space="preserve">→ </w:t>
       </w:r>
       <w:r>
         <w:rPr>
-          <w:rFonts w:hint="eastAsia"/>
+          <w:rFonts w:hint="eastAsia" w:eastAsia="黑体"/>
         </w:rPr>
         <w:t xml:space="preserve">升压，</w:t>
       </w:r>
       <w:r>
         <w:rPr>
+          <w:rFonts w:eastAsia="黑体"/>
           <w:b/>
           <w:bCs/>
         </w:rPr>
         <w:t xml:space="preserve">D &lt; 0.5</w:t>
       </w:r>
       <w:r>
+        <w:rPr>
+          <w:rFonts w:eastAsia="黑体"/>
+        </w:rPr>
         <w:t xml:space="preserve"> </w:t>
       </w:r>
       <w:r>
+        <w:rPr>
+          <w:rFonts w:eastAsia="黑体"/>
+        </w:rPr>
         <w:t xml:space="preserve">→ </w:t>
       </w:r>
       <w:r>
         <w:rPr>
-          <w:rFonts w:hint="eastAsia"/>
+          <w:rFonts w:hint="eastAsia" w:eastAsia="黑体"/>
         </w:rPr>
         <w:t xml:space="preserve">降压。</w:t>
       </w:r>
@@ -2057,6 +2286,7 @@
       </m:oMath>
       <w:r>
         <w:rPr>
+          <w:rFonts w:eastAsia="黑体"/>
           <w:b/>
           <w:bCs/>
         </w:rPr>
@@ -2064,20 +2294,27 @@
       </w:r>
       <w:r>
         <w:rPr>
+          <w:rFonts w:eastAsia="黑体"/>
           <w:b/>
           <w:bCs/>
         </w:rPr>
         <w:t xml:space="preserve">↑</w:t>
       </w:r>
       <w:r>
+        <w:rPr>
+          <w:rFonts w:eastAsia="黑体"/>
+        </w:rPr>
         <w:t xml:space="preserve"> </w:t>
       </w:r>
       <w:r>
+        <w:rPr>
+          <w:rFonts w:eastAsia="黑体"/>
+        </w:rPr>
         <w:t xml:space="preserve">→ </w:t>
       </w:r>
       <w:r>
         <w:rPr>
-          <w:rFonts w:hint="eastAsia"/>
+          <w:rFonts w:hint="eastAsia" w:eastAsia="黑体"/>
         </w:rPr>
         <w:t xml:space="preserve">纹波减小，连续模式边界向轻载延伸。</w:t>
       </w:r>
@@ -2097,6 +2334,7 @@
       </m:oMath>
       <w:r>
         <w:rPr>
+          <w:rFonts w:eastAsia="黑体"/>
           <w:b/>
           <w:bCs/>
         </w:rPr>
@@ -2104,29 +2342,39 @@
       </w:r>
       <w:r>
         <w:rPr>
+          <w:rFonts w:eastAsia="黑体"/>
           <w:b/>
           <w:bCs/>
         </w:rPr>
         <w:t xml:space="preserve">↑</w:t>
       </w:r>
       <w:r>
+        <w:rPr>
+          <w:rFonts w:eastAsia="黑体"/>
+        </w:rPr>
         <w:t xml:space="preserve"> </w:t>
       </w:r>
       <w:r>
+        <w:rPr>
+          <w:rFonts w:eastAsia="黑体"/>
+        </w:rPr>
         <w:t xml:space="preserve">→ </w:t>
       </w:r>
       <w:r>
         <w:rPr>
-          <w:rFonts w:hint="eastAsia"/>
+          <w:rFonts w:hint="eastAsia" w:eastAsia="黑体"/>
         </w:rPr>
         <w:t xml:space="preserve">输出纹波减小，但</w:t>
       </w:r>
       <w:r>
+        <w:rPr>
+          <w:rFonts w:eastAsia="黑体"/>
+        </w:rPr>
         <w:t xml:space="preserve"> ESR </w:t>
       </w:r>
       <w:r>
         <w:rPr>
-          <w:rFonts w:hint="eastAsia"/>
+          <w:rFonts w:hint="eastAsia" w:eastAsia="黑体"/>
         </w:rPr>
         <w:t xml:space="preserve">与体积需权衡。</w:t>
       </w:r>
@@ -2158,6 +2406,7 @@
       </m:oMath>
       <w:r>
         <w:rPr>
+          <w:rFonts w:eastAsia="黑体"/>
           <w:b/>
           <w:bCs/>
         </w:rPr>
@@ -2165,20 +2414,27 @@
       </w:r>
       <w:r>
         <w:rPr>
+          <w:rFonts w:eastAsia="黑体"/>
           <w:b/>
           <w:bCs/>
         </w:rPr>
         <w:t xml:space="preserve">↑</w:t>
       </w:r>
       <w:r>
+        <w:rPr>
+          <w:rFonts w:eastAsia="黑体"/>
+        </w:rPr>
         <w:t xml:space="preserve"> </w:t>
       </w:r>
       <w:r>
+        <w:rPr>
+          <w:rFonts w:eastAsia="黑体"/>
+        </w:rPr>
         <w:t xml:space="preserve">→ </w:t>
       </w:r>
       <w:r>
         <w:rPr>
-          <w:rFonts w:hint="eastAsia"/>
+          <w:rFonts w:hint="eastAsia" w:eastAsia="黑体"/>
         </w:rPr>
         <w:t xml:space="preserve">磁件与电容减小，开关损耗增大。</w:t>
       </w:r>
@@ -2193,7 +2449,7 @@
       </w:pPr>
       <w:r>
         <w:rPr>
-          <w:rFonts w:hint="eastAsia"/>
+          <w:rFonts w:hint="eastAsia" w:eastAsia="黑体"/>
           <w:b/>
           <w:bCs/>
         </w:rPr>
@@ -2201,6 +2457,7 @@
       </w:r>
       <w:r>
         <w:rPr>
+          <w:rFonts w:eastAsia="黑体"/>
           <w:b/>
           <w:bCs/>
         </w:rPr>
@@ -2208,21 +2465,27 @@
       </w:r>
       <w:r>
         <w:rPr>
-          <w:rFonts w:hint="eastAsia"/>
+          <w:rFonts w:hint="eastAsia" w:eastAsia="黑体"/>
           <w:b/>
           <w:bCs/>
         </w:rPr>
         <w:t xml:space="preserve">反向恢复</w:t>
       </w:r>
       <w:r>
+        <w:rPr>
+          <w:rFonts w:eastAsia="黑体"/>
+        </w:rPr>
         <w:t xml:space="preserve"> </w:t>
       </w:r>
       <w:r>
+        <w:rPr>
+          <w:rFonts w:eastAsia="黑体"/>
+        </w:rPr>
         <w:t xml:space="preserve">→ </w:t>
       </w:r>
       <w:r>
         <w:rPr>
-          <w:rFonts w:hint="eastAsia"/>
+          <w:rFonts w:hint="eastAsia" w:eastAsia="黑体"/>
         </w:rPr>
         <w:t xml:space="preserve">影响效率，反极性输出下续流二极管应力与输入输出压差之和相当。</w:t>
       </w:r>
@@ -2235,7 +2498,7 @@
       </w:pPr>
       <w:r>
         <w:rPr>
-          <w:rFonts w:hint="eastAsia"/>
+          <w:rFonts w:hint="eastAsia" w:eastAsia="黑体"/>
         </w:rPr>
         <w:t xml:space="preserve">典型参数示例</w:t>
       </w:r>
@@ -2250,11 +2513,14 @@
       </w:pPr>
       <w:r>
         <w:rPr>
-          <w:rFonts w:hint="eastAsia"/>
+          <w:rFonts w:hint="eastAsia" w:eastAsia="黑体"/>
         </w:rPr>
         <w:t xml:space="preserve">取</w:t>
       </w:r>
       <w:r>
+        <w:rPr>
+          <w:rFonts w:eastAsia="黑体"/>
+        </w:rPr>
         <w:t xml:space="preserve"> </w:t>
       </w:r>
       <m:oMath>
@@ -2294,6 +2560,9 @@
         </m:r>
       </m:oMath>
       <w:r>
+        <w:rPr>
+          <w:rFonts w:eastAsia="黑体"/>
+        </w:rPr>
         <w:t xml:space="preserve">、</w:t>
       </w:r>
       <m:oMath>
@@ -2312,7 +2581,7 @@
       </m:oMath>
       <w:r>
         <w:rPr>
-          <w:rFonts w:hint="eastAsia"/>
+          <w:rFonts w:hint="eastAsia" w:eastAsia="黑体"/>
         </w:rPr>
         <w:t xml:space="preserve">：</w:t>
       </w:r>
@@ -2392,6 +2661,9 @@
         </m:r>
       </m:oMath>
       <w:r>
+        <w:rPr>
+          <w:rFonts w:eastAsia="黑体"/>
+        </w:rPr>
         <w:t xml:space="preserve">。</w:t>
       </w:r>
     </w:p>
@@ -2405,11 +2677,14 @@
       </w:pPr>
       <w:r>
         <w:rPr>
-          <w:rFonts w:hint="eastAsia"/>
+          <w:rFonts w:hint="eastAsia" w:eastAsia="黑体"/>
         </w:rPr>
         <w:t xml:space="preserve">取</w:t>
       </w:r>
       <w:r>
+        <w:rPr>
+          <w:rFonts w:eastAsia="黑体"/>
+        </w:rPr>
         <w:t xml:space="preserve"> </w:t>
       </w:r>
       <m:oMath>
@@ -2449,6 +2724,9 @@
         </m:r>
       </m:oMath>
       <w:r>
+        <w:rPr>
+          <w:rFonts w:eastAsia="黑体"/>
+        </w:rPr>
         <w:t xml:space="preserve">、</w:t>
       </w:r>
       <m:oMath>
@@ -2467,7 +2745,7 @@
       </m:oMath>
       <w:r>
         <w:rPr>
-          <w:rFonts w:hint="eastAsia"/>
+          <w:rFonts w:hint="eastAsia" w:eastAsia="黑体"/>
         </w:rPr>
         <w:t xml:space="preserve">：</w:t>
       </w:r>
@@ -2548,7 +2826,7 @@
       </m:oMath>
       <w:r>
         <w:rPr>
-          <w:rFonts w:hint="eastAsia"/>
+          <w:rFonts w:hint="eastAsia" w:eastAsia="黑体"/>
         </w:rPr>
         <w:t xml:space="preserve">（升压反极性）。</w:t>
       </w:r>
@@ -2561,7 +2839,7 @@
       </w:pPr>
       <w:r>
         <w:rPr>
-          <w:rFonts w:hint="eastAsia"/>
+          <w:rFonts w:hint="eastAsia" w:eastAsia="黑体"/>
         </w:rPr>
         <w:t xml:space="preserve">常见器件型号</w:t>
       </w:r>
@@ -2576,7 +2854,7 @@
       </w:pPr>
       <w:r>
         <w:rPr>
-          <w:rFonts w:hint="eastAsia"/>
+          <w:rFonts w:hint="eastAsia" w:eastAsia="黑体"/>
         </w:rPr>
         <w:t xml:space="preserve">常用：按需选型</w:t>
       </w:r>
@@ -2591,25 +2869,31 @@
       </w:pPr>
       <w:r>
         <w:rPr>
-          <w:rFonts w:hint="eastAsia"/>
+          <w:rFonts w:hint="eastAsia" w:eastAsia="黑体"/>
         </w:rPr>
         <w:t xml:space="preserve">反极性</w:t>
       </w:r>
       <w:r>
+        <w:rPr>
+          <w:rFonts w:eastAsia="黑体"/>
+        </w:rPr>
         <w:t xml:space="preserve"> Buck-Boost </w:t>
       </w:r>
       <w:r>
         <w:rPr>
-          <w:rFonts w:hint="eastAsia"/>
+          <w:rFonts w:hint="eastAsia" w:eastAsia="黑体"/>
         </w:rPr>
         <w:t xml:space="preserve">控制器：LM2576-ADJ（配反接用法）、TPS65130</w:t>
       </w:r>
       <w:r>
+        <w:rPr>
+          <w:rFonts w:eastAsia="黑体"/>
+        </w:rPr>
         <w:t xml:space="preserve"> </w:t>
       </w:r>
       <w:r>
         <w:rPr>
-          <w:rFonts w:hint="eastAsia"/>
+          <w:rFonts w:hint="eastAsia" w:eastAsia="黑体"/>
         </w:rPr>
         <w:t xml:space="preserve">类。</w:t>
       </w:r>
@@ -2622,7 +2906,7 @@
       </w:pPr>
       <w:r>
         <w:rPr>
-          <w:rFonts w:hint="eastAsia"/>
+          <w:rFonts w:hint="eastAsia" w:eastAsia="黑体"/>
         </w:rPr>
         <w:t xml:space="preserve">注意事项</w:t>
       </w:r>
@@ -2637,7 +2921,7 @@
       </w:pPr>
       <w:r>
         <w:rPr>
-          <w:rFonts w:hint="eastAsia"/>
+          <w:rFonts w:hint="eastAsia" w:eastAsia="黑体"/>
         </w:rPr>
         <w:t xml:space="preserve">输出极性反转为负，负载与反馈系统的参考地需重新规划。</w:t>
       </w:r>
@@ -2652,11 +2936,14 @@
       </w:pPr>
       <w:r>
         <w:rPr>
-          <w:rFonts w:hint="eastAsia"/>
+          <w:rFonts w:hint="eastAsia" w:eastAsia="黑体"/>
         </w:rPr>
         <w:t xml:space="preserve">开关管与二极管承受电压为</w:t>
       </w:r>
       <w:r>
+        <w:rPr>
+          <w:rFonts w:eastAsia="黑体"/>
+        </w:rPr>
         <w:t xml:space="preserve"> </w:t>
       </w:r>
       <m:oMath>
@@ -2720,11 +3007,14 @@
       </m:oMath>
       <w:r>
         <w:rPr>
-          <w:rFonts w:hint="eastAsia"/>
+          <w:rFonts w:hint="eastAsia" w:eastAsia="黑体"/>
         </w:rPr>
         <w:t xml:space="preserve">，耐压要求高于普通</w:t>
       </w:r>
       <w:r>
+        <w:rPr>
+          <w:rFonts w:eastAsia="黑体"/>
+        </w:rPr>
         <w:t xml:space="preserve"> Buck。</w:t>
       </w:r>
     </w:p>
@@ -2738,7 +3028,7 @@
       </w:pPr>
       <w:r>
         <w:rPr>
-          <w:rFonts w:hint="eastAsia"/>
+          <w:rFonts w:hint="eastAsia" w:eastAsia="黑体"/>
         </w:rPr>
         <w:t xml:space="preserve">输入与输出电流均为脉动（不连续），需较大输入/输出电容滤波。</w:t>
       </w:r>
@@ -2753,7 +3043,7 @@
       </w:pPr>
       <w:r>
         <w:rPr>
-          <w:rFonts w:hint="eastAsia"/>
+          <w:rFonts w:hint="eastAsia" w:eastAsia="黑体"/>
         </w:rPr>
         <w:t xml:space="preserve">反极性拓扑的反馈采样需注意符号，接反会破坏环路。</w:t>
       </w:r>
@@ -2766,7 +3056,7 @@
       </w:pPr>
       <w:r>
         <w:rPr>
-          <w:rFonts w:hint="eastAsia"/>
+          <w:rFonts w:hint="eastAsia" w:eastAsia="黑体"/>
         </w:rPr>
         <w:t xml:space="preserve">参考资料</w:t>
       </w:r>
@@ -2780,29 +3070,38 @@
         </w:numPr>
       </w:pPr>
       <w:r>
+        <w:rPr>
+          <w:rFonts w:eastAsia="黑体"/>
+        </w:rPr>
         <w:t xml:space="preserve">TI </w:t>
       </w:r>
       <w:r>
         <w:rPr>
-          <w:rFonts w:hint="eastAsia"/>
+          <w:rFonts w:hint="eastAsia" w:eastAsia="黑体"/>
         </w:rPr>
         <w:t xml:space="preserve">应用笔记</w:t>
       </w:r>
       <w:r>
+        <w:rPr>
+          <w:rFonts w:eastAsia="黑体"/>
+        </w:rPr>
         <w:t xml:space="preserve"> </w:t>
       </w:r>
       <w:r>
         <w:rPr>
-          <w:rFonts w:hint="eastAsia"/>
+          <w:rFonts w:hint="eastAsia" w:eastAsia="黑体"/>
         </w:rPr>
         <w:t xml:space="preserve">SLVA059（Understanding</w:t>
       </w:r>
       <w:r>
+        <w:rPr>
+          <w:rFonts w:eastAsia="黑体"/>
+        </w:rPr>
         <w:t xml:space="preserve"> Buck-Boost Power </w:t>
       </w:r>
       <w:r>
         <w:rPr>
-          <w:rFonts w:hint="eastAsia"/>
+          <w:rFonts w:hint="eastAsia" w:eastAsia="黑体"/>
         </w:rPr>
         <w:t xml:space="preserve">Stages）。</w:t>
       </w:r>
@@ -2816,6 +3115,9 @@
         </w:numPr>
       </w:pPr>
       <w:r>
+        <w:rPr>
+          <w:rFonts w:eastAsia="黑体"/>
+        </w:rPr>
         <w:t xml:space="preserve">Wikipedia: Buck–boost converter。</w:t>
       </w:r>
     </w:p>
@@ -2829,16 +3131,19 @@
       </w:pPr>
       <w:r>
         <w:rPr>
-          <w:rFonts w:hint="eastAsia"/>
+          <w:rFonts w:hint="eastAsia" w:eastAsia="黑体"/>
         </w:rPr>
         <w:t xml:space="preserve">《开关电源设计》（Abraham</w:t>
       </w:r>
       <w:r>
+        <w:rPr>
+          <w:rFonts w:eastAsia="黑体"/>
+        </w:rPr>
         <w:t xml:space="preserve"> I. </w:t>
       </w:r>
       <w:r>
         <w:rPr>
-          <w:rFonts w:hint="eastAsia"/>
+          <w:rFonts w:hint="eastAsia" w:eastAsia="黑体"/>
         </w:rPr>
         <w:t xml:space="preserve">Pressman）。</w:t>
       </w:r>
@@ -2852,11 +3157,11 @@
       </w:pPr>
       <w:r>
         <w:rPr>
-          <w:rFonts w:ascii="Times New Roman" w:hAnsi="Times New Roman"/>
+          <w:rFonts w:ascii="Times New Roman" w:hAnsi="Times New Roman" w:eastAsia="黑体"/>
           <w:color w:val="555555"/>
           <w:sz w:val="21"/>
         </w:rPr>
-        <w:t>材料收集者：杜文杰</w:t>
+        <w:t>材料收集者：杜文杰，WX手机：19519196569，QQ:3478827729</w:t>
       </w:r>
     </w:p>
     <w:sectPr>
@@ -2876,7 +3181,7 @@
 </file>
 
 <file path=word/footer1.xml><?xml version="1.0" encoding="utf-8"?>
-<w:ftr xmlns:m="http://schemas.openxmlformats.org/officeDocument/2006/math" xmlns:mc="http://schemas.openxmlformats.org/markup-compatibility/2006" xmlns:mo="http://schemas.microsoft.com/office/mac/office/2008/main" xmlns:mv="urn:schemas-microsoft-com:mac:vml" xmlns:o="urn:schemas-microsoft-com:office:office" xmlns:r="http://schemas.openxmlformats.org/officeDocument/2006/relationships" xmlns:v="urn:schemas-microsoft-com:vml" xmlns:w10="urn:schemas-microsoft-com:office:word" xmlns:w14="http://schemas.microsoft.com/office/word/2010/wordml" xmlns:w="http://schemas.openxmlformats.org/wordprocessingml/2006/main" xmlns:wne="http://schemas.microsoft.com/office/word/2006/wordml" xmlns:wp14="http://schemas.microsoft.com/office/word/2010/wordprocessingDrawing" xmlns:wp="http://schemas.openxmlformats.org/drawingml/2006/wordprocessingDrawing" xmlns:wpc="http://schemas.microsoft.com/office/word/2010/wordprocessingCanvas" xmlns:wpg="http://schemas.microsoft.com/office/word/2010/wordprocessingGroup" xmlns:wpi="http://schemas.microsoft.com/office/word/2010/wordprocessingInk" xmlns:wps="http://schemas.microsoft.com/office/word/2010/wordprocessingShape" mc:Ignorable="w14 wp14">
+<w:ftr xmlns:mc="http://schemas.openxmlformats.org/markup-compatibility/2006" xmlns:w="http://schemas.openxmlformats.org/wordprocessingml/2006/main" xmlns:m="http://schemas.openxmlformats.org/officeDocument/2006/math" xmlns:mo="http://schemas.microsoft.com/office/mac/office/2008/main" xmlns:mv="urn:schemas-microsoft-com:mac:vml" xmlns:o="urn:schemas-microsoft-com:office:office" xmlns:r="http://schemas.openxmlformats.org/officeDocument/2006/relationships" xmlns:v="urn:schemas-microsoft-com:vml" xmlns:w10="urn:schemas-microsoft-com:office:word" xmlns:w14="http://schemas.microsoft.com/office/word/2010/wordml" xmlns:wne="http://schemas.microsoft.com/office/word/2006/wordml" xmlns:wp14="http://schemas.microsoft.com/office/word/2010/wordprocessingDrawing" xmlns:wp="http://schemas.openxmlformats.org/drawingml/2006/wordprocessingDrawing" xmlns:wpc="http://schemas.microsoft.com/office/word/2010/wordprocessingCanvas" xmlns:wpg="http://schemas.microsoft.com/office/word/2010/wordprocessingGroup" xmlns:wpi="http://schemas.microsoft.com/office/word/2010/wordprocessingInk" xmlns:wps="http://schemas.microsoft.com/office/word/2010/wordprocessingShape" mc:Ignorable="w14 wp14">
   <w:p>
     <w:pPr>
       <w:pStyle w:val="Footer"/>
@@ -2884,12 +3189,14 @@
     </w:pPr>
     <w:r>
       <w:rPr>
+        <w:rFonts w:eastAsia="黑体"/>
         <w:sz w:val="18"/>
       </w:rPr>
       <w:t xml:space="preserve">第 </w:t>
     </w:r>
     <w:r>
       <w:rPr>
+        <w:rFonts w:eastAsia="黑体"/>
         <w:sz w:val="18"/>
       </w:rPr>
       <w:fldChar w:fldCharType="begin"/>
@@ -2898,6 +3205,7 @@
     </w:r>
     <w:r>
       <w:rPr>
+        <w:rFonts w:eastAsia="黑体"/>
         <w:sz w:val="18"/>
       </w:rPr>
       <w:t xml:space="preserve"> 页</w:t>
@@ -2911,6 +3219,9 @@
   <w:footnote w:type="continuationSeparator" w:id="0">
     <w:p>
       <w:r>
+        <w:rPr>
+          <w:rFonts w:eastAsia="黑体"/>
+        </w:rPr>
         <w:continuationSeparator/>
       </w:r>
     </w:p>
@@ -2918,6 +3229,9 @@
   <w:footnote w:type="separator" w:id="-1">
     <w:p>
       <w:r>
+        <w:rPr>
+          <w:rFonts w:eastAsia="黑体"/>
+        </w:rPr>
         <w:separator/>
       </w:r>
     </w:p>
@@ -2926,7 +3240,7 @@
 </file>
 
 <file path=word/header1.xml><?xml version="1.0" encoding="utf-8"?>
-<w:hdr xmlns:m="http://schemas.openxmlformats.org/officeDocument/2006/math" xmlns:mc="http://schemas.openxmlformats.org/markup-compatibility/2006" xmlns:mo="http://schemas.microsoft.com/office/mac/office/2008/main" xmlns:mv="urn:schemas-microsoft-com:mac:vml" xmlns:o="urn:schemas-microsoft-com:office:office" xmlns:r="http://schemas.openxmlformats.org/officeDocument/2006/relationships" xmlns:v="urn:schemas-microsoft-com:vml" xmlns:w10="urn:schemas-microsoft-com:office:word" xmlns:w14="http://schemas.microsoft.com/office/word/2010/wordml" xmlns:w="http://schemas.openxmlformats.org/wordprocessingml/2006/main" xmlns:wne="http://schemas.microsoft.com/office/word/2006/wordml" xmlns:wp14="http://schemas.microsoft.com/office/word/2010/wordprocessingDrawing" xmlns:wp="http://schemas.openxmlformats.org/drawingml/2006/wordprocessingDrawing" xmlns:wpc="http://schemas.microsoft.com/office/word/2010/wordprocessingCanvas" xmlns:wpg="http://schemas.microsoft.com/office/word/2010/wordprocessingGroup" xmlns:wpi="http://schemas.microsoft.com/office/word/2010/wordprocessingInk" xmlns:wps="http://schemas.microsoft.com/office/word/2010/wordprocessingShape" mc:Ignorable="w14 wp14">
+<w:hdr xmlns:mc="http://schemas.openxmlformats.org/markup-compatibility/2006" xmlns:w="http://schemas.openxmlformats.org/wordprocessingml/2006/main" xmlns:m="http://schemas.openxmlformats.org/officeDocument/2006/math" xmlns:mo="http://schemas.microsoft.com/office/mac/office/2008/main" xmlns:mv="urn:schemas-microsoft-com:mac:vml" xmlns:o="urn:schemas-microsoft-com:office:office" xmlns:r="http://schemas.openxmlformats.org/officeDocument/2006/relationships" xmlns:v="urn:schemas-microsoft-com:vml" xmlns:w10="urn:schemas-microsoft-com:office:word" xmlns:w14="http://schemas.microsoft.com/office/word/2010/wordml" xmlns:wne="http://schemas.microsoft.com/office/word/2006/wordml" xmlns:wp14="http://schemas.microsoft.com/office/word/2010/wordprocessingDrawing" xmlns:wp="http://schemas.openxmlformats.org/drawingml/2006/wordprocessingDrawing" xmlns:wpc="http://schemas.microsoft.com/office/word/2010/wordprocessingCanvas" xmlns:wpg="http://schemas.microsoft.com/office/word/2010/wordprocessingGroup" xmlns:wpi="http://schemas.microsoft.com/office/word/2010/wordprocessingInk" xmlns:wps="http://schemas.microsoft.com/office/word/2010/wordprocessingShape" mc:Ignorable="w14 wp14">
   <w:p>
     <w:pPr>
       <w:pStyle w:val="Header"/>
@@ -2934,7 +3248,7 @@
     </w:pPr>
     <w:r>
       <w:rPr>
-        <w:rFonts w:ascii="Times New Roman" w:hAnsi="Times New Roman"/>
+        <w:rFonts w:ascii="Times New Roman" w:hAnsi="Times New Roman" w:eastAsia="黑体"/>
         <w:sz w:val="18"/>
         <w:rFonts w:eastAsia="黑体"/>
         <w:rFonts w:eastAsia="黑体"/>
@@ -2946,7 +3260,7 @@
 </file>
 
 <file path=word/numbering.xml><?xml version="1.0" encoding="utf-8"?>
-<w:numbering xmlns:m="http://schemas.openxmlformats.org/officeDocument/2006/math" xmlns:mc="http://schemas.openxmlformats.org/markup-compatibility/2006" xmlns:mo="http://schemas.microsoft.com/office/mac/office/2008/main" xmlns:mv="urn:schemas-microsoft-com:mac:vml" xmlns:o="urn:schemas-microsoft-com:office:office" xmlns:r="http://schemas.openxmlformats.org/officeDocument/2006/relationships" xmlns:v="urn:schemas-microsoft-com:vml" xmlns:w="http://schemas.openxmlformats.org/wordprocessingml/2006/main" xmlns:w10="urn:schemas-microsoft-com:office:word" xmlns:w14="http://schemas.microsoft.com/office/word/2010/wordml" xmlns:wne="http://schemas.microsoft.com/office/word/2006/wordml" xmlns:wp="http://schemas.openxmlformats.org/drawingml/2006/wordprocessingDrawing" xmlns:wp14="http://schemas.microsoft.com/office/word/2010/wordprocessingDrawing" xmlns:wpc="http://schemas.microsoft.com/office/word/2010/wordprocessingCanvas" xmlns:wpg="http://schemas.microsoft.com/office/word/2010/wordprocessingGroup" xmlns:wpi="http://schemas.microsoft.com/office/word/2010/wordprocessingInk" xmlns:wps="http://schemas.microsoft.com/office/word/2010/wordprocessingShape" mc:Ignorable="w14 wp14">
+<w:numbering xmlns:mc="http://schemas.openxmlformats.org/markup-compatibility/2006" xmlns:w="http://schemas.openxmlformats.org/wordprocessingml/2006/main" xmlns:m="http://schemas.openxmlformats.org/officeDocument/2006/math" xmlns:mo="http://schemas.microsoft.com/office/mac/office/2008/main" xmlns:mv="urn:schemas-microsoft-com:mac:vml" xmlns:o="urn:schemas-microsoft-com:office:office" xmlns:r="http://schemas.openxmlformats.org/officeDocument/2006/relationships" xmlns:v="urn:schemas-microsoft-com:vml" xmlns:w10="urn:schemas-microsoft-com:office:word" xmlns:w14="http://schemas.microsoft.com/office/word/2010/wordml" xmlns:wne="http://schemas.microsoft.com/office/word/2006/wordml" xmlns:wp="http://schemas.openxmlformats.org/drawingml/2006/wordprocessingDrawing" xmlns:wp14="http://schemas.microsoft.com/office/word/2010/wordprocessingDrawing" xmlns:wpc="http://schemas.microsoft.com/office/word/2010/wordprocessingCanvas" xmlns:wpg="http://schemas.microsoft.com/office/word/2010/wordprocessingGroup" xmlns:wpi="http://schemas.microsoft.com/office/word/2010/wordprocessingInk" xmlns:wps="http://schemas.microsoft.com/office/word/2010/wordprocessingShape" mc:Ignorable="w14 wp14">
   <w:abstractNum w:abstractNumId="0">
     <w:nsid w:val="FFFFFF7C"/>
     <w:multiLevelType w:val="singleLevel"/>
@@ -3033,7 +3347,7 @@
         <w:ind w:hanging="360" w:left="1440"/>
       </w:pPr>
       <w:rPr>
-        <w:rFonts w:ascii="Symbol" w:hAnsi="Symbol" w:hint="default"/>
+        <w:rFonts w:ascii="Symbol" w:hAnsi="Symbol" w:hint="default" w:eastAsia="黑体"/>
       </w:rPr>
     </w:lvl>
   </w:abstractNum>
@@ -3054,7 +3368,7 @@
         <w:ind w:hanging="360" w:left="1080"/>
       </w:pPr>
       <w:rPr>
-        <w:rFonts w:ascii="Symbol" w:hAnsi="Symbol" w:hint="default"/>
+        <w:rFonts w:ascii="Symbol" w:hAnsi="Symbol" w:hint="default" w:eastAsia="黑体"/>
       </w:rPr>
     </w:lvl>
   </w:abstractNum>
@@ -3075,7 +3389,7 @@
         <w:ind w:hanging="360" w:left="720"/>
       </w:pPr>
       <w:rPr>
-        <w:rFonts w:ascii="Symbol" w:hAnsi="Symbol" w:hint="default"/>
+        <w:rFonts w:ascii="Symbol" w:hAnsi="Symbol" w:hint="default" w:eastAsia="黑体"/>
       </w:rPr>
     </w:lvl>
   </w:abstractNum>
@@ -3114,7 +3428,7 @@
         <w:ind w:hanging="360" w:left="360"/>
       </w:pPr>
       <w:rPr>
-        <w:rFonts w:ascii="Symbol" w:hAnsi="Symbol" w:hint="default"/>
+        <w:rFonts w:ascii="Symbol" w:hAnsi="Symbol" w:hint="default" w:eastAsia="黑体"/>
       </w:rPr>
     </w:lvl>
   </w:abstractNum>
@@ -3205,7 +3519,7 @@
         <w:ind w:left="720" w:hanging="360"/>
       </w:pPr>
       <w:rPr>
-        <w:rFonts w:ascii="Symbol" w:hAnsi="Symbol" w:cs="Symbol" w:hint="default"/>
+        <w:rFonts w:ascii="Symbol" w:hAnsi="Symbol" w:cs="Symbol" w:hint="default" w:eastAsia="黑体"/>
       </w:rPr>
     </w:lvl>
     <w:lvl w:ilvl="1">
@@ -3216,7 +3530,7 @@
         <w:ind w:left="1440" w:hanging="360"/>
       </w:pPr>
       <w:rPr>
-        <w:rFonts w:ascii="Courier New" w:hAnsi="Courier New" w:cs="Courier New" w:hint="default"/>
+        <w:rFonts w:ascii="Courier New" w:hAnsi="Courier New" w:cs="Courier New" w:hint="default" w:eastAsia="黑体"/>
       </w:rPr>
     </w:lvl>
     <w:lvl w:ilvl="2">
@@ -3227,7 +3541,7 @@
         <w:ind w:left="2160" w:hanging="360"/>
       </w:pPr>
       <w:rPr>
-        <w:rFonts w:ascii="Wingdings" w:hAnsi="Wingdings" w:cs="Wingdings" w:hint="default"/>
+        <w:rFonts w:ascii="Wingdings" w:hAnsi="Wingdings" w:cs="Wingdings" w:hint="default" w:eastAsia="黑体"/>
       </w:rPr>
     </w:lvl>
     <w:lvl w:ilvl="3">
@@ -3238,7 +3552,7 @@
         <w:ind w:left="2880" w:hanging="360"/>
       </w:pPr>
       <w:rPr>
-        <w:rFonts w:ascii="Symbol" w:hAnsi="Symbol" w:cs="Symbol" w:hint="default"/>
+        <w:rFonts w:ascii="Symbol" w:hAnsi="Symbol" w:cs="Symbol" w:hint="default" w:eastAsia="黑体"/>
       </w:rPr>
     </w:lvl>
     <w:lvl w:ilvl="4">
@@ -3249,7 +3563,7 @@
         <w:ind w:left="3600" w:hanging="360"/>
       </w:pPr>
       <w:rPr>
-        <w:rFonts w:ascii="Courier New" w:hAnsi="Courier New" w:cs="Courier New" w:hint="default"/>
+        <w:rFonts w:ascii="Courier New" w:hAnsi="Courier New" w:cs="Courier New" w:hint="default" w:eastAsia="黑体"/>
       </w:rPr>
     </w:lvl>
     <w:lvl w:ilvl="5">
@@ -3260,7 +3574,7 @@
         <w:ind w:left="4320" w:hanging="360"/>
       </w:pPr>
       <w:rPr>
-        <w:rFonts w:ascii="Wingdings" w:hAnsi="Wingdings" w:cs="Wingdings" w:hint="default"/>
+        <w:rFonts w:ascii="Wingdings" w:hAnsi="Wingdings" w:cs="Wingdings" w:hint="default" w:eastAsia="黑体"/>
       </w:rPr>
     </w:lvl>
     <w:lvl w:ilvl="6">
@@ -3271,7 +3585,7 @@
         <w:ind w:left="5040" w:hanging="360"/>
       </w:pPr>
       <w:rPr>
-        <w:rFonts w:ascii="Symbol" w:hAnsi="Symbol" w:cs="Symbol" w:hint="default"/>
+        <w:rFonts w:ascii="Symbol" w:hAnsi="Symbol" w:cs="Symbol" w:hint="default" w:eastAsia="黑体"/>
       </w:rPr>
     </w:lvl>
     <w:lvl w:ilvl="7">
@@ -3282,7 +3596,7 @@
         <w:ind w:left="5760" w:hanging="360"/>
       </w:pPr>
       <w:rPr>
-        <w:rFonts w:ascii="Courier New" w:hAnsi="Courier New" w:cs="Courier New" w:hint="default"/>
+        <w:rFonts w:ascii="Courier New" w:hAnsi="Courier New" w:cs="Courier New" w:hint="default" w:eastAsia="黑体"/>
       </w:rPr>
     </w:lvl>
     <w:lvl w:ilvl="8">
@@ -3293,7 +3607,7 @@
         <w:ind w:left="6480" w:hanging="360"/>
       </w:pPr>
       <w:rPr>
-        <w:rFonts w:ascii="Wingdings" w:hAnsi="Wingdings" w:cs="Wingdings" w:hint="default"/>
+        <w:rFonts w:ascii="Wingdings" w:hAnsi="Wingdings" w:cs="Wingdings" w:hint="default" w:eastAsia="黑体"/>
       </w:rPr>
     </w:lvl>
   </w:abstractNum>
@@ -3349,11 +3663,11 @@
 </file>
 
 <file path=word/styles.xml><?xml version="1.0" encoding="utf-8"?>
-<w:styles xmlns:mc="http://schemas.openxmlformats.org/markup-compatibility/2006" xmlns:r="http://schemas.openxmlformats.org/officeDocument/2006/relationships" xmlns:w="http://schemas.openxmlformats.org/wordprocessingml/2006/main" xmlns:w14="http://schemas.microsoft.com/office/word/2010/wordml" mc:Ignorable="w14">
+<w:styles xmlns:mc="http://schemas.openxmlformats.org/markup-compatibility/2006" xmlns:w="http://schemas.openxmlformats.org/wordprocessingml/2006/main" xmlns:r="http://schemas.openxmlformats.org/officeDocument/2006/relationships" xmlns:w14="http://schemas.microsoft.com/office/word/2010/wordml" mc:Ignorable="w14">
   <w:docDefaults>
     <w:rPrDefault>
       <w:rPr>
-        <w:rFonts w:asciiTheme="minorHAnsi" w:cstheme="minorBidi" w:eastAsiaTheme="minorEastAsia" w:hAnsiTheme="minorHAnsi"/>
+        <w:rFonts w:asciiTheme="minorHAnsi" w:cstheme="minorBidi" w:hAnsiTheme="minorHAnsi" w:eastAsia="黑体"/>
         <w:sz w:val="22"/>
         <w:szCs w:val="22"/>
         <w:lang w:bidi="ar-SA" w:eastAsia="en-US" w:val="en-US"/>
@@ -3575,7 +3889,7 @@
       <w:outlineLvl w:val="0"/>
     </w:pPr>
     <w:rPr>
-      <w:rFonts w:ascii="Times New Roman" w:asciiTheme="majorHAnsi" w:cstheme="majorBidi" w:eastAsia="黑体" w:eastAsiaTheme="majorEastAsia" w:hAnsi="Times New Roman" w:hAnsiTheme="majorHAnsi"/>
+      <w:rFonts w:ascii="Times New Roman" w:asciiTheme="majorHAnsi" w:cstheme="majorBidi" w:eastAsia="黑体" w:hAnsi="Times New Roman" w:hAnsiTheme="majorHAnsi"/>
       <w:b/>
       <w:bCs/>
       <w:color w:val="1F3864"/>
@@ -3599,7 +3913,7 @@
       <w:outlineLvl w:val="1"/>
     </w:pPr>
     <w:rPr>
-      <w:rFonts w:ascii="Times New Roman" w:asciiTheme="majorHAnsi" w:cstheme="majorBidi" w:eastAsia="黑体" w:eastAsiaTheme="majorEastAsia" w:hAnsi="Times New Roman" w:hAnsiTheme="majorHAnsi"/>
+      <w:rFonts w:ascii="Times New Roman" w:asciiTheme="majorHAnsi" w:cstheme="majorBidi" w:eastAsia="黑体" w:hAnsi="Times New Roman" w:hAnsiTheme="majorHAnsi"/>
       <w:b/>
       <w:bCs/>
       <w:color w:val="2E4E7E"/>
@@ -3623,7 +3937,7 @@
       <w:outlineLvl w:val="2"/>
     </w:pPr>
     <w:rPr>
-      <w:rFonts w:ascii="Times New Roman" w:asciiTheme="majorHAnsi" w:cstheme="majorBidi" w:eastAsia="黑体" w:eastAsiaTheme="majorEastAsia" w:hAnsi="Times New Roman" w:hAnsiTheme="majorHAnsi"/>
+      <w:rFonts w:ascii="Times New Roman" w:asciiTheme="majorHAnsi" w:cstheme="majorBidi" w:eastAsia="黑体" w:hAnsi="Times New Roman" w:hAnsiTheme="majorHAnsi"/>
       <w:b/>
       <w:bCs/>
       <w:color w:val="2E4E7E"/>
@@ -3647,7 +3961,7 @@
       <w:outlineLvl w:val="3"/>
     </w:pPr>
     <w:rPr>
-      <w:rFonts w:ascii="Times New Roman" w:asciiTheme="majorHAnsi" w:cstheme="majorBidi" w:eastAsia="黑体" w:eastAsiaTheme="majorEastAsia" w:hAnsi="Times New Roman" w:hAnsiTheme="majorHAnsi"/>
+      <w:rFonts w:ascii="Times New Roman" w:asciiTheme="majorHAnsi" w:cstheme="majorBidi" w:eastAsia="黑体" w:hAnsi="Times New Roman" w:hAnsiTheme="majorHAnsi"/>
       <w:b/>
       <w:bCs/>
       <w:i/>
@@ -3673,7 +3987,7 @@
       <w:outlineLvl w:val="4"/>
     </w:pPr>
     <w:rPr>
-      <w:rFonts w:ascii="Times New Roman" w:asciiTheme="majorHAnsi" w:cstheme="majorBidi" w:eastAsia="黑体" w:eastAsiaTheme="majorEastAsia" w:hAnsi="Times New Roman" w:hAnsiTheme="majorHAnsi"/>
+      <w:rFonts w:ascii="Times New Roman" w:asciiTheme="majorHAnsi" w:cstheme="majorBidi" w:eastAsia="黑体" w:hAnsi="Times New Roman" w:hAnsiTheme="majorHAnsi"/>
       <w:b/>
       <w:color w:val="333333"/>
       <w:sz w:val="22"/>
@@ -3696,7 +4010,7 @@
       <w:outlineLvl w:val="5"/>
     </w:pPr>
     <w:rPr>
-      <w:rFonts w:asciiTheme="majorHAnsi" w:cstheme="majorBidi" w:eastAsiaTheme="majorEastAsia" w:hAnsiTheme="majorHAnsi"/>
+      <w:rFonts w:asciiTheme="majorHAnsi" w:cstheme="majorBidi" w:hAnsiTheme="majorHAnsi" w:eastAsia="黑体"/>
       <w:i/>
       <w:iCs/>
       <w:color w:themeColor="accent1" w:themeShade="7F" w:val="243F60"/>
@@ -3719,7 +4033,7 @@
       <w:outlineLvl w:val="6"/>
     </w:pPr>
     <w:rPr>
-      <w:rFonts w:asciiTheme="majorHAnsi" w:cstheme="majorBidi" w:eastAsiaTheme="majorEastAsia" w:hAnsiTheme="majorHAnsi"/>
+      <w:rFonts w:asciiTheme="majorHAnsi" w:cstheme="majorBidi" w:hAnsiTheme="majorHAnsi" w:eastAsia="黑体"/>
       <w:i/>
       <w:iCs/>
       <w:color w:themeColor="text1" w:themeTint="BF" w:val="404040"/>
@@ -3742,7 +4056,7 @@
       <w:outlineLvl w:val="7"/>
     </w:pPr>
     <w:rPr>
-      <w:rFonts w:asciiTheme="majorHAnsi" w:cstheme="majorBidi" w:eastAsiaTheme="majorEastAsia" w:hAnsiTheme="majorHAnsi"/>
+      <w:rFonts w:asciiTheme="majorHAnsi" w:cstheme="majorBidi" w:hAnsiTheme="majorHAnsi" w:eastAsia="黑体"/>
       <w:color w:themeColor="accent1" w:val="4F81BD"/>
       <w:sz w:val="20"/>
       <w:szCs w:val="20"/>
@@ -3765,7 +4079,7 @@
       <w:outlineLvl w:val="8"/>
     </w:pPr>
     <w:rPr>
-      <w:rFonts w:asciiTheme="majorHAnsi" w:cstheme="majorBidi" w:eastAsiaTheme="majorEastAsia" w:hAnsiTheme="majorHAnsi"/>
+      <w:rFonts w:asciiTheme="majorHAnsi" w:cstheme="majorBidi" w:hAnsiTheme="majorHAnsi" w:eastAsia="黑体"/>
       <w:i/>
       <w:iCs/>
       <w:color w:themeColor="text1" w:themeTint="BF" w:val="404040"/>
@@ -3816,7 +4130,7 @@
     <w:uiPriority w:val="9"/>
     <w:rsid w:val="00FC693F"/>
     <w:rPr>
-      <w:rFonts w:asciiTheme="majorHAnsi" w:cstheme="majorBidi" w:eastAsiaTheme="majorEastAsia" w:hAnsiTheme="majorHAnsi"/>
+      <w:rFonts w:asciiTheme="majorHAnsi" w:cstheme="majorBidi" w:hAnsiTheme="majorHAnsi" w:eastAsia="黑体"/>
       <w:b/>
       <w:bCs/>
       <w:color w:themeColor="accent1" w:themeShade="BF" w:val="365F91"/>
@@ -3831,7 +4145,7 @@
     <w:uiPriority w:val="9"/>
     <w:rsid w:val="00FC693F"/>
     <w:rPr>
-      <w:rFonts w:asciiTheme="majorHAnsi" w:cstheme="majorBidi" w:eastAsiaTheme="majorEastAsia" w:hAnsiTheme="majorHAnsi"/>
+      <w:rFonts w:asciiTheme="majorHAnsi" w:cstheme="majorBidi" w:hAnsiTheme="majorHAnsi" w:eastAsia="黑体"/>
       <w:b/>
       <w:bCs/>
       <w:color w:themeColor="accent1" w:val="4F81BD"/>
@@ -3846,7 +4160,7 @@
     <w:uiPriority w:val="9"/>
     <w:rsid w:val="00FC693F"/>
     <w:rPr>
-      <w:rFonts w:asciiTheme="majorHAnsi" w:cstheme="majorBidi" w:eastAsiaTheme="majorEastAsia" w:hAnsiTheme="majorHAnsi"/>
+      <w:rFonts w:asciiTheme="majorHAnsi" w:cstheme="majorBidi" w:hAnsiTheme="majorHAnsi" w:eastAsia="黑体"/>
       <w:b/>
       <w:bCs/>
       <w:color w:themeColor="accent1" w:val="4F81BD"/>
@@ -3869,7 +4183,7 @@
       <w:contextualSpacing/>
     </w:pPr>
     <w:rPr>
-      <w:rFonts w:ascii="Times New Roman" w:asciiTheme="majorHAnsi" w:cstheme="majorBidi" w:eastAsia="黑体" w:eastAsiaTheme="majorEastAsia" w:hAnsi="Times New Roman" w:hAnsiTheme="majorHAnsi"/>
+      <w:rFonts w:ascii="Times New Roman" w:asciiTheme="majorHAnsi" w:cstheme="majorBidi" w:eastAsia="黑体" w:hAnsi="Times New Roman" w:hAnsiTheme="majorHAnsi"/>
       <w:b/>
       <w:color w:val="1F3864"/>
       <w:spacing w:val="5"/>
@@ -3885,7 +4199,7 @@
     <w:uiPriority w:val="10"/>
     <w:rsid w:val="00FC693F"/>
     <w:rPr>
-      <w:rFonts w:asciiTheme="majorHAnsi" w:cstheme="majorBidi" w:eastAsiaTheme="majorEastAsia" w:hAnsiTheme="majorHAnsi"/>
+      <w:rFonts w:asciiTheme="majorHAnsi" w:cstheme="majorBidi" w:hAnsiTheme="majorHAnsi" w:eastAsia="黑体"/>
       <w:color w:themeColor="text2" w:themeShade="BF" w:val="17365D"/>
       <w:spacing w:val="5"/>
       <w:kern w:val="28"/>
@@ -3907,7 +4221,7 @@
       </w:numPr>
     </w:pPr>
     <w:rPr>
-      <w:rFonts w:asciiTheme="majorHAnsi" w:cstheme="majorBidi" w:eastAsiaTheme="majorEastAsia" w:hAnsiTheme="majorHAnsi"/>
+      <w:rFonts w:asciiTheme="majorHAnsi" w:cstheme="majorBidi" w:hAnsiTheme="majorHAnsi" w:eastAsia="黑体"/>
       <w:i/>
       <w:iCs/>
       <w:color w:themeColor="accent1" w:val="4F81BD"/>
@@ -3923,7 +4237,7 @@
     <w:uiPriority w:val="11"/>
     <w:rsid w:val="00FC693F"/>
     <w:rPr>
-      <w:rFonts w:asciiTheme="majorHAnsi" w:cstheme="majorBidi" w:eastAsiaTheme="majorEastAsia" w:hAnsiTheme="majorHAnsi"/>
+      <w:rFonts w:asciiTheme="majorHAnsi" w:cstheme="majorBidi" w:hAnsiTheme="majorHAnsi" w:eastAsia="黑体"/>
       <w:i/>
       <w:iCs/>
       <w:color w:themeColor="accent1" w:val="4F81BD"/>
@@ -3990,6 +4304,7 @@
       <w:spacing w:after="120"/>
     </w:pPr>
     <w:rPr>
+      <w:rFonts w:eastAsia="黑体"/>
       <w:sz w:val="16"/>
       <w:szCs w:val="16"/>
     </w:rPr>
@@ -4001,6 +4316,7 @@
     <w:uiPriority w:val="99"/>
     <w:rsid w:val="00AA1D8D"/>
     <w:rPr>
+      <w:rFonts w:eastAsia="黑体"/>
       <w:sz w:val="16"/>
       <w:szCs w:val="16"/>
     </w:rPr>
@@ -4170,7 +4486,7 @@
       </w:tabs>
     </w:pPr>
     <w:rPr>
-      <w:rFonts w:ascii="Courier" w:hAnsi="Courier"/>
+      <w:rFonts w:ascii="Courier" w:hAnsi="Courier" w:eastAsia="黑体"/>
       <w:sz w:val="20"/>
       <w:szCs w:val="20"/>
     </w:rPr>
@@ -4182,7 +4498,7 @@
     <w:uiPriority w:val="99"/>
     <w:rsid w:val="0029639D"/>
     <w:rPr>
-      <w:rFonts w:ascii="Courier" w:hAnsi="Courier"/>
+      <w:rFonts w:ascii="Courier" w:hAnsi="Courier" w:eastAsia="黑体"/>
       <w:sz w:val="20"/>
       <w:szCs w:val="20"/>
     </w:rPr>
@@ -4218,6 +4534,7 @@
     <w:uiPriority w:val="29"/>
     <w:rsid w:val="00FC693F"/>
     <w:rPr>
+      <w:rFonts w:eastAsia="黑体"/>
       <w:i/>
       <w:iCs/>
       <w:color w:themeColor="text1" w:val="000000"/>
@@ -4231,7 +4548,7 @@
     <w:semiHidden/>
     <w:rsid w:val="00FC693F"/>
     <w:rPr>
-      <w:rFonts w:asciiTheme="majorHAnsi" w:cstheme="majorBidi" w:eastAsiaTheme="majorEastAsia" w:hAnsiTheme="majorHAnsi"/>
+      <w:rFonts w:asciiTheme="majorHAnsi" w:cstheme="majorBidi" w:hAnsiTheme="majorHAnsi" w:eastAsia="黑体"/>
       <w:b/>
       <w:bCs/>
       <w:i/>
@@ -4247,7 +4564,7 @@
     <w:semiHidden/>
     <w:rsid w:val="00FC693F"/>
     <w:rPr>
-      <w:rFonts w:asciiTheme="majorHAnsi" w:cstheme="majorBidi" w:eastAsiaTheme="majorEastAsia" w:hAnsiTheme="majorHAnsi"/>
+      <w:rFonts w:asciiTheme="majorHAnsi" w:cstheme="majorBidi" w:hAnsiTheme="majorHAnsi" w:eastAsia="黑体"/>
       <w:color w:themeColor="accent1" w:themeShade="7F" w:val="243F60"/>
     </w:rPr>
   </w:style>
@@ -4259,7 +4576,7 @@
     <w:semiHidden/>
     <w:rsid w:val="00FC693F"/>
     <w:rPr>
-      <w:rFonts w:asciiTheme="majorHAnsi" w:cstheme="majorBidi" w:eastAsiaTheme="majorEastAsia" w:hAnsiTheme="majorHAnsi"/>
+      <w:rFonts w:asciiTheme="majorHAnsi" w:cstheme="majorBidi" w:hAnsiTheme="majorHAnsi" w:eastAsia="黑体"/>
       <w:i/>
       <w:iCs/>
       <w:color w:themeColor="accent1" w:themeShade="7F" w:val="243F60"/>
@@ -4273,7 +4590,7 @@
     <w:semiHidden/>
     <w:rsid w:val="00FC693F"/>
     <w:rPr>
-      <w:rFonts w:asciiTheme="majorHAnsi" w:cstheme="majorBidi" w:eastAsiaTheme="majorEastAsia" w:hAnsiTheme="majorHAnsi"/>
+      <w:rFonts w:asciiTheme="majorHAnsi" w:cstheme="majorBidi" w:hAnsiTheme="majorHAnsi" w:eastAsia="黑体"/>
       <w:i/>
       <w:iCs/>
       <w:color w:themeColor="text1" w:themeTint="BF" w:val="404040"/>
@@ -4287,7 +4604,7 @@
     <w:semiHidden/>
     <w:rsid w:val="00FC693F"/>
     <w:rPr>
-      <w:rFonts w:asciiTheme="majorHAnsi" w:cstheme="majorBidi" w:eastAsiaTheme="majorEastAsia" w:hAnsiTheme="majorHAnsi"/>
+      <w:rFonts w:asciiTheme="majorHAnsi" w:cstheme="majorBidi" w:hAnsiTheme="majorHAnsi" w:eastAsia="黑体"/>
       <w:color w:themeColor="accent1" w:val="4F81BD"/>
       <w:sz w:val="20"/>
       <w:szCs w:val="20"/>
@@ -4301,7 +4618,7 @@
     <w:semiHidden/>
     <w:rsid w:val="00FC693F"/>
     <w:rPr>
-      <w:rFonts w:asciiTheme="majorHAnsi" w:cstheme="majorBidi" w:eastAsiaTheme="majorEastAsia" w:hAnsiTheme="majorHAnsi"/>
+      <w:rFonts w:asciiTheme="majorHAnsi" w:cstheme="majorBidi" w:hAnsiTheme="majorHAnsi" w:eastAsia="黑体"/>
       <w:i/>
       <w:iCs/>
       <w:color w:themeColor="text1" w:themeTint="BF" w:val="404040"/>
@@ -4322,6 +4639,7 @@
       <w:spacing w:line="240" w:lineRule="auto"/>
     </w:pPr>
     <w:rPr>
+      <w:rFonts w:eastAsia="黑体"/>
       <w:b/>
       <w:bCs/>
       <w:color w:themeColor="accent1" w:val="4F81BD"/>
@@ -4336,6 +4654,7 @@
     <w:qFormat/>
     <w:rsid w:val="00FC693F"/>
     <w:rPr>
+      <w:rFonts w:eastAsia="黑体"/>
       <w:b/>
       <w:bCs/>
     </w:rPr>
@@ -4347,6 +4666,7 @@
     <w:qFormat/>
     <w:rsid w:val="00FC693F"/>
     <w:rPr>
+      <w:rFonts w:eastAsia="黑体"/>
       <w:i/>
       <w:iCs/>
     </w:rPr>
@@ -4367,6 +4687,7 @@
       <w:ind w:left="936" w:right="936"/>
     </w:pPr>
     <w:rPr>
+      <w:rFonts w:eastAsia="黑体"/>
       <w:b/>
       <w:bCs/>
       <w:i/>
@@ -4381,6 +4702,7 @@
     <w:uiPriority w:val="30"/>
     <w:rsid w:val="00FC693F"/>
     <w:rPr>
+      <w:rFonts w:eastAsia="黑体"/>
       <w:b/>
       <w:bCs/>
       <w:i/>
@@ -4395,6 +4717,7 @@
     <w:qFormat/>
     <w:rsid w:val="00FC693F"/>
     <w:rPr>
+      <w:rFonts w:eastAsia="黑体"/>
       <w:i/>
       <w:iCs/>
       <w:color w:themeColor="text1" w:themeTint="7F" w:val="808080"/>
@@ -4407,6 +4730,7 @@
     <w:qFormat/>
     <w:rsid w:val="00FC693F"/>
     <w:rPr>
+      <w:rFonts w:eastAsia="黑体"/>
       <w:b/>
       <w:bCs/>
       <w:i/>
@@ -4421,6 +4745,7 @@
     <w:qFormat/>
     <w:rsid w:val="00FC693F"/>
     <w:rPr>
+      <w:rFonts w:eastAsia="黑体"/>
       <w:smallCaps/>
       <w:color w:themeColor="accent2" w:val="C0504D"/>
       <w:u w:val="single"/>
@@ -4433,6 +4758,7 @@
     <w:qFormat/>
     <w:rsid w:val="00FC693F"/>
     <w:rPr>
+      <w:rFonts w:eastAsia="黑体"/>
       <w:b/>
       <w:bCs/>
       <w:smallCaps/>
@@ -4448,6 +4774,7 @@
     <w:qFormat/>
     <w:rsid w:val="00FC693F"/>
     <w:rPr>
+      <w:rFonts w:eastAsia="黑体"/>
       <w:b/>
       <w:bCs/>
       <w:smallCaps/>
@@ -4502,6 +4829,7 @@
       <w:spacing w:after="0" w:line="240" w:lineRule="auto"/>
     </w:pPr>
     <w:rPr>
+      <w:rFonts w:eastAsia="黑体"/>
       <w:color w:themeColor="text1" w:themeShade="BF" w:val="000000"/>
     </w:rPr>
     <w:tblPr>
@@ -4524,6 +4852,7 @@
         <w:spacing w:after="0" w:before="0" w:line="240" w:lineRule="auto"/>
       </w:pPr>
       <w:rPr>
+        <w:rFonts w:eastAsia="黑体"/>
         <w:b/>
         <w:bCs/>
       </w:rPr>
@@ -4544,6 +4873,7 @@
         <w:spacing w:after="0" w:before="0" w:line="240" w:lineRule="auto"/>
       </w:pPr>
       <w:rPr>
+        <w:rFonts w:eastAsia="黑体"/>
         <w:b/>
         <w:bCs/>
       </w:rPr>
@@ -4561,12 +4891,14 @@
     </w:tblStylePr>
     <w:tblStylePr w:type="firstCol">
       <w:rPr>
+        <w:rFonts w:eastAsia="黑体"/>
         <w:b/>
         <w:bCs/>
       </w:rPr>
     </w:tblStylePr>
     <w:tblStylePr w:type="lastCol">
       <w:rPr>
+        <w:rFonts w:eastAsia="黑体"/>
         <w:b/>
         <w:bCs/>
       </w:rPr>
@@ -4605,6 +4937,7 @@
       <w:spacing w:after="0" w:line="240" w:lineRule="auto"/>
     </w:pPr>
     <w:rPr>
+      <w:rFonts w:eastAsia="黑体"/>
       <w:color w:themeColor="accent1" w:themeShade="BF" w:val="365F91"/>
     </w:rPr>
     <w:tblPr>
@@ -4627,6 +4960,7 @@
         <w:spacing w:after="0" w:before="0" w:line="240" w:lineRule="auto"/>
       </w:pPr>
       <w:rPr>
+        <w:rFonts w:eastAsia="黑体"/>
         <w:b/>
         <w:bCs/>
       </w:rPr>
@@ -4647,6 +4981,7 @@
         <w:spacing w:after="0" w:before="0" w:line="240" w:lineRule="auto"/>
       </w:pPr>
       <w:rPr>
+        <w:rFonts w:eastAsia="黑体"/>
         <w:b/>
         <w:bCs/>
       </w:rPr>
@@ -4664,12 +4999,14 @@
     </w:tblStylePr>
     <w:tblStylePr w:type="firstCol">
       <w:rPr>
+        <w:rFonts w:eastAsia="黑体"/>
         <w:b/>
         <w:bCs/>
       </w:rPr>
     </w:tblStylePr>
     <w:tblStylePr w:type="lastCol">
       <w:rPr>
+        <w:rFonts w:eastAsia="黑体"/>
         <w:b/>
         <w:bCs/>
       </w:rPr>
@@ -4708,6 +5045,7 @@
       <w:spacing w:after="0" w:line="240" w:lineRule="auto"/>
     </w:pPr>
     <w:rPr>
+      <w:rFonts w:eastAsia="黑体"/>
       <w:color w:themeColor="accent2" w:themeShade="BF" w:val="943634"/>
     </w:rPr>
     <w:tblPr>
@@ -4730,6 +5068,7 @@
         <w:spacing w:after="0" w:before="0" w:line="240" w:lineRule="auto"/>
       </w:pPr>
       <w:rPr>
+        <w:rFonts w:eastAsia="黑体"/>
         <w:b/>
         <w:bCs/>
       </w:rPr>
@@ -4750,6 +5089,7 @@
         <w:spacing w:after="0" w:before="0" w:line="240" w:lineRule="auto"/>
       </w:pPr>
       <w:rPr>
+        <w:rFonts w:eastAsia="黑体"/>
         <w:b/>
         <w:bCs/>
       </w:rPr>
@@ -4767,12 +5107,14 @@
     </w:tblStylePr>
     <w:tblStylePr w:type="firstCol">
       <w:rPr>
+        <w:rFonts w:eastAsia="黑体"/>
         <w:b/>
         <w:bCs/>
       </w:rPr>
     </w:tblStylePr>
     <w:tblStylePr w:type="lastCol">
       <w:rPr>
+        <w:rFonts w:eastAsia="黑体"/>
         <w:b/>
         <w:bCs/>
       </w:rPr>
@@ -4811,6 +5153,7 @@
       <w:spacing w:after="0" w:line="240" w:lineRule="auto"/>
     </w:pPr>
     <w:rPr>
+      <w:rFonts w:eastAsia="黑体"/>
       <w:color w:themeColor="accent3" w:themeShade="BF" w:val="76923C"/>
     </w:rPr>
     <w:tblPr>
@@ -4833,6 +5176,7 @@
         <w:spacing w:after="0" w:before="0" w:line="240" w:lineRule="auto"/>
       </w:pPr>
       <w:rPr>
+        <w:rFonts w:eastAsia="黑体"/>
         <w:b/>
         <w:bCs/>
       </w:rPr>
@@ -4853,6 +5197,7 @@
         <w:spacing w:after="0" w:before="0" w:line="240" w:lineRule="auto"/>
       </w:pPr>
       <w:rPr>
+        <w:rFonts w:eastAsia="黑体"/>
         <w:b/>
         <w:bCs/>
       </w:rPr>
@@ -4870,12 +5215,14 @@
     </w:tblStylePr>
     <w:tblStylePr w:type="firstCol">
       <w:rPr>
+        <w:rFonts w:eastAsia="黑体"/>
         <w:b/>
         <w:bCs/>
       </w:rPr>
     </w:tblStylePr>
     <w:tblStylePr w:type="lastCol">
       <w:rPr>
+        <w:rFonts w:eastAsia="黑体"/>
         <w:b/>
         <w:bCs/>
       </w:rPr>
@@ -4914,6 +5261,7 @@
       <w:spacing w:after="0" w:line="240" w:lineRule="auto"/>
     </w:pPr>
     <w:rPr>
+      <w:rFonts w:eastAsia="黑体"/>
       <w:color w:themeColor="accent4" w:themeShade="BF" w:val="5F497A"/>
     </w:rPr>
     <w:tblPr>
@@ -4936,6 +5284,7 @@
         <w:spacing w:after="0" w:before="0" w:line="240" w:lineRule="auto"/>
       </w:pPr>
       <w:rPr>
+        <w:rFonts w:eastAsia="黑体"/>
         <w:b/>
         <w:bCs/>
       </w:rPr>
@@ -4956,6 +5305,7 @@
         <w:spacing w:after="0" w:before="0" w:line="240" w:lineRule="auto"/>
       </w:pPr>
       <w:rPr>
+        <w:rFonts w:eastAsia="黑体"/>
         <w:b/>
         <w:bCs/>
       </w:rPr>
@@ -4973,12 +5323,14 @@
     </w:tblStylePr>
     <w:tblStylePr w:type="firstCol">
       <w:rPr>
+        <w:rFonts w:eastAsia="黑体"/>
         <w:b/>
         <w:bCs/>
       </w:rPr>
     </w:tblStylePr>
     <w:tblStylePr w:type="lastCol">
       <w:rPr>
+        <w:rFonts w:eastAsia="黑体"/>
         <w:b/>
         <w:bCs/>
       </w:rPr>
@@ -5017,6 +5369,7 @@
       <w:spacing w:after="0" w:line="240" w:lineRule="auto"/>
     </w:pPr>
     <w:rPr>
+      <w:rFonts w:eastAsia="黑体"/>
       <w:color w:themeColor="accent5" w:themeShade="BF" w:val="31849B"/>
     </w:rPr>
     <w:tblPr>
@@ -5039,6 +5392,7 @@
         <w:spacing w:after="0" w:before="0" w:line="240" w:lineRule="auto"/>
       </w:pPr>
       <w:rPr>
+        <w:rFonts w:eastAsia="黑体"/>
         <w:b/>
         <w:bCs/>
       </w:rPr>
@@ -5059,6 +5413,7 @@
         <w:spacing w:after="0" w:before="0" w:line="240" w:lineRule="auto"/>
       </w:pPr>
       <w:rPr>
+        <w:rFonts w:eastAsia="黑体"/>
         <w:b/>
         <w:bCs/>
       </w:rPr>
@@ -5076,12 +5431,14 @@
     </w:tblStylePr>
     <w:tblStylePr w:type="firstCol">
       <w:rPr>
+        <w:rFonts w:eastAsia="黑体"/>
         <w:b/>
         <w:bCs/>
       </w:rPr>
     </w:tblStylePr>
     <w:tblStylePr w:type="lastCol">
       <w:rPr>
+        <w:rFonts w:eastAsia="黑体"/>
         <w:b/>
         <w:bCs/>
       </w:rPr>
@@ -5120,6 +5477,7 @@
       <w:spacing w:after="0" w:line="240" w:lineRule="auto"/>
     </w:pPr>
     <w:rPr>
+      <w:rFonts w:eastAsia="黑体"/>
       <w:color w:themeColor="accent6" w:themeShade="BF" w:val="E36C0A"/>
     </w:rPr>
     <w:tblPr>
@@ -5142,6 +5500,7 @@
         <w:spacing w:after="0" w:before="0" w:line="240" w:lineRule="auto"/>
       </w:pPr>
       <w:rPr>
+        <w:rFonts w:eastAsia="黑体"/>
         <w:b/>
         <w:bCs/>
       </w:rPr>
@@ -5162,6 +5521,7 @@
         <w:spacing w:after="0" w:before="0" w:line="240" w:lineRule="auto"/>
       </w:pPr>
       <w:rPr>
+        <w:rFonts w:eastAsia="黑体"/>
         <w:b/>
         <w:bCs/>
       </w:rPr>
@@ -5179,12 +5539,14 @@
     </w:tblStylePr>
     <w:tblStylePr w:type="firstCol">
       <w:rPr>
+        <w:rFonts w:eastAsia="黑体"/>
         <w:b/>
         <w:bCs/>
       </w:rPr>
     </w:tblStylePr>
     <w:tblStylePr w:type="lastCol">
       <w:rPr>
+        <w:rFonts w:eastAsia="黑体"/>
         <w:b/>
         <w:bCs/>
       </w:rPr>
@@ -5244,6 +5606,7 @@
         <w:spacing w:after="0" w:before="0" w:line="240" w:lineRule="auto"/>
       </w:pPr>
       <w:rPr>
+        <w:rFonts w:eastAsia="黑体"/>
         <w:b/>
         <w:bCs/>
         <w:color w:themeColor="background1" w:val="FFFFFF"/>
@@ -5258,6 +5621,7 @@
         <w:spacing w:after="0" w:before="0" w:line="240" w:lineRule="auto"/>
       </w:pPr>
       <w:rPr>
+        <w:rFonts w:eastAsia="黑体"/>
         <w:b/>
         <w:bCs/>
       </w:rPr>
@@ -5273,12 +5637,14 @@
     </w:tblStylePr>
     <w:tblStylePr w:type="firstCol">
       <w:rPr>
+        <w:rFonts w:eastAsia="黑体"/>
         <w:b/>
         <w:bCs/>
       </w:rPr>
     </w:tblStylePr>
     <w:tblStylePr w:type="lastCol">
       <w:rPr>
+        <w:rFonts w:eastAsia="黑体"/>
         <w:b/>
         <w:bCs/>
       </w:rPr>
@@ -5336,6 +5702,7 @@
         <w:spacing w:after="0" w:before="0" w:line="240" w:lineRule="auto"/>
       </w:pPr>
       <w:rPr>
+        <w:rFonts w:eastAsia="黑体"/>
         <w:b/>
         <w:bCs/>
         <w:color w:themeColor="background1" w:val="FFFFFF"/>
@@ -5350,6 +5717,7 @@
         <w:spacing w:after="0" w:before="0" w:line="240" w:lineRule="auto"/>
       </w:pPr>
       <w:rPr>
+        <w:rFonts w:eastAsia="黑体"/>
         <w:b/>
         <w:bCs/>
       </w:rPr>
@@ -5365,12 +5733,14 @@
     </w:tblStylePr>
     <w:tblStylePr w:type="firstCol">
       <w:rPr>
+        <w:rFonts w:eastAsia="黑体"/>
         <w:b/>
         <w:bCs/>
       </w:rPr>
     </w:tblStylePr>
     <w:tblStylePr w:type="lastCol">
       <w:rPr>
+        <w:rFonts w:eastAsia="黑体"/>
         <w:b/>
         <w:bCs/>
       </w:rPr>
@@ -5428,6 +5798,7 @@
         <w:spacing w:after="0" w:before="0" w:line="240" w:lineRule="auto"/>
       </w:pPr>
       <w:rPr>
+        <w:rFonts w:eastAsia="黑体"/>
         <w:b/>
         <w:bCs/>
         <w:color w:themeColor="background1" w:val="FFFFFF"/>
@@ -5442,6 +5813,7 @@
         <w:spacing w:after="0" w:before="0" w:line="240" w:lineRule="auto"/>
       </w:pPr>
       <w:rPr>
+        <w:rFonts w:eastAsia="黑体"/>
         <w:b/>
         <w:bCs/>
       </w:rPr>
@@ -5457,12 +5829,14 @@
     </w:tblStylePr>
     <w:tblStylePr w:type="firstCol">
       <w:rPr>
+        <w:rFonts w:eastAsia="黑体"/>
         <w:b/>
         <w:bCs/>
       </w:rPr>
     </w:tblStylePr>
     <w:tblStylePr w:type="lastCol">
       <w:rPr>
+        <w:rFonts w:eastAsia="黑体"/>
         <w:b/>
         <w:bCs/>
       </w:rPr>
@@ -5520,6 +5894,7 @@
         <w:spacing w:after="0" w:before="0" w:line="240" w:lineRule="auto"/>
       </w:pPr>
       <w:rPr>
+        <w:rFonts w:eastAsia="黑体"/>
         <w:b/>
         <w:bCs/>
         <w:color w:themeColor="background1" w:val="FFFFFF"/>
@@ -5534,6 +5909,7 @@
         <w:spacing w:after="0" w:before="0" w:line="240" w:lineRule="auto"/>
       </w:pPr>
       <w:rPr>
+        <w:rFonts w:eastAsia="黑体"/>
         <w:b/>
         <w:bCs/>
       </w:rPr>
@@ -5549,12 +5925,14 @@
     </w:tblStylePr>
     <w:tblStylePr w:type="firstCol">
       <w:rPr>
+        <w:rFonts w:eastAsia="黑体"/>
         <w:b/>
         <w:bCs/>
       </w:rPr>
     </w:tblStylePr>
     <w:tblStylePr w:type="lastCol">
       <w:rPr>
+        <w:rFonts w:eastAsia="黑体"/>
         <w:b/>
         <w:bCs/>
       </w:rPr>
@@ -5612,6 +5990,7 @@
         <w:spacing w:after="0" w:before="0" w:line="240" w:lineRule="auto"/>
       </w:pPr>
       <w:rPr>
+        <w:rFonts w:eastAsia="黑体"/>
         <w:b/>
         <w:bCs/>
         <w:color w:themeColor="background1" w:val="FFFFFF"/>
@@ -5626,6 +6005,7 @@
         <w:spacing w:after="0" w:before="0" w:line="240" w:lineRule="auto"/>
       </w:pPr>
       <w:rPr>
+        <w:rFonts w:eastAsia="黑体"/>
         <w:b/>
         <w:bCs/>
       </w:rPr>
@@ -5641,12 +6021,14 @@
     </w:tblStylePr>
     <w:tblStylePr w:type="firstCol">
       <w:rPr>
+        <w:rFonts w:eastAsia="黑体"/>
         <w:b/>
         <w:bCs/>
       </w:rPr>
     </w:tblStylePr>
     <w:tblStylePr w:type="lastCol">
       <w:rPr>
+        <w:rFonts w:eastAsia="黑体"/>
         <w:b/>
         <w:bCs/>
       </w:rPr>
@@ -5704,6 +6086,7 @@
         <w:spacing w:after="0" w:before="0" w:line="240" w:lineRule="auto"/>
       </w:pPr>
       <w:rPr>
+        <w:rFonts w:eastAsia="黑体"/>
         <w:b/>
         <w:bCs/>
         <w:color w:themeColor="background1" w:val="FFFFFF"/>
@@ -5718,6 +6101,7 @@
         <w:spacing w:after="0" w:before="0" w:line="240" w:lineRule="auto"/>
       </w:pPr>
       <w:rPr>
+        <w:rFonts w:eastAsia="黑体"/>
         <w:b/>
         <w:bCs/>
       </w:rPr>
@@ -5733,12 +6117,14 @@
     </w:tblStylePr>
     <w:tblStylePr w:type="firstCol">
       <w:rPr>
+        <w:rFonts w:eastAsia="黑体"/>
         <w:b/>
         <w:bCs/>
       </w:rPr>
     </w:tblStylePr>
     <w:tblStylePr w:type="lastCol">
       <w:rPr>
+        <w:rFonts w:eastAsia="黑体"/>
         <w:b/>
         <w:bCs/>
       </w:rPr>
@@ -5796,6 +6182,7 @@
         <w:spacing w:after="0" w:before="0" w:line="240" w:lineRule="auto"/>
       </w:pPr>
       <w:rPr>
+        <w:rFonts w:eastAsia="黑体"/>
         <w:b/>
         <w:bCs/>
         <w:color w:themeColor="background1" w:val="FFFFFF"/>
@@ -5810,6 +6197,7 @@
         <w:spacing w:after="0" w:before="0" w:line="240" w:lineRule="auto"/>
       </w:pPr>
       <w:rPr>
+        <w:rFonts w:eastAsia="黑体"/>
         <w:b/>
         <w:bCs/>
       </w:rPr>
@@ -5825,12 +6213,14 @@
     </w:tblStylePr>
     <w:tblStylePr w:type="firstCol">
       <w:rPr>
+        <w:rFonts w:eastAsia="黑体"/>
         <w:b/>
         <w:bCs/>
       </w:rPr>
     </w:tblStylePr>
     <w:tblStylePr w:type="lastCol">
       <w:rPr>
+        <w:rFonts w:eastAsia="黑体"/>
         <w:b/>
         <w:bCs/>
       </w:rPr>
@@ -5890,7 +6280,7 @@
         <w:spacing w:after="0" w:before="0" w:line="240" w:lineRule="auto"/>
       </w:pPr>
       <w:rPr>
-        <w:rFonts w:asciiTheme="majorHAnsi" w:cstheme="majorBidi" w:eastAsiaTheme="majorEastAsia" w:hAnsiTheme="majorHAnsi"/>
+        <w:rFonts w:asciiTheme="majorHAnsi" w:cstheme="majorBidi" w:hAnsiTheme="majorHAnsi" w:eastAsia="黑体"/>
         <w:b/>
         <w:bCs/>
       </w:rPr>
@@ -5911,7 +6301,7 @@
         <w:spacing w:after="0" w:before="0" w:line="240" w:lineRule="auto"/>
       </w:pPr>
       <w:rPr>
-        <w:rFonts w:asciiTheme="majorHAnsi" w:cstheme="majorBidi" w:eastAsiaTheme="majorEastAsia" w:hAnsiTheme="majorHAnsi"/>
+        <w:rFonts w:asciiTheme="majorHAnsi" w:cstheme="majorBidi" w:hAnsiTheme="majorHAnsi" w:eastAsia="黑体"/>
         <w:b/>
         <w:bCs/>
       </w:rPr>
@@ -5929,14 +6319,14 @@
     </w:tblStylePr>
     <w:tblStylePr w:type="firstCol">
       <w:rPr>
-        <w:rFonts w:asciiTheme="majorHAnsi" w:cstheme="majorBidi" w:eastAsiaTheme="majorEastAsia" w:hAnsiTheme="majorHAnsi"/>
+        <w:rFonts w:asciiTheme="majorHAnsi" w:cstheme="majorBidi" w:hAnsiTheme="majorHAnsi" w:eastAsia="黑体"/>
         <w:b/>
         <w:bCs/>
       </w:rPr>
     </w:tblStylePr>
     <w:tblStylePr w:type="lastCol">
       <w:rPr>
-        <w:rFonts w:asciiTheme="majorHAnsi" w:cstheme="majorBidi" w:eastAsiaTheme="majorEastAsia" w:hAnsiTheme="majorHAnsi"/>
+        <w:rFonts w:asciiTheme="majorHAnsi" w:cstheme="majorBidi" w:hAnsiTheme="majorHAnsi" w:eastAsia="黑体"/>
         <w:b/>
         <w:bCs/>
       </w:rPr>
@@ -6020,7 +6410,7 @@
         <w:spacing w:after="0" w:before="0" w:line="240" w:lineRule="auto"/>
       </w:pPr>
       <w:rPr>
-        <w:rFonts w:asciiTheme="majorHAnsi" w:cstheme="majorBidi" w:eastAsiaTheme="majorEastAsia" w:hAnsiTheme="majorHAnsi"/>
+        <w:rFonts w:asciiTheme="majorHAnsi" w:cstheme="majorBidi" w:hAnsiTheme="majorHAnsi" w:eastAsia="黑体"/>
         <w:b/>
         <w:bCs/>
       </w:rPr>
@@ -6041,7 +6431,7 @@
         <w:spacing w:after="0" w:before="0" w:line="240" w:lineRule="auto"/>
       </w:pPr>
       <w:rPr>
-        <w:rFonts w:asciiTheme="majorHAnsi" w:cstheme="majorBidi" w:eastAsiaTheme="majorEastAsia" w:hAnsiTheme="majorHAnsi"/>
+        <w:rFonts w:asciiTheme="majorHAnsi" w:cstheme="majorBidi" w:hAnsiTheme="majorHAnsi" w:eastAsia="黑体"/>
         <w:b/>
         <w:bCs/>
       </w:rPr>
@@ -6059,14 +6449,14 @@
     </w:tblStylePr>
     <w:tblStylePr w:type="firstCol">
       <w:rPr>
-        <w:rFonts w:asciiTheme="majorHAnsi" w:cstheme="majorBidi" w:eastAsiaTheme="majorEastAsia" w:hAnsiTheme="majorHAnsi"/>
+        <w:rFonts w:asciiTheme="majorHAnsi" w:cstheme="majorBidi" w:hAnsiTheme="majorHAnsi" w:eastAsia="黑体"/>
         <w:b/>
         <w:bCs/>
       </w:rPr>
     </w:tblStylePr>
     <w:tblStylePr w:type="lastCol">
       <w:rPr>
-        <w:rFonts w:asciiTheme="majorHAnsi" w:cstheme="majorBidi" w:eastAsiaTheme="majorEastAsia" w:hAnsiTheme="majorHAnsi"/>
+        <w:rFonts w:asciiTheme="majorHAnsi" w:cstheme="majorBidi" w:hAnsiTheme="majorHAnsi" w:eastAsia="黑体"/>
         <w:b/>
         <w:bCs/>
       </w:rPr>
@@ -6150,7 +6540,7 @@
         <w:spacing w:after="0" w:before="0" w:line="240" w:lineRule="auto"/>
       </w:pPr>
       <w:rPr>
-        <w:rFonts w:asciiTheme="majorHAnsi" w:cstheme="majorBidi" w:eastAsiaTheme="majorEastAsia" w:hAnsiTheme="majorHAnsi"/>
+        <w:rFonts w:asciiTheme="majorHAnsi" w:cstheme="majorBidi" w:hAnsiTheme="majorHAnsi" w:eastAsia="黑体"/>
         <w:b/>
         <w:bCs/>
       </w:rPr>
@@ -6171,7 +6561,7 @@
         <w:spacing w:after="0" w:before="0" w:line="240" w:lineRule="auto"/>
       </w:pPr>
       <w:rPr>
-        <w:rFonts w:asciiTheme="majorHAnsi" w:cstheme="majorBidi" w:eastAsiaTheme="majorEastAsia" w:hAnsiTheme="majorHAnsi"/>
+        <w:rFonts w:asciiTheme="majorHAnsi" w:cstheme="majorBidi" w:hAnsiTheme="majorHAnsi" w:eastAsia="黑体"/>
         <w:b/>
         <w:bCs/>
       </w:rPr>
@@ -6189,14 +6579,14 @@
     </w:tblStylePr>
     <w:tblStylePr w:type="firstCol">
       <w:rPr>
-        <w:rFonts w:asciiTheme="majorHAnsi" w:cstheme="majorBidi" w:eastAsiaTheme="majorEastAsia" w:hAnsiTheme="majorHAnsi"/>
+        <w:rFonts w:asciiTheme="majorHAnsi" w:cstheme="majorBidi" w:hAnsiTheme="majorHAnsi" w:eastAsia="黑体"/>
         <w:b/>
         <w:bCs/>
       </w:rPr>
     </w:tblStylePr>
     <w:tblStylePr w:type="lastCol">
       <w:rPr>
-        <w:rFonts w:asciiTheme="majorHAnsi" w:cstheme="majorBidi" w:eastAsiaTheme="majorEastAsia" w:hAnsiTheme="majorHAnsi"/>
+        <w:rFonts w:asciiTheme="majorHAnsi" w:cstheme="majorBidi" w:hAnsiTheme="majorHAnsi" w:eastAsia="黑体"/>
         <w:b/>
         <w:bCs/>
       </w:rPr>
@@ -6280,7 +6670,7 @@
         <w:spacing w:after="0" w:before="0" w:line="240" w:lineRule="auto"/>
       </w:pPr>
       <w:rPr>
-        <w:rFonts w:asciiTheme="majorHAnsi" w:cstheme="majorBidi" w:eastAsiaTheme="majorEastAsia" w:hAnsiTheme="majorHAnsi"/>
+        <w:rFonts w:asciiTheme="majorHAnsi" w:cstheme="majorBidi" w:hAnsiTheme="majorHAnsi" w:eastAsia="黑体"/>
         <w:b/>
         <w:bCs/>
       </w:rPr>
@@ -6301,7 +6691,7 @@
         <w:spacing w:after="0" w:before="0" w:line="240" w:lineRule="auto"/>
       </w:pPr>
       <w:rPr>
-        <w:rFonts w:asciiTheme="majorHAnsi" w:cstheme="majorBidi" w:eastAsiaTheme="majorEastAsia" w:hAnsiTheme="majorHAnsi"/>
+        <w:rFonts w:asciiTheme="majorHAnsi" w:cstheme="majorBidi" w:hAnsiTheme="majorHAnsi" w:eastAsia="黑体"/>
         <w:b/>
         <w:bCs/>
       </w:rPr>
@@ -6319,14 +6709,14 @@
     </w:tblStylePr>
     <w:tblStylePr w:type="firstCol">
       <w:rPr>
-        <w:rFonts w:asciiTheme="majorHAnsi" w:cstheme="majorBidi" w:eastAsiaTheme="majorEastAsia" w:hAnsiTheme="majorHAnsi"/>
+        <w:rFonts w:asciiTheme="majorHAnsi" w:cstheme="majorBidi" w:hAnsiTheme="majorHAnsi" w:eastAsia="黑体"/>
         <w:b/>
         <w:bCs/>
       </w:rPr>
     </w:tblStylePr>
     <w:tblStylePr w:type="lastCol">
       <w:rPr>
-        <w:rFonts w:asciiTheme="majorHAnsi" w:cstheme="majorBidi" w:eastAsiaTheme="majorEastAsia" w:hAnsiTheme="majorHAnsi"/>
+        <w:rFonts w:asciiTheme="majorHAnsi" w:cstheme="majorBidi" w:hAnsiTheme="majorHAnsi" w:eastAsia="黑体"/>
         <w:b/>
         <w:bCs/>
       </w:rPr>
@@ -6410,7 +6800,7 @@
         <w:spacing w:after="0" w:before="0" w:line="240" w:lineRule="auto"/>
       </w:pPr>
       <w:rPr>
-        <w:rFonts w:asciiTheme="majorHAnsi" w:cstheme="majorBidi" w:eastAsiaTheme="majorEastAsia" w:hAnsiTheme="majorHAnsi"/>
+        <w:rFonts w:asciiTheme="majorHAnsi" w:cstheme="majorBidi" w:hAnsiTheme="majorHAnsi" w:eastAsia="黑体"/>
         <w:b/>
         <w:bCs/>
       </w:rPr>
@@ -6431,7 +6821,7 @@
         <w:spacing w:after="0" w:before="0" w:line="240" w:lineRule="auto"/>
       </w:pPr>
       <w:rPr>
-        <w:rFonts w:asciiTheme="majorHAnsi" w:cstheme="majorBidi" w:eastAsiaTheme="majorEastAsia" w:hAnsiTheme="majorHAnsi"/>
+        <w:rFonts w:asciiTheme="majorHAnsi" w:cstheme="majorBidi" w:hAnsiTheme="majorHAnsi" w:eastAsia="黑体"/>
         <w:b/>
         <w:bCs/>
       </w:rPr>
@@ -6449,14 +6839,14 @@
     </w:tblStylePr>
     <w:tblStylePr w:type="firstCol">
       <w:rPr>
-        <w:rFonts w:asciiTheme="majorHAnsi" w:cstheme="majorBidi" w:eastAsiaTheme="majorEastAsia" w:hAnsiTheme="majorHAnsi"/>
+        <w:rFonts w:asciiTheme="majorHAnsi" w:cstheme="majorBidi" w:hAnsiTheme="majorHAnsi" w:eastAsia="黑体"/>
         <w:b/>
         <w:bCs/>
       </w:rPr>
     </w:tblStylePr>
     <w:tblStylePr w:type="lastCol">
       <w:rPr>
-        <w:rFonts w:asciiTheme="majorHAnsi" w:cstheme="majorBidi" w:eastAsiaTheme="majorEastAsia" w:hAnsiTheme="majorHAnsi"/>
+        <w:rFonts w:asciiTheme="majorHAnsi" w:cstheme="majorBidi" w:hAnsiTheme="majorHAnsi" w:eastAsia="黑体"/>
         <w:b/>
         <w:bCs/>
       </w:rPr>
@@ -6540,7 +6930,7 @@
         <w:spacing w:after="0" w:before="0" w:line="240" w:lineRule="auto"/>
       </w:pPr>
       <w:rPr>
-        <w:rFonts w:asciiTheme="majorHAnsi" w:cstheme="majorBidi" w:eastAsiaTheme="majorEastAsia" w:hAnsiTheme="majorHAnsi"/>
+        <w:rFonts w:asciiTheme="majorHAnsi" w:cstheme="majorBidi" w:hAnsiTheme="majorHAnsi" w:eastAsia="黑体"/>
         <w:b/>
         <w:bCs/>
       </w:rPr>
@@ -6561,7 +6951,7 @@
         <w:spacing w:after="0" w:before="0" w:line="240" w:lineRule="auto"/>
       </w:pPr>
       <w:rPr>
-        <w:rFonts w:asciiTheme="majorHAnsi" w:cstheme="majorBidi" w:eastAsiaTheme="majorEastAsia" w:hAnsiTheme="majorHAnsi"/>
+        <w:rFonts w:asciiTheme="majorHAnsi" w:cstheme="majorBidi" w:hAnsiTheme="majorHAnsi" w:eastAsia="黑体"/>
         <w:b/>
         <w:bCs/>
       </w:rPr>
@@ -6579,14 +6969,14 @@
     </w:tblStylePr>
     <w:tblStylePr w:type="firstCol">
       <w:rPr>
-        <w:rFonts w:asciiTheme="majorHAnsi" w:cstheme="majorBidi" w:eastAsiaTheme="majorEastAsia" w:hAnsiTheme="majorHAnsi"/>
+        <w:rFonts w:asciiTheme="majorHAnsi" w:cstheme="majorBidi" w:hAnsiTheme="majorHAnsi" w:eastAsia="黑体"/>
         <w:b/>
         <w:bCs/>
       </w:rPr>
     </w:tblStylePr>
     <w:tblStylePr w:type="lastCol">
       <w:rPr>
-        <w:rFonts w:asciiTheme="majorHAnsi" w:cstheme="majorBidi" w:eastAsiaTheme="majorEastAsia" w:hAnsiTheme="majorHAnsi"/>
+        <w:rFonts w:asciiTheme="majorHAnsi" w:cstheme="majorBidi" w:hAnsiTheme="majorHAnsi" w:eastAsia="黑体"/>
         <w:b/>
         <w:bCs/>
       </w:rPr>
@@ -6670,7 +7060,7 @@
         <w:spacing w:after="0" w:before="0" w:line="240" w:lineRule="auto"/>
       </w:pPr>
       <w:rPr>
-        <w:rFonts w:asciiTheme="majorHAnsi" w:cstheme="majorBidi" w:eastAsiaTheme="majorEastAsia" w:hAnsiTheme="majorHAnsi"/>
+        <w:rFonts w:asciiTheme="majorHAnsi" w:cstheme="majorBidi" w:hAnsiTheme="majorHAnsi" w:eastAsia="黑体"/>
         <w:b/>
         <w:bCs/>
       </w:rPr>
@@ -6691,7 +7081,7 @@
         <w:spacing w:after="0" w:before="0" w:line="240" w:lineRule="auto"/>
       </w:pPr>
       <w:rPr>
-        <w:rFonts w:asciiTheme="majorHAnsi" w:cstheme="majorBidi" w:eastAsiaTheme="majorEastAsia" w:hAnsiTheme="majorHAnsi"/>
+        <w:rFonts w:asciiTheme="majorHAnsi" w:cstheme="majorBidi" w:hAnsiTheme="majorHAnsi" w:eastAsia="黑体"/>
         <w:b/>
         <w:bCs/>
       </w:rPr>
@@ -6709,14 +7099,14 @@
     </w:tblStylePr>
     <w:tblStylePr w:type="firstCol">
       <w:rPr>
-        <w:rFonts w:asciiTheme="majorHAnsi" w:cstheme="majorBidi" w:eastAsiaTheme="majorEastAsia" w:hAnsiTheme="majorHAnsi"/>
+        <w:rFonts w:asciiTheme="majorHAnsi" w:cstheme="majorBidi" w:hAnsiTheme="majorHAnsi" w:eastAsia="黑体"/>
         <w:b/>
         <w:bCs/>
       </w:rPr>
     </w:tblStylePr>
     <w:tblStylePr w:type="lastCol">
       <w:rPr>
-        <w:rFonts w:asciiTheme="majorHAnsi" w:cstheme="majorBidi" w:eastAsiaTheme="majorEastAsia" w:hAnsiTheme="majorHAnsi"/>
+        <w:rFonts w:asciiTheme="majorHAnsi" w:cstheme="majorBidi" w:hAnsiTheme="majorHAnsi" w:eastAsia="黑体"/>
         <w:b/>
         <w:bCs/>
       </w:rPr>
@@ -6799,6 +7189,7 @@
         <w:spacing w:after="0" w:before="0" w:line="240" w:lineRule="auto"/>
       </w:pPr>
       <w:rPr>
+        <w:rFonts w:eastAsia="黑体"/>
         <w:b/>
         <w:bCs/>
         <w:color w:themeColor="background1" w:val="FFFFFF"/>
@@ -6821,6 +7212,7 @@
         <w:spacing w:after="0" w:before="0" w:line="240" w:lineRule="auto"/>
       </w:pPr>
       <w:rPr>
+        <w:rFonts w:eastAsia="黑体"/>
         <w:b/>
         <w:bCs/>
       </w:rPr>
@@ -6838,12 +7230,14 @@
     </w:tblStylePr>
     <w:tblStylePr w:type="firstCol">
       <w:rPr>
+        <w:rFonts w:eastAsia="黑体"/>
         <w:b/>
         <w:bCs/>
       </w:rPr>
     </w:tblStylePr>
     <w:tblStylePr w:type="lastCol">
       <w:rPr>
+        <w:rFonts w:eastAsia="黑体"/>
         <w:b/>
         <w:bCs/>
       </w:rPr>
@@ -6905,6 +7299,7 @@
         <w:spacing w:after="0" w:before="0" w:line="240" w:lineRule="auto"/>
       </w:pPr>
       <w:rPr>
+        <w:rFonts w:eastAsia="黑体"/>
         <w:b/>
         <w:bCs/>
         <w:color w:themeColor="background1" w:val="FFFFFF"/>
@@ -6927,6 +7322,7 @@
         <w:spacing w:after="0" w:before="0" w:line="240" w:lineRule="auto"/>
       </w:pPr>
       <w:rPr>
+        <w:rFonts w:eastAsia="黑体"/>
         <w:b/>
         <w:bCs/>
       </w:rPr>
@@ -6944,12 +7340,14 @@
     </w:tblStylePr>
     <w:tblStylePr w:type="firstCol">
       <w:rPr>
+        <w:rFonts w:eastAsia="黑体"/>
         <w:b/>
         <w:bCs/>
       </w:rPr>
     </w:tblStylePr>
     <w:tblStylePr w:type="lastCol">
       <w:rPr>
+        <w:rFonts w:eastAsia="黑体"/>
         <w:b/>
         <w:bCs/>
       </w:rPr>
@@ -7011,6 +7409,7 @@
         <w:spacing w:after="0" w:before="0" w:line="240" w:lineRule="auto"/>
       </w:pPr>
       <w:rPr>
+        <w:rFonts w:eastAsia="黑体"/>
         <w:b/>
         <w:bCs/>
         <w:color w:themeColor="background1" w:val="FFFFFF"/>
@@ -7033,6 +7432,7 @@
         <w:spacing w:after="0" w:before="0" w:line="240" w:lineRule="auto"/>
       </w:pPr>
       <w:rPr>
+        <w:rFonts w:eastAsia="黑体"/>
         <w:b/>
         <w:bCs/>
       </w:rPr>
@@ -7050,12 +7450,14 @@
     </w:tblStylePr>
     <w:tblStylePr w:type="firstCol">
       <w:rPr>
+        <w:rFonts w:eastAsia="黑体"/>
         <w:b/>
         <w:bCs/>
       </w:rPr>
     </w:tblStylePr>
     <w:tblStylePr w:type="lastCol">
       <w:rPr>
+        <w:rFonts w:eastAsia="黑体"/>
         <w:b/>
         <w:bCs/>
       </w:rPr>
@@ -7117,6 +7519,7 @@
         <w:spacing w:after="0" w:before="0" w:line="240" w:lineRule="auto"/>
       </w:pPr>
       <w:rPr>
+        <w:rFonts w:eastAsia="黑体"/>
         <w:b/>
         <w:bCs/>
         <w:color w:themeColor="background1" w:val="FFFFFF"/>
@@ -7139,6 +7542,7 @@
         <w:spacing w:after="0" w:before="0" w:line="240" w:lineRule="auto"/>
       </w:pPr>
       <w:rPr>
+        <w:rFonts w:eastAsia="黑体"/>
         <w:b/>
         <w:bCs/>
       </w:rPr>
@@ -7156,12 +7560,14 @@
     </w:tblStylePr>
     <w:tblStylePr w:type="firstCol">
       <w:rPr>
+        <w:rFonts w:eastAsia="黑体"/>
         <w:b/>
         <w:bCs/>
       </w:rPr>
     </w:tblStylePr>
     <w:tblStylePr w:type="lastCol">
       <w:rPr>
+        <w:rFonts w:eastAsia="黑体"/>
         <w:b/>
         <w:bCs/>
       </w:rPr>
@@ -7223,6 +7629,7 @@
         <w:spacing w:after="0" w:before="0" w:line="240" w:lineRule="auto"/>
       </w:pPr>
       <w:rPr>
+        <w:rFonts w:eastAsia="黑体"/>
         <w:b/>
         <w:bCs/>
         <w:color w:themeColor="background1" w:val="FFFFFF"/>
@@ -7245,6 +7652,7 @@
         <w:spacing w:after="0" w:before="0" w:line="240" w:lineRule="auto"/>
       </w:pPr>
       <w:rPr>
+        <w:rFonts w:eastAsia="黑体"/>
         <w:b/>
         <w:bCs/>
       </w:rPr>
@@ -7262,12 +7670,14 @@
     </w:tblStylePr>
     <w:tblStylePr w:type="firstCol">
       <w:rPr>
+        <w:rFonts w:eastAsia="黑体"/>
         <w:b/>
         <w:bCs/>
       </w:rPr>
     </w:tblStylePr>
     <w:tblStylePr w:type="lastCol">
       <w:rPr>
+        <w:rFonts w:eastAsia="黑体"/>
         <w:b/>
         <w:bCs/>
       </w:rPr>
@@ -7329,6 +7739,7 @@
         <w:spacing w:after="0" w:before="0" w:line="240" w:lineRule="auto"/>
       </w:pPr>
       <w:rPr>
+        <w:rFonts w:eastAsia="黑体"/>
         <w:b/>
         <w:bCs/>
         <w:color w:themeColor="background1" w:val="FFFFFF"/>
@@ -7351,6 +7762,7 @@
         <w:spacing w:after="0" w:before="0" w:line="240" w:lineRule="auto"/>
       </w:pPr>
       <w:rPr>
+        <w:rFonts w:eastAsia="黑体"/>
         <w:b/>
         <w:bCs/>
       </w:rPr>
@@ -7368,12 +7780,14 @@
     </w:tblStylePr>
     <w:tblStylePr w:type="firstCol">
       <w:rPr>
+        <w:rFonts w:eastAsia="黑体"/>
         <w:b/>
         <w:bCs/>
       </w:rPr>
     </w:tblStylePr>
     <w:tblStylePr w:type="lastCol">
       <w:rPr>
+        <w:rFonts w:eastAsia="黑体"/>
         <w:b/>
         <w:bCs/>
       </w:rPr>
@@ -7435,6 +7849,7 @@
         <w:spacing w:after="0" w:before="0" w:line="240" w:lineRule="auto"/>
       </w:pPr>
       <w:rPr>
+        <w:rFonts w:eastAsia="黑体"/>
         <w:b/>
         <w:bCs/>
         <w:color w:themeColor="background1" w:val="FFFFFF"/>
@@ -7457,6 +7872,7 @@
         <w:spacing w:after="0" w:before="0" w:line="240" w:lineRule="auto"/>
       </w:pPr>
       <w:rPr>
+        <w:rFonts w:eastAsia="黑体"/>
         <w:b/>
         <w:bCs/>
       </w:rPr>
@@ -7474,12 +7890,14 @@
     </w:tblStylePr>
     <w:tblStylePr w:type="firstCol">
       <w:rPr>
+        <w:rFonts w:eastAsia="黑体"/>
         <w:b/>
         <w:bCs/>
       </w:rPr>
     </w:tblStylePr>
     <w:tblStylePr w:type="lastCol">
       <w:rPr>
+        <w:rFonts w:eastAsia="黑体"/>
         <w:b/>
         <w:bCs/>
       </w:rPr>
@@ -7538,6 +7956,7 @@
         <w:spacing w:after="0" w:before="0" w:line="240" w:lineRule="auto"/>
       </w:pPr>
       <w:rPr>
+        <w:rFonts w:eastAsia="黑体"/>
         <w:b/>
         <w:bCs/>
         <w:color w:themeColor="background1" w:val="FFFFFF"/>
@@ -7560,6 +7979,7 @@
         <w:spacing w:after="0" w:before="0" w:line="240" w:lineRule="auto"/>
       </w:pPr>
       <w:rPr>
+        <w:rFonts w:eastAsia="黑体"/>
         <w:color w:val="auto"/>
       </w:rPr>
       <w:tblPr/>
@@ -7577,6 +7997,7 @@
     </w:tblStylePr>
     <w:tblStylePr w:type="firstCol">
       <w:rPr>
+        <w:rFonts w:eastAsia="黑体"/>
         <w:b/>
         <w:bCs/>
         <w:color w:themeColor="background1" w:val="FFFFFF"/>
@@ -7596,6 +8017,7 @@
     </w:tblStylePr>
     <w:tblStylePr w:type="lastCol">
       <w:rPr>
+        <w:rFonts w:eastAsia="黑体"/>
         <w:b/>
         <w:bCs/>
         <w:color w:themeColor="background1" w:val="FFFFFF"/>
@@ -7644,6 +8066,7 @@
     </w:tblStylePr>
     <w:tblStylePr w:type="nwCell">
       <w:rPr>
+        <w:rFonts w:eastAsia="黑体"/>
         <w:color w:themeColor="background1" w:val="FFFFFF"/>
       </w:rPr>
       <w:tblPr/>
@@ -7687,6 +8110,7 @@
         <w:spacing w:after="0" w:before="0" w:line="240" w:lineRule="auto"/>
       </w:pPr>
       <w:rPr>
+        <w:rFonts w:eastAsia="黑体"/>
         <w:b/>
         <w:bCs/>
         <w:color w:themeColor="background1" w:val="FFFFFF"/>
@@ -7709,6 +8133,7 @@
         <w:spacing w:after="0" w:before="0" w:line="240" w:lineRule="auto"/>
       </w:pPr>
       <w:rPr>
+        <w:rFonts w:eastAsia="黑体"/>
         <w:color w:val="auto"/>
       </w:rPr>
       <w:tblPr/>
@@ -7726,6 +8151,7 @@
     </w:tblStylePr>
     <w:tblStylePr w:type="firstCol">
       <w:rPr>
+        <w:rFonts w:eastAsia="黑体"/>
         <w:b/>
         <w:bCs/>
         <w:color w:themeColor="background1" w:val="FFFFFF"/>
@@ -7745,6 +8171,7 @@
     </w:tblStylePr>
     <w:tblStylePr w:type="lastCol">
       <w:rPr>
+        <w:rFonts w:eastAsia="黑体"/>
         <w:b/>
         <w:bCs/>
         <w:color w:themeColor="background1" w:val="FFFFFF"/>
@@ -7793,6 +8220,7 @@
     </w:tblStylePr>
     <w:tblStylePr w:type="nwCell">
       <w:rPr>
+        <w:rFonts w:eastAsia="黑体"/>
         <w:color w:themeColor="background1" w:val="FFFFFF"/>
       </w:rPr>
       <w:tblPr/>
@@ -7836,6 +8264,7 @@
         <w:spacing w:after="0" w:before="0" w:line="240" w:lineRule="auto"/>
       </w:pPr>
       <w:rPr>
+        <w:rFonts w:eastAsia="黑体"/>
         <w:b/>
         <w:bCs/>
         <w:color w:themeColor="background1" w:val="FFFFFF"/>
@@ -7858,6 +8287,7 @@
         <w:spacing w:after="0" w:before="0" w:line="240" w:lineRule="auto"/>
       </w:pPr>
       <w:rPr>
+        <w:rFonts w:eastAsia="黑体"/>
         <w:color w:val="auto"/>
       </w:rPr>
       <w:tblPr/>
@@ -7875,6 +8305,7 @@
     </w:tblStylePr>
     <w:tblStylePr w:type="firstCol">
       <w:rPr>
+        <w:rFonts w:eastAsia="黑体"/>
         <w:b/>
         <w:bCs/>
         <w:color w:themeColor="background1" w:val="FFFFFF"/>
@@ -7894,6 +8325,7 @@
     </w:tblStylePr>
     <w:tblStylePr w:type="lastCol">
       <w:rPr>
+        <w:rFonts w:eastAsia="黑体"/>
         <w:b/>
         <w:bCs/>
         <w:color w:themeColor="background1" w:val="FFFFFF"/>
@@ -7942,6 +8374,7 @@
     </w:tblStylePr>
     <w:tblStylePr w:type="nwCell">
       <w:rPr>
+        <w:rFonts w:eastAsia="黑体"/>
         <w:color w:themeColor="background1" w:val="FFFFFF"/>
       </w:rPr>
       <w:tblPr/>
@@ -7985,6 +8418,7 @@
         <w:spacing w:after="0" w:before="0" w:line="240" w:lineRule="auto"/>
       </w:pPr>
       <w:rPr>
+        <w:rFonts w:eastAsia="黑体"/>
         <w:b/>
         <w:bCs/>
         <w:color w:themeColor="background1" w:val="FFFFFF"/>
@@ -8007,6 +8441,7 @@
         <w:spacing w:after="0" w:before="0" w:line="240" w:lineRule="auto"/>
       </w:pPr>
       <w:rPr>
+        <w:rFonts w:eastAsia="黑体"/>
         <w:color w:val="auto"/>
       </w:rPr>
       <w:tblPr/>
@@ -8024,6 +8459,7 @@
     </w:tblStylePr>
     <w:tblStylePr w:type="firstCol">
       <w:rPr>
+        <w:rFonts w:eastAsia="黑体"/>
         <w:b/>
         <w:bCs/>
         <w:color w:themeColor="background1" w:val="FFFFFF"/>
@@ -8043,6 +8479,7 @@
     </w:tblStylePr>
     <w:tblStylePr w:type="lastCol">
       <w:rPr>
+        <w:rFonts w:eastAsia="黑体"/>
         <w:b/>
         <w:bCs/>
         <w:color w:themeColor="background1" w:val="FFFFFF"/>
@@ -8091,6 +8528,7 @@
     </w:tblStylePr>
     <w:tblStylePr w:type="nwCell">
       <w:rPr>
+        <w:rFonts w:eastAsia="黑体"/>
         <w:color w:themeColor="background1" w:val="FFFFFF"/>
       </w:rPr>
       <w:tblPr/>
@@ -8134,6 +8572,7 @@
         <w:spacing w:after="0" w:before="0" w:line="240" w:lineRule="auto"/>
       </w:pPr>
       <w:rPr>
+        <w:rFonts w:eastAsia="黑体"/>
         <w:b/>
         <w:bCs/>
         <w:color w:themeColor="background1" w:val="FFFFFF"/>
@@ -8156,6 +8595,7 @@
         <w:spacing w:after="0" w:before="0" w:line="240" w:lineRule="auto"/>
       </w:pPr>
       <w:rPr>
+        <w:rFonts w:eastAsia="黑体"/>
         <w:color w:val="auto"/>
       </w:rPr>
       <w:tblPr/>
@@ -8173,6 +8613,7 @@
     </w:tblStylePr>
     <w:tblStylePr w:type="firstCol">
       <w:rPr>
+        <w:rFonts w:eastAsia="黑体"/>
         <w:b/>
         <w:bCs/>
         <w:color w:themeColor="background1" w:val="FFFFFF"/>
@@ -8192,6 +8633,7 @@
     </w:tblStylePr>
     <w:tblStylePr w:type="lastCol">
       <w:rPr>
+        <w:rFonts w:eastAsia="黑体"/>
         <w:b/>
         <w:bCs/>
         <w:color w:themeColor="background1" w:val="FFFFFF"/>
@@ -8240,6 +8682,7 @@
     </w:tblStylePr>
     <w:tblStylePr w:type="nwCell">
       <w:rPr>
+        <w:rFonts w:eastAsia="黑体"/>
         <w:color w:themeColor="background1" w:val="FFFFFF"/>
       </w:rPr>
       <w:tblPr/>
@@ -8283,6 +8726,7 @@
         <w:spacing w:after="0" w:before="0" w:line="240" w:lineRule="auto"/>
       </w:pPr>
       <w:rPr>
+        <w:rFonts w:eastAsia="黑体"/>
         <w:b/>
         <w:bCs/>
         <w:color w:themeColor="background1" w:val="FFFFFF"/>
@@ -8305,6 +8749,7 @@
         <w:spacing w:after="0" w:before="0" w:line="240" w:lineRule="auto"/>
       </w:pPr>
       <w:rPr>
+        <w:rFonts w:eastAsia="黑体"/>
         <w:color w:val="auto"/>
       </w:rPr>
       <w:tblPr/>
@@ -8322,6 +8767,7 @@
     </w:tblStylePr>
     <w:tblStylePr w:type="firstCol">
       <w:rPr>
+        <w:rFonts w:eastAsia="黑体"/>
         <w:b/>
         <w:bCs/>
         <w:color w:themeColor="background1" w:val="FFFFFF"/>
@@ -8341,6 +8787,7 @@
     </w:tblStylePr>
     <w:tblStylePr w:type="lastCol">
       <w:rPr>
+        <w:rFonts w:eastAsia="黑体"/>
         <w:b/>
         <w:bCs/>
         <w:color w:themeColor="background1" w:val="FFFFFF"/>
@@ -8389,6 +8836,7 @@
     </w:tblStylePr>
     <w:tblStylePr w:type="nwCell">
       <w:rPr>
+        <w:rFonts w:eastAsia="黑体"/>
         <w:color w:themeColor="background1" w:val="FFFFFF"/>
       </w:rPr>
       <w:tblPr/>
@@ -8432,6 +8880,7 @@
         <w:spacing w:after="0" w:before="0" w:line="240" w:lineRule="auto"/>
       </w:pPr>
       <w:rPr>
+        <w:rFonts w:eastAsia="黑体"/>
         <w:b/>
         <w:bCs/>
         <w:color w:themeColor="background1" w:val="FFFFFF"/>
@@ -8454,6 +8903,7 @@
         <w:spacing w:after="0" w:before="0" w:line="240" w:lineRule="auto"/>
       </w:pPr>
       <w:rPr>
+        <w:rFonts w:eastAsia="黑体"/>
         <w:color w:val="auto"/>
       </w:rPr>
       <w:tblPr/>
@@ -8471,6 +8921,7 @@
     </w:tblStylePr>
     <w:tblStylePr w:type="firstCol">
       <w:rPr>
+        <w:rFonts w:eastAsia="黑体"/>
         <w:b/>
         <w:bCs/>
         <w:color w:themeColor="background1" w:val="FFFFFF"/>
@@ -8490,6 +8941,7 @@
     </w:tblStylePr>
     <w:tblStylePr w:type="lastCol">
       <w:rPr>
+        <w:rFonts w:eastAsia="黑体"/>
         <w:b/>
         <w:bCs/>
         <w:color w:themeColor="background1" w:val="FFFFFF"/>
@@ -8538,6 +8990,7 @@
     </w:tblStylePr>
     <w:tblStylePr w:type="nwCell">
       <w:rPr>
+        <w:rFonts w:eastAsia="黑体"/>
         <w:color w:themeColor="background1" w:val="FFFFFF"/>
       </w:rPr>
       <w:tblPr/>
@@ -8562,6 +9015,7 @@
       <w:spacing w:after="0" w:line="240" w:lineRule="auto"/>
     </w:pPr>
     <w:rPr>
+      <w:rFonts w:eastAsia="黑体"/>
       <w:color w:themeColor="text1" w:val="000000"/>
     </w:rPr>
     <w:tblPr>
@@ -8581,7 +9035,7 @@
     </w:tblPr>
     <w:tblStylePr w:type="firstRow">
       <w:rPr>
-        <w:rFonts w:asciiTheme="majorHAnsi" w:cstheme="majorBidi" w:eastAsiaTheme="majorEastAsia" w:hAnsiTheme="majorHAnsi"/>
+        <w:rFonts w:asciiTheme="majorHAnsi" w:cstheme="majorBidi" w:hAnsiTheme="majorHAnsi" w:eastAsia="黑体"/>
       </w:rPr>
       <w:tblPr/>
       <w:tcPr>
@@ -8593,6 +9047,7 @@
     </w:tblStylePr>
     <w:tblStylePr w:type="lastRow">
       <w:rPr>
+        <w:rFonts w:eastAsia="黑体"/>
         <w:b/>
         <w:bCs/>
         <w:color w:themeColor="text2" w:val="1F497D"/>
@@ -8607,12 +9062,14 @@
     </w:tblStylePr>
     <w:tblStylePr w:type="firstCol">
       <w:rPr>
+        <w:rFonts w:eastAsia="黑体"/>
         <w:b/>
         <w:bCs/>
       </w:rPr>
     </w:tblStylePr>
     <w:tblStylePr w:type="lastCol">
       <w:rPr>
+        <w:rFonts w:eastAsia="黑体"/>
         <w:b/>
         <w:bCs/>
       </w:rPr>
@@ -8646,6 +9103,7 @@
       <w:spacing w:after="0" w:line="240" w:lineRule="auto"/>
     </w:pPr>
     <w:rPr>
+      <w:rFonts w:eastAsia="黑体"/>
       <w:color w:themeColor="text1" w:val="000000"/>
     </w:rPr>
     <w:tblPr>
@@ -8665,7 +9123,7 @@
     </w:tblPr>
     <w:tblStylePr w:type="firstRow">
       <w:rPr>
-        <w:rFonts w:asciiTheme="majorHAnsi" w:cstheme="majorBidi" w:eastAsiaTheme="majorEastAsia" w:hAnsiTheme="majorHAnsi"/>
+        <w:rFonts w:asciiTheme="majorHAnsi" w:cstheme="majorBidi" w:hAnsiTheme="majorHAnsi" w:eastAsia="黑体"/>
       </w:rPr>
       <w:tblPr/>
       <w:tcPr>
@@ -8677,6 +9135,7 @@
     </w:tblStylePr>
     <w:tblStylePr w:type="lastRow">
       <w:rPr>
+        <w:rFonts w:eastAsia="黑体"/>
         <w:b/>
         <w:bCs/>
         <w:color w:themeColor="text2" w:val="1F497D"/>
@@ -8691,12 +9150,14 @@
     </w:tblStylePr>
     <w:tblStylePr w:type="firstCol">
       <w:rPr>
+        <w:rFonts w:eastAsia="黑体"/>
         <w:b/>
         <w:bCs/>
       </w:rPr>
     </w:tblStylePr>
     <w:tblStylePr w:type="lastCol">
       <w:rPr>
+        <w:rFonts w:eastAsia="黑体"/>
         <w:b/>
         <w:bCs/>
       </w:rPr>
@@ -8730,6 +9191,7 @@
       <w:spacing w:after="0" w:line="240" w:lineRule="auto"/>
     </w:pPr>
     <w:rPr>
+      <w:rFonts w:eastAsia="黑体"/>
       <w:color w:themeColor="text1" w:val="000000"/>
     </w:rPr>
     <w:tblPr>
@@ -8749,7 +9211,7 @@
     </w:tblPr>
     <w:tblStylePr w:type="firstRow">
       <w:rPr>
-        <w:rFonts w:asciiTheme="majorHAnsi" w:cstheme="majorBidi" w:eastAsiaTheme="majorEastAsia" w:hAnsiTheme="majorHAnsi"/>
+        <w:rFonts w:asciiTheme="majorHAnsi" w:cstheme="majorBidi" w:hAnsiTheme="majorHAnsi" w:eastAsia="黑体"/>
       </w:rPr>
       <w:tblPr/>
       <w:tcPr>
@@ -8761,6 +9223,7 @@
     </w:tblStylePr>
     <w:tblStylePr w:type="lastRow">
       <w:rPr>
+        <w:rFonts w:eastAsia="黑体"/>
         <w:b/>
         <w:bCs/>
         <w:color w:themeColor="text2" w:val="1F497D"/>
@@ -8775,12 +9238,14 @@
     </w:tblStylePr>
     <w:tblStylePr w:type="firstCol">
       <w:rPr>
+        <w:rFonts w:eastAsia="黑体"/>
         <w:b/>
         <w:bCs/>
       </w:rPr>
     </w:tblStylePr>
     <w:tblStylePr w:type="lastCol">
       <w:rPr>
+        <w:rFonts w:eastAsia="黑体"/>
         <w:b/>
         <w:bCs/>
       </w:rPr>
@@ -8814,6 +9279,7 @@
       <w:spacing w:after="0" w:line="240" w:lineRule="auto"/>
     </w:pPr>
     <w:rPr>
+      <w:rFonts w:eastAsia="黑体"/>
       <w:color w:themeColor="text1" w:val="000000"/>
     </w:rPr>
     <w:tblPr>
@@ -8833,7 +9299,7 @@
     </w:tblPr>
     <w:tblStylePr w:type="firstRow">
       <w:rPr>
-        <w:rFonts w:asciiTheme="majorHAnsi" w:cstheme="majorBidi" w:eastAsiaTheme="majorEastAsia" w:hAnsiTheme="majorHAnsi"/>
+        <w:rFonts w:asciiTheme="majorHAnsi" w:cstheme="majorBidi" w:hAnsiTheme="majorHAnsi" w:eastAsia="黑体"/>
       </w:rPr>
       <w:tblPr/>
       <w:tcPr>
@@ -8845,6 +9311,7 @@
     </w:tblStylePr>
     <w:tblStylePr w:type="lastRow">
       <w:rPr>
+        <w:rFonts w:eastAsia="黑体"/>
         <w:b/>
         <w:bCs/>
         <w:color w:themeColor="text2" w:val="1F497D"/>
@@ -8859,12 +9326,14 @@
     </w:tblStylePr>
     <w:tblStylePr w:type="firstCol">
       <w:rPr>
+        <w:rFonts w:eastAsia="黑体"/>
         <w:b/>
         <w:bCs/>
       </w:rPr>
     </w:tblStylePr>
     <w:tblStylePr w:type="lastCol">
       <w:rPr>
+        <w:rFonts w:eastAsia="黑体"/>
         <w:b/>
         <w:bCs/>
       </w:rPr>
@@ -8898,6 +9367,7 @@
       <w:spacing w:after="0" w:line="240" w:lineRule="auto"/>
     </w:pPr>
     <w:rPr>
+      <w:rFonts w:eastAsia="黑体"/>
       <w:color w:themeColor="text1" w:val="000000"/>
     </w:rPr>
     <w:tblPr>
@@ -8917,7 +9387,7 @@
     </w:tblPr>
     <w:tblStylePr w:type="firstRow">
       <w:rPr>
-        <w:rFonts w:asciiTheme="majorHAnsi" w:cstheme="majorBidi" w:eastAsiaTheme="majorEastAsia" w:hAnsiTheme="majorHAnsi"/>
+        <w:rFonts w:asciiTheme="majorHAnsi" w:cstheme="majorBidi" w:hAnsiTheme="majorHAnsi" w:eastAsia="黑体"/>
       </w:rPr>
       <w:tblPr/>
       <w:tcPr>
@@ -8929,6 +9399,7 @@
     </w:tblStylePr>
     <w:tblStylePr w:type="lastRow">
       <w:rPr>
+        <w:rFonts w:eastAsia="黑体"/>
         <w:b/>
         <w:bCs/>
         <w:color w:themeColor="text2" w:val="1F497D"/>
@@ -8943,12 +9414,14 @@
     </w:tblStylePr>
     <w:tblStylePr w:type="firstCol">
       <w:rPr>
+        <w:rFonts w:eastAsia="黑体"/>
         <w:b/>
         <w:bCs/>
       </w:rPr>
     </w:tblStylePr>
     <w:tblStylePr w:type="lastCol">
       <w:rPr>
+        <w:rFonts w:eastAsia="黑体"/>
         <w:b/>
         <w:bCs/>
       </w:rPr>
@@ -8982,6 +9455,7 @@
       <w:spacing w:after="0" w:line="240" w:lineRule="auto"/>
     </w:pPr>
     <w:rPr>
+      <w:rFonts w:eastAsia="黑体"/>
       <w:color w:themeColor="text1" w:val="000000"/>
     </w:rPr>
     <w:tblPr>
@@ -9001,7 +9475,7 @@
     </w:tblPr>
     <w:tblStylePr w:type="firstRow">
       <w:rPr>
-        <w:rFonts w:asciiTheme="majorHAnsi" w:cstheme="majorBidi" w:eastAsiaTheme="majorEastAsia" w:hAnsiTheme="majorHAnsi"/>
+        <w:rFonts w:asciiTheme="majorHAnsi" w:cstheme="majorBidi" w:hAnsiTheme="majorHAnsi" w:eastAsia="黑体"/>
       </w:rPr>
       <w:tblPr/>
       <w:tcPr>
@@ -9013,6 +9487,7 @@
     </w:tblStylePr>
     <w:tblStylePr w:type="lastRow">
       <w:rPr>
+        <w:rFonts w:eastAsia="黑体"/>
         <w:b/>
         <w:bCs/>
         <w:color w:themeColor="text2" w:val="1F497D"/>
@@ -9027,12 +9502,14 @@
     </w:tblStylePr>
     <w:tblStylePr w:type="firstCol">
       <w:rPr>
+        <w:rFonts w:eastAsia="黑体"/>
         <w:b/>
         <w:bCs/>
       </w:rPr>
     </w:tblStylePr>
     <w:tblStylePr w:type="lastCol">
       <w:rPr>
+        <w:rFonts w:eastAsia="黑体"/>
         <w:b/>
         <w:bCs/>
       </w:rPr>
@@ -9066,6 +9543,7 @@
       <w:spacing w:after="0" w:line="240" w:lineRule="auto"/>
     </w:pPr>
     <w:rPr>
+      <w:rFonts w:eastAsia="黑体"/>
       <w:color w:themeColor="text1" w:val="000000"/>
     </w:rPr>
     <w:tblPr>
@@ -9085,7 +9563,7 @@
     </w:tblPr>
     <w:tblStylePr w:type="firstRow">
       <w:rPr>
-        <w:rFonts w:asciiTheme="majorHAnsi" w:cstheme="majorBidi" w:eastAsiaTheme="majorEastAsia" w:hAnsiTheme="majorHAnsi"/>
+        <w:rFonts w:asciiTheme="majorHAnsi" w:cstheme="majorBidi" w:hAnsiTheme="majorHAnsi" w:eastAsia="黑体"/>
       </w:rPr>
       <w:tblPr/>
       <w:tcPr>
@@ -9097,6 +9575,7 @@
     </w:tblStylePr>
     <w:tblStylePr w:type="lastRow">
       <w:rPr>
+        <w:rFonts w:eastAsia="黑体"/>
         <w:b/>
         <w:bCs/>
         <w:color w:themeColor="text2" w:val="1F497D"/>
@@ -9111,12 +9590,14 @@
     </w:tblStylePr>
     <w:tblStylePr w:type="firstCol">
       <w:rPr>
+        <w:rFonts w:eastAsia="黑体"/>
         <w:b/>
         <w:bCs/>
       </w:rPr>
     </w:tblStylePr>
     <w:tblStylePr w:type="lastCol">
       <w:rPr>
+        <w:rFonts w:eastAsia="黑体"/>
         <w:b/>
         <w:bCs/>
       </w:rPr>
@@ -9150,7 +9631,7 @@
       <w:spacing w:after="0" w:line="240" w:lineRule="auto"/>
     </w:pPr>
     <w:rPr>
-      <w:rFonts w:asciiTheme="majorHAnsi" w:cstheme="majorBidi" w:eastAsiaTheme="majorEastAsia" w:hAnsiTheme="majorHAnsi"/>
+      <w:rFonts w:asciiTheme="majorHAnsi" w:cstheme="majorBidi" w:hAnsiTheme="majorHAnsi" w:eastAsia="黑体"/>
       <w:color w:themeColor="text1" w:val="000000"/>
     </w:rPr>
     <w:tblPr>
@@ -9172,6 +9653,7 @@
     </w:tblPr>
     <w:tblStylePr w:type="firstRow">
       <w:rPr>
+        <w:rFonts w:eastAsia="黑体"/>
         <w:sz w:val="24"/>
         <w:szCs w:val="24"/>
       </w:rPr>
@@ -9278,7 +9760,7 @@
       <w:spacing w:after="0" w:line="240" w:lineRule="auto"/>
     </w:pPr>
     <w:rPr>
-      <w:rFonts w:asciiTheme="majorHAnsi" w:cstheme="majorBidi" w:eastAsiaTheme="majorEastAsia" w:hAnsiTheme="majorHAnsi"/>
+      <w:rFonts w:asciiTheme="majorHAnsi" w:cstheme="majorBidi" w:hAnsiTheme="majorHAnsi" w:eastAsia="黑体"/>
       <w:color w:themeColor="text1" w:val="000000"/>
     </w:rPr>
     <w:tblPr>
@@ -9300,6 +9782,7 @@
     </w:tblPr>
     <w:tblStylePr w:type="firstRow">
       <w:rPr>
+        <w:rFonts w:eastAsia="黑体"/>
         <w:sz w:val="24"/>
         <w:szCs w:val="24"/>
       </w:rPr>
@@ -9406,7 +9889,7 @@
       <w:spacing w:after="0" w:line="240" w:lineRule="auto"/>
     </w:pPr>
     <w:rPr>
-      <w:rFonts w:asciiTheme="majorHAnsi" w:cstheme="majorBidi" w:eastAsiaTheme="majorEastAsia" w:hAnsiTheme="majorHAnsi"/>
+      <w:rFonts w:asciiTheme="majorHAnsi" w:cstheme="majorBidi" w:hAnsiTheme="majorHAnsi" w:eastAsia="黑体"/>
       <w:color w:themeColor="text1" w:val="000000"/>
     </w:rPr>
     <w:tblPr>
@@ -9428,6 +9911,7 @@
     </w:tblPr>
     <w:tblStylePr w:type="firstRow">
       <w:rPr>
+        <w:rFonts w:eastAsia="黑体"/>
         <w:sz w:val="24"/>
         <w:szCs w:val="24"/>
       </w:rPr>
@@ -9534,7 +10018,7 @@
       <w:spacing w:after="0" w:line="240" w:lineRule="auto"/>
     </w:pPr>
     <w:rPr>
-      <w:rFonts w:asciiTheme="majorHAnsi" w:cstheme="majorBidi" w:eastAsiaTheme="majorEastAsia" w:hAnsiTheme="majorHAnsi"/>
+      <w:rFonts w:asciiTheme="majorHAnsi" w:cstheme="majorBidi" w:hAnsiTheme="majorHAnsi" w:eastAsia="黑体"/>
       <w:color w:themeColor="text1" w:val="000000"/>
     </w:rPr>
     <w:tblPr>
@@ -9556,6 +10040,7 @@
     </w:tblPr>
     <w:tblStylePr w:type="firstRow">
       <w:rPr>
+        <w:rFonts w:eastAsia="黑体"/>
         <w:sz w:val="24"/>
         <w:szCs w:val="24"/>
       </w:rPr>
@@ -9662,7 +10147,7 @@
       <w:spacing w:after="0" w:line="240" w:lineRule="auto"/>
     </w:pPr>
     <w:rPr>
-      <w:rFonts w:asciiTheme="majorHAnsi" w:cstheme="majorBidi" w:eastAsiaTheme="majorEastAsia" w:hAnsiTheme="majorHAnsi"/>
+      <w:rFonts w:asciiTheme="majorHAnsi" w:cstheme="majorBidi" w:hAnsiTheme="majorHAnsi" w:eastAsia="黑体"/>
       <w:color w:themeColor="text1" w:val="000000"/>
     </w:rPr>
     <w:tblPr>
@@ -9684,6 +10169,7 @@
     </w:tblPr>
     <w:tblStylePr w:type="firstRow">
       <w:rPr>
+        <w:rFonts w:eastAsia="黑体"/>
         <w:sz w:val="24"/>
         <w:szCs w:val="24"/>
       </w:rPr>
@@ -9790,7 +10276,7 @@
       <w:spacing w:after="0" w:line="240" w:lineRule="auto"/>
     </w:pPr>
     <w:rPr>
-      <w:rFonts w:asciiTheme="majorHAnsi" w:cstheme="majorBidi" w:eastAsiaTheme="majorEastAsia" w:hAnsiTheme="majorHAnsi"/>
+      <w:rFonts w:asciiTheme="majorHAnsi" w:cstheme="majorBidi" w:hAnsiTheme="majorHAnsi" w:eastAsia="黑体"/>
       <w:color w:themeColor="text1" w:val="000000"/>
     </w:rPr>
     <w:tblPr>
@@ -9812,6 +10298,7 @@
     </w:tblPr>
     <w:tblStylePr w:type="firstRow">
       <w:rPr>
+        <w:rFonts w:eastAsia="黑体"/>
         <w:sz w:val="24"/>
         <w:szCs w:val="24"/>
       </w:rPr>
@@ -9918,7 +10405,7 @@
       <w:spacing w:after="0" w:line="240" w:lineRule="auto"/>
     </w:pPr>
     <w:rPr>
-      <w:rFonts w:asciiTheme="majorHAnsi" w:cstheme="majorBidi" w:eastAsiaTheme="majorEastAsia" w:hAnsiTheme="majorHAnsi"/>
+      <w:rFonts w:asciiTheme="majorHAnsi" w:cstheme="majorBidi" w:hAnsiTheme="majorHAnsi" w:eastAsia="黑体"/>
       <w:color w:themeColor="text1" w:val="000000"/>
     </w:rPr>
     <w:tblPr>
@@ -9940,6 +10427,7 @@
     </w:tblPr>
     <w:tblStylePr w:type="firstRow">
       <w:rPr>
+        <w:rFonts w:eastAsia="黑体"/>
         <w:sz w:val="24"/>
         <w:szCs w:val="24"/>
       </w:rPr>
@@ -10069,12 +10557,14 @@
     </w:tcPr>
     <w:tblStylePr w:type="firstRow">
       <w:rPr>
+        <w:rFonts w:eastAsia="黑体"/>
         <w:b/>
         <w:bCs/>
       </w:rPr>
     </w:tblStylePr>
     <w:tblStylePr w:type="lastRow">
       <w:rPr>
+        <w:rFonts w:eastAsia="黑体"/>
         <w:b/>
         <w:bCs/>
       </w:rPr>
@@ -10087,12 +10577,14 @@
     </w:tblStylePr>
     <w:tblStylePr w:type="firstCol">
       <w:rPr>
+        <w:rFonts w:eastAsia="黑体"/>
         <w:b/>
         <w:bCs/>
       </w:rPr>
     </w:tblStylePr>
     <w:tblStylePr w:type="lastCol">
       <w:rPr>
+        <w:rFonts w:eastAsia="黑体"/>
         <w:b/>
         <w:bCs/>
       </w:rPr>
@@ -10142,12 +10634,14 @@
     </w:tcPr>
     <w:tblStylePr w:type="firstRow">
       <w:rPr>
+        <w:rFonts w:eastAsia="黑体"/>
         <w:b/>
         <w:bCs/>
       </w:rPr>
     </w:tblStylePr>
     <w:tblStylePr w:type="lastRow">
       <w:rPr>
+        <w:rFonts w:eastAsia="黑体"/>
         <w:b/>
         <w:bCs/>
       </w:rPr>
@@ -10160,12 +10654,14 @@
     </w:tblStylePr>
     <w:tblStylePr w:type="firstCol">
       <w:rPr>
+        <w:rFonts w:eastAsia="黑体"/>
         <w:b/>
         <w:bCs/>
       </w:rPr>
     </w:tblStylePr>
     <w:tblStylePr w:type="lastCol">
       <w:rPr>
+        <w:rFonts w:eastAsia="黑体"/>
         <w:b/>
         <w:bCs/>
       </w:rPr>
@@ -10215,12 +10711,14 @@
     </w:tcPr>
     <w:tblStylePr w:type="firstRow">
       <w:rPr>
+        <w:rFonts w:eastAsia="黑体"/>
         <w:b/>
         <w:bCs/>
       </w:rPr>
     </w:tblStylePr>
     <w:tblStylePr w:type="lastRow">
       <w:rPr>
+        <w:rFonts w:eastAsia="黑体"/>
         <w:b/>
         <w:bCs/>
       </w:rPr>
@@ -10233,12 +10731,14 @@
     </w:tblStylePr>
     <w:tblStylePr w:type="firstCol">
       <w:rPr>
+        <w:rFonts w:eastAsia="黑体"/>
         <w:b/>
         <w:bCs/>
       </w:rPr>
     </w:tblStylePr>
     <w:tblStylePr w:type="lastCol">
       <w:rPr>
+        <w:rFonts w:eastAsia="黑体"/>
         <w:b/>
         <w:bCs/>
       </w:rPr>
@@ -10288,12 +10788,14 @@
     </w:tcPr>
     <w:tblStylePr w:type="firstRow">
       <w:rPr>
+        <w:rFonts w:eastAsia="黑体"/>
         <w:b/>
         <w:bCs/>
       </w:rPr>
     </w:tblStylePr>
     <w:tblStylePr w:type="lastRow">
       <w:rPr>
+        <w:rFonts w:eastAsia="黑体"/>
         <w:b/>
         <w:bCs/>
       </w:rPr>
@@ -10306,12 +10808,14 @@
     </w:tblStylePr>
     <w:tblStylePr w:type="firstCol">
       <w:rPr>
+        <w:rFonts w:eastAsia="黑体"/>
         <w:b/>
         <w:bCs/>
       </w:rPr>
     </w:tblStylePr>
     <w:tblStylePr w:type="lastCol">
       <w:rPr>
+        <w:rFonts w:eastAsia="黑体"/>
         <w:b/>
         <w:bCs/>
       </w:rPr>
@@ -10361,12 +10865,14 @@
     </w:tcPr>
     <w:tblStylePr w:type="firstRow">
       <w:rPr>
+        <w:rFonts w:eastAsia="黑体"/>
         <w:b/>
         <w:bCs/>
       </w:rPr>
     </w:tblStylePr>
     <w:tblStylePr w:type="lastRow">
       <w:rPr>
+        <w:rFonts w:eastAsia="黑体"/>
         <w:b/>
         <w:bCs/>
       </w:rPr>
@@ -10379,12 +10885,14 @@
     </w:tblStylePr>
     <w:tblStylePr w:type="firstCol">
       <w:rPr>
+        <w:rFonts w:eastAsia="黑体"/>
         <w:b/>
         <w:bCs/>
       </w:rPr>
     </w:tblStylePr>
     <w:tblStylePr w:type="lastCol">
       <w:rPr>
+        <w:rFonts w:eastAsia="黑体"/>
         <w:b/>
         <w:bCs/>
       </w:rPr>
@@ -10434,12 +10942,14 @@
     </w:tcPr>
     <w:tblStylePr w:type="firstRow">
       <w:rPr>
+        <w:rFonts w:eastAsia="黑体"/>
         <w:b/>
         <w:bCs/>
       </w:rPr>
     </w:tblStylePr>
     <w:tblStylePr w:type="lastRow">
       <w:rPr>
+        <w:rFonts w:eastAsia="黑体"/>
         <w:b/>
         <w:bCs/>
       </w:rPr>
@@ -10452,12 +10962,14 @@
     </w:tblStylePr>
     <w:tblStylePr w:type="firstCol">
       <w:rPr>
+        <w:rFonts w:eastAsia="黑体"/>
         <w:b/>
         <w:bCs/>
       </w:rPr>
     </w:tblStylePr>
     <w:tblStylePr w:type="lastCol">
       <w:rPr>
+        <w:rFonts w:eastAsia="黑体"/>
         <w:b/>
         <w:bCs/>
       </w:rPr>
@@ -10507,12 +11019,14 @@
     </w:tcPr>
     <w:tblStylePr w:type="firstRow">
       <w:rPr>
+        <w:rFonts w:eastAsia="黑体"/>
         <w:b/>
         <w:bCs/>
       </w:rPr>
     </w:tblStylePr>
     <w:tblStylePr w:type="lastRow">
       <w:rPr>
+        <w:rFonts w:eastAsia="黑体"/>
         <w:b/>
         <w:bCs/>
       </w:rPr>
@@ -10525,12 +11039,14 @@
     </w:tblStylePr>
     <w:tblStylePr w:type="firstCol">
       <w:rPr>
+        <w:rFonts w:eastAsia="黑体"/>
         <w:b/>
         <w:bCs/>
       </w:rPr>
     </w:tblStylePr>
     <w:tblStylePr w:type="lastCol">
       <w:rPr>
+        <w:rFonts w:eastAsia="黑体"/>
         <w:b/>
         <w:bCs/>
       </w:rPr>
@@ -10557,7 +11073,7 @@
       <w:spacing w:after="0" w:line="240" w:lineRule="auto"/>
     </w:pPr>
     <w:rPr>
-      <w:rFonts w:asciiTheme="majorHAnsi" w:cstheme="majorBidi" w:eastAsiaTheme="majorEastAsia" w:hAnsiTheme="majorHAnsi"/>
+      <w:rFonts w:asciiTheme="majorHAnsi" w:cstheme="majorBidi" w:hAnsiTheme="majorHAnsi" w:eastAsia="黑体"/>
       <w:color w:themeColor="text1" w:val="000000"/>
     </w:rPr>
     <w:tblPr>
@@ -10584,6 +11100,7 @@
     </w:tcPr>
     <w:tblStylePr w:type="firstRow">
       <w:rPr>
+        <w:rFonts w:eastAsia="黑体"/>
         <w:b/>
         <w:bCs/>
         <w:color w:themeColor="text1" w:val="000000"/>
@@ -10595,6 +11112,7 @@
     </w:tblStylePr>
     <w:tblStylePr w:type="lastRow">
       <w:rPr>
+        <w:rFonts w:eastAsia="黑体"/>
         <w:b/>
         <w:bCs/>
         <w:color w:themeColor="text1" w:val="000000"/>
@@ -10614,6 +11132,7 @@
     </w:tblStylePr>
     <w:tblStylePr w:type="firstCol">
       <w:rPr>
+        <w:rFonts w:eastAsia="黑体"/>
         <w:b/>
         <w:bCs/>
         <w:color w:themeColor="text1" w:val="000000"/>
@@ -10633,6 +11152,7 @@
     </w:tblStylePr>
     <w:tblStylePr w:type="lastCol">
       <w:rPr>
+        <w:rFonts w:eastAsia="黑体"/>
         <w:b w:val="0"/>
         <w:bCs w:val="0"/>
         <w:color w:themeColor="text1" w:val="000000"/>
@@ -10682,7 +11202,7 @@
       <w:spacing w:after="0" w:line="240" w:lineRule="auto"/>
     </w:pPr>
     <w:rPr>
-      <w:rFonts w:asciiTheme="majorHAnsi" w:cstheme="majorBidi" w:eastAsiaTheme="majorEastAsia" w:hAnsiTheme="majorHAnsi"/>
+      <w:rFonts w:asciiTheme="majorHAnsi" w:cstheme="majorBidi" w:hAnsiTheme="majorHAnsi" w:eastAsia="黑体"/>
       <w:color w:themeColor="text1" w:val="000000"/>
     </w:rPr>
     <w:tblPr>
@@ -10709,6 +11229,7 @@
     </w:tcPr>
     <w:tblStylePr w:type="firstRow">
       <w:rPr>
+        <w:rFonts w:eastAsia="黑体"/>
         <w:b/>
         <w:bCs/>
         <w:color w:themeColor="text1" w:val="000000"/>
@@ -10720,6 +11241,7 @@
     </w:tblStylePr>
     <w:tblStylePr w:type="lastRow">
       <w:rPr>
+        <w:rFonts w:eastAsia="黑体"/>
         <w:b/>
         <w:bCs/>
         <w:color w:themeColor="text1" w:val="000000"/>
@@ -10739,6 +11261,7 @@
     </w:tblStylePr>
     <w:tblStylePr w:type="firstCol">
       <w:rPr>
+        <w:rFonts w:eastAsia="黑体"/>
         <w:b/>
         <w:bCs/>
         <w:color w:themeColor="text1" w:val="000000"/>
@@ -10758,6 +11281,7 @@
     </w:tblStylePr>
     <w:tblStylePr w:type="lastCol">
       <w:rPr>
+        <w:rFonts w:eastAsia="黑体"/>
         <w:b w:val="0"/>
         <w:bCs w:val="0"/>
         <w:color w:themeColor="text1" w:val="000000"/>
@@ -10807,7 +11331,7 @@
       <w:spacing w:after="0" w:line="240" w:lineRule="auto"/>
     </w:pPr>
     <w:rPr>
-      <w:rFonts w:asciiTheme="majorHAnsi" w:cstheme="majorBidi" w:eastAsiaTheme="majorEastAsia" w:hAnsiTheme="majorHAnsi"/>
+      <w:rFonts w:asciiTheme="majorHAnsi" w:cstheme="majorBidi" w:hAnsiTheme="majorHAnsi" w:eastAsia="黑体"/>
       <w:color w:themeColor="text1" w:val="000000"/>
     </w:rPr>
     <w:tblPr>
@@ -10834,6 +11358,7 @@
     </w:tcPr>
     <w:tblStylePr w:type="firstRow">
       <w:rPr>
+        <w:rFonts w:eastAsia="黑体"/>
         <w:b/>
         <w:bCs/>
         <w:color w:themeColor="text1" w:val="000000"/>
@@ -10845,6 +11370,7 @@
     </w:tblStylePr>
     <w:tblStylePr w:type="lastRow">
       <w:rPr>
+        <w:rFonts w:eastAsia="黑体"/>
         <w:b/>
         <w:bCs/>
         <w:color w:themeColor="text1" w:val="000000"/>
@@ -10864,6 +11390,7 @@
     </w:tblStylePr>
     <w:tblStylePr w:type="firstCol">
       <w:rPr>
+        <w:rFonts w:eastAsia="黑体"/>
         <w:b/>
         <w:bCs/>
         <w:color w:themeColor="text1" w:val="000000"/>
@@ -10883,6 +11410,7 @@
     </w:tblStylePr>
     <w:tblStylePr w:type="lastCol">
       <w:rPr>
+        <w:rFonts w:eastAsia="黑体"/>
         <w:b w:val="0"/>
         <w:bCs w:val="0"/>
         <w:color w:themeColor="text1" w:val="000000"/>
@@ -10932,7 +11460,7 @@
       <w:spacing w:after="0" w:line="240" w:lineRule="auto"/>
     </w:pPr>
     <w:rPr>
-      <w:rFonts w:asciiTheme="majorHAnsi" w:cstheme="majorBidi" w:eastAsiaTheme="majorEastAsia" w:hAnsiTheme="majorHAnsi"/>
+      <w:rFonts w:asciiTheme="majorHAnsi" w:cstheme="majorBidi" w:hAnsiTheme="majorHAnsi" w:eastAsia="黑体"/>
       <w:color w:themeColor="text1" w:val="000000"/>
     </w:rPr>
     <w:tblPr>
@@ -10959,6 +11487,7 @@
     </w:tcPr>
     <w:tblStylePr w:type="firstRow">
       <w:rPr>
+        <w:rFonts w:eastAsia="黑体"/>
         <w:b/>
         <w:bCs/>
         <w:color w:themeColor="text1" w:val="000000"/>
@@ -10970,6 +11499,7 @@
     </w:tblStylePr>
     <w:tblStylePr w:type="lastRow">
       <w:rPr>
+        <w:rFonts w:eastAsia="黑体"/>
         <w:b/>
         <w:bCs/>
         <w:color w:themeColor="text1" w:val="000000"/>
@@ -10989,6 +11519,7 @@
     </w:tblStylePr>
     <w:tblStylePr w:type="firstCol">
       <w:rPr>
+        <w:rFonts w:eastAsia="黑体"/>
         <w:b/>
         <w:bCs/>
         <w:color w:themeColor="text1" w:val="000000"/>
@@ -11008,6 +11539,7 @@
     </w:tblStylePr>
     <w:tblStylePr w:type="lastCol">
       <w:rPr>
+        <w:rFonts w:eastAsia="黑体"/>
         <w:b w:val="0"/>
         <w:bCs w:val="0"/>
         <w:color w:themeColor="text1" w:val="000000"/>
@@ -11057,7 +11589,7 @@
       <w:spacing w:after="0" w:line="240" w:lineRule="auto"/>
     </w:pPr>
     <w:rPr>
-      <w:rFonts w:asciiTheme="majorHAnsi" w:cstheme="majorBidi" w:eastAsiaTheme="majorEastAsia" w:hAnsiTheme="majorHAnsi"/>
+      <w:rFonts w:asciiTheme="majorHAnsi" w:cstheme="majorBidi" w:hAnsiTheme="majorHAnsi" w:eastAsia="黑体"/>
       <w:color w:themeColor="text1" w:val="000000"/>
     </w:rPr>
     <w:tblPr>
@@ -11084,6 +11616,7 @@
     </w:tcPr>
     <w:tblStylePr w:type="firstRow">
       <w:rPr>
+        <w:rFonts w:eastAsia="黑体"/>
         <w:b/>
         <w:bCs/>
         <w:color w:themeColor="text1" w:val="000000"/>
@@ -11095,6 +11628,7 @@
     </w:tblStylePr>
     <w:tblStylePr w:type="lastRow">
       <w:rPr>
+        <w:rFonts w:eastAsia="黑体"/>
         <w:b/>
         <w:bCs/>
         <w:color w:themeColor="text1" w:val="000000"/>
@@ -11114,6 +11648,7 @@
     </w:tblStylePr>
     <w:tblStylePr w:type="firstCol">
       <w:rPr>
+        <w:rFonts w:eastAsia="黑体"/>
         <w:b/>
         <w:bCs/>
         <w:color w:themeColor="text1" w:val="000000"/>
@@ -11133,6 +11668,7 @@
     </w:tblStylePr>
     <w:tblStylePr w:type="lastCol">
       <w:rPr>
+        <w:rFonts w:eastAsia="黑体"/>
         <w:b w:val="0"/>
         <w:bCs w:val="0"/>
         <w:color w:themeColor="text1" w:val="000000"/>
@@ -11182,7 +11718,7 @@
       <w:spacing w:after="0" w:line="240" w:lineRule="auto"/>
     </w:pPr>
     <w:rPr>
-      <w:rFonts w:asciiTheme="majorHAnsi" w:cstheme="majorBidi" w:eastAsiaTheme="majorEastAsia" w:hAnsiTheme="majorHAnsi"/>
+      <w:rFonts w:asciiTheme="majorHAnsi" w:cstheme="majorBidi" w:hAnsiTheme="majorHAnsi" w:eastAsia="黑体"/>
       <w:color w:themeColor="text1" w:val="000000"/>
     </w:rPr>
     <w:tblPr>
@@ -11209,6 +11745,7 @@
     </w:tcPr>
     <w:tblStylePr w:type="firstRow">
       <w:rPr>
+        <w:rFonts w:eastAsia="黑体"/>
         <w:b/>
         <w:bCs/>
         <w:color w:themeColor="text1" w:val="000000"/>
@@ -11220,6 +11757,7 @@
     </w:tblStylePr>
     <w:tblStylePr w:type="lastRow">
       <w:rPr>
+        <w:rFonts w:eastAsia="黑体"/>
         <w:b/>
         <w:bCs/>
         <w:color w:themeColor="text1" w:val="000000"/>
@@ -11239,6 +11777,7 @@
     </w:tblStylePr>
     <w:tblStylePr w:type="firstCol">
       <w:rPr>
+        <w:rFonts w:eastAsia="黑体"/>
         <w:b/>
         <w:bCs/>
         <w:color w:themeColor="text1" w:val="000000"/>
@@ -11258,6 +11797,7 @@
     </w:tblStylePr>
     <w:tblStylePr w:type="lastCol">
       <w:rPr>
+        <w:rFonts w:eastAsia="黑体"/>
         <w:b w:val="0"/>
         <w:bCs w:val="0"/>
         <w:color w:themeColor="text1" w:val="000000"/>
@@ -11307,7 +11847,7 @@
       <w:spacing w:after="0" w:line="240" w:lineRule="auto"/>
     </w:pPr>
     <w:rPr>
-      <w:rFonts w:asciiTheme="majorHAnsi" w:cstheme="majorBidi" w:eastAsiaTheme="majorEastAsia" w:hAnsiTheme="majorHAnsi"/>
+      <w:rFonts w:asciiTheme="majorHAnsi" w:cstheme="majorBidi" w:hAnsiTheme="majorHAnsi" w:eastAsia="黑体"/>
       <w:color w:themeColor="text1" w:val="000000"/>
     </w:rPr>
     <w:tblPr>
@@ -11334,6 +11874,7 @@
     </w:tcPr>
     <w:tblStylePr w:type="firstRow">
       <w:rPr>
+        <w:rFonts w:eastAsia="黑体"/>
         <w:b/>
         <w:bCs/>
         <w:color w:themeColor="text1" w:val="000000"/>
@@ -11345,6 +11886,7 @@
     </w:tblStylePr>
     <w:tblStylePr w:type="lastRow">
       <w:rPr>
+        <w:rFonts w:eastAsia="黑体"/>
         <w:b/>
         <w:bCs/>
         <w:color w:themeColor="text1" w:val="000000"/>
@@ -11364,6 +11906,7 @@
     </w:tblStylePr>
     <w:tblStylePr w:type="firstCol">
       <w:rPr>
+        <w:rFonts w:eastAsia="黑体"/>
         <w:b/>
         <w:bCs/>
         <w:color w:themeColor="text1" w:val="000000"/>
@@ -11383,6 +11926,7 @@
     </w:tblStylePr>
     <w:tblStylePr w:type="lastCol">
       <w:rPr>
+        <w:rFonts w:eastAsia="黑体"/>
         <w:b w:val="0"/>
         <w:bCs w:val="0"/>
         <w:color w:themeColor="text1" w:val="000000"/>
@@ -11455,6 +11999,7 @@
     </w:tcPr>
     <w:tblStylePr w:type="firstRow">
       <w:rPr>
+        <w:rFonts w:eastAsia="黑体"/>
         <w:b/>
         <w:bCs/>
         <w:i w:val="0"/>
@@ -11476,6 +12021,7 @@
     </w:tblStylePr>
     <w:tblStylePr w:type="lastRow">
       <w:rPr>
+        <w:rFonts w:eastAsia="黑体"/>
         <w:b/>
         <w:bCs/>
         <w:i w:val="0"/>
@@ -11497,6 +12043,7 @@
     </w:tblStylePr>
     <w:tblStylePr w:type="firstCol">
       <w:rPr>
+        <w:rFonts w:eastAsia="黑体"/>
         <w:b/>
         <w:bCs/>
         <w:i w:val="0"/>
@@ -11516,6 +12063,7 @@
     </w:tblStylePr>
     <w:tblStylePr w:type="lastCol">
       <w:rPr>
+        <w:rFonts w:eastAsia="黑体"/>
         <w:b/>
         <w:bCs/>
         <w:i w:val="0"/>
@@ -11596,6 +12144,7 @@
     </w:tcPr>
     <w:tblStylePr w:type="firstRow">
       <w:rPr>
+        <w:rFonts w:eastAsia="黑体"/>
         <w:b/>
         <w:bCs/>
         <w:i w:val="0"/>
@@ -11617,6 +12166,7 @@
     </w:tblStylePr>
     <w:tblStylePr w:type="lastRow">
       <w:rPr>
+        <w:rFonts w:eastAsia="黑体"/>
         <w:b/>
         <w:bCs/>
         <w:i w:val="0"/>
@@ -11638,6 +12188,7 @@
     </w:tblStylePr>
     <w:tblStylePr w:type="firstCol">
       <w:rPr>
+        <w:rFonts w:eastAsia="黑体"/>
         <w:b/>
         <w:bCs/>
         <w:i w:val="0"/>
@@ -11657,6 +12208,7 @@
     </w:tblStylePr>
     <w:tblStylePr w:type="lastCol">
       <w:rPr>
+        <w:rFonts w:eastAsia="黑体"/>
         <w:b/>
         <w:bCs/>
         <w:i w:val="0"/>
@@ -11737,6 +12289,7 @@
     </w:tcPr>
     <w:tblStylePr w:type="firstRow">
       <w:rPr>
+        <w:rFonts w:eastAsia="黑体"/>
         <w:b/>
         <w:bCs/>
         <w:i w:val="0"/>
@@ -11758,6 +12311,7 @@
     </w:tblStylePr>
     <w:tblStylePr w:type="lastRow">
       <w:rPr>
+        <w:rFonts w:eastAsia="黑体"/>
         <w:b/>
         <w:bCs/>
         <w:i w:val="0"/>
@@ -11779,6 +12333,7 @@
     </w:tblStylePr>
     <w:tblStylePr w:type="firstCol">
       <w:rPr>
+        <w:rFonts w:eastAsia="黑体"/>
         <w:b/>
         <w:bCs/>
         <w:i w:val="0"/>
@@ -11798,6 +12353,7 @@
     </w:tblStylePr>
     <w:tblStylePr w:type="lastCol">
       <w:rPr>
+        <w:rFonts w:eastAsia="黑体"/>
         <w:b/>
         <w:bCs/>
         <w:i w:val="0"/>
@@ -11878,6 +12434,7 @@
     </w:tcPr>
     <w:tblStylePr w:type="firstRow">
       <w:rPr>
+        <w:rFonts w:eastAsia="黑体"/>
         <w:b/>
         <w:bCs/>
         <w:i w:val="0"/>
@@ -11899,6 +12456,7 @@
     </w:tblStylePr>
     <w:tblStylePr w:type="lastRow">
       <w:rPr>
+        <w:rFonts w:eastAsia="黑体"/>
         <w:b/>
         <w:bCs/>
         <w:i w:val="0"/>
@@ -11920,6 +12478,7 @@
     </w:tblStylePr>
     <w:tblStylePr w:type="firstCol">
       <w:rPr>
+        <w:rFonts w:eastAsia="黑体"/>
         <w:b/>
         <w:bCs/>
         <w:i w:val="0"/>
@@ -11939,6 +12498,7 @@
     </w:tblStylePr>
     <w:tblStylePr w:type="lastCol">
       <w:rPr>
+        <w:rFonts w:eastAsia="黑体"/>
         <w:b/>
         <w:bCs/>
         <w:i w:val="0"/>
@@ -12019,6 +12579,7 @@
     </w:tcPr>
     <w:tblStylePr w:type="firstRow">
       <w:rPr>
+        <w:rFonts w:eastAsia="黑体"/>
         <w:b/>
         <w:bCs/>
         <w:i w:val="0"/>
@@ -12040,6 +12601,7 @@
     </w:tblStylePr>
     <w:tblStylePr w:type="lastRow">
       <w:rPr>
+        <w:rFonts w:eastAsia="黑体"/>
         <w:b/>
         <w:bCs/>
         <w:i w:val="0"/>
@@ -12061,6 +12623,7 @@
     </w:tblStylePr>
     <w:tblStylePr w:type="firstCol">
       <w:rPr>
+        <w:rFonts w:eastAsia="黑体"/>
         <w:b/>
         <w:bCs/>
         <w:i w:val="0"/>
@@ -12080,6 +12643,7 @@
     </w:tblStylePr>
     <w:tblStylePr w:type="lastCol">
       <w:rPr>
+        <w:rFonts w:eastAsia="黑体"/>
         <w:b/>
         <w:bCs/>
         <w:i w:val="0"/>
@@ -12160,6 +12724,7 @@
     </w:tcPr>
     <w:tblStylePr w:type="firstRow">
       <w:rPr>
+        <w:rFonts w:eastAsia="黑体"/>
         <w:b/>
         <w:bCs/>
         <w:i w:val="0"/>
@@ -12181,6 +12746,7 @@
     </w:tblStylePr>
     <w:tblStylePr w:type="lastRow">
       <w:rPr>
+        <w:rFonts w:eastAsia="黑体"/>
         <w:b/>
         <w:bCs/>
         <w:i w:val="0"/>
@@ -12202,6 +12768,7 @@
     </w:tblStylePr>
     <w:tblStylePr w:type="firstCol">
       <w:rPr>
+        <w:rFonts w:eastAsia="黑体"/>
         <w:b/>
         <w:bCs/>
         <w:i w:val="0"/>
@@ -12221,6 +12788,7 @@
     </w:tblStylePr>
     <w:tblStylePr w:type="lastCol">
       <w:rPr>
+        <w:rFonts w:eastAsia="黑体"/>
         <w:b/>
         <w:bCs/>
         <w:i w:val="0"/>
@@ -12301,6 +12869,7 @@
     </w:tcPr>
     <w:tblStylePr w:type="firstRow">
       <w:rPr>
+        <w:rFonts w:eastAsia="黑体"/>
         <w:b/>
         <w:bCs/>
         <w:i w:val="0"/>
@@ -12322,6 +12891,7 @@
     </w:tblStylePr>
     <w:tblStylePr w:type="lastRow">
       <w:rPr>
+        <w:rFonts w:eastAsia="黑体"/>
         <w:b/>
         <w:bCs/>
         <w:i w:val="0"/>
@@ -12343,6 +12913,7 @@
     </w:tblStylePr>
     <w:tblStylePr w:type="firstCol">
       <w:rPr>
+        <w:rFonts w:eastAsia="黑体"/>
         <w:b/>
         <w:bCs/>
         <w:i w:val="0"/>
@@ -12362,6 +12933,7 @@
     </w:tblStylePr>
     <w:tblStylePr w:type="lastCol">
       <w:rPr>
+        <w:rFonts w:eastAsia="黑体"/>
         <w:b/>
         <w:bCs/>
         <w:i w:val="0"/>
@@ -12419,6 +12991,7 @@
       <w:spacing w:after="0" w:line="240" w:lineRule="auto"/>
     </w:pPr>
     <w:rPr>
+      <w:rFonts w:eastAsia="黑体"/>
       <w:color w:themeColor="background1" w:val="FFFFFF"/>
     </w:rPr>
     <w:tblPr>
@@ -12437,6 +13010,7 @@
     </w:tcPr>
     <w:tblStylePr w:type="firstRow">
       <w:rPr>
+        <w:rFonts w:eastAsia="黑体"/>
         <w:b/>
         <w:bCs/>
       </w:rPr>
@@ -12533,6 +13107,7 @@
       <w:spacing w:after="0" w:line="240" w:lineRule="auto"/>
     </w:pPr>
     <w:rPr>
+      <w:rFonts w:eastAsia="黑体"/>
       <w:color w:themeColor="background1" w:val="FFFFFF"/>
     </w:rPr>
     <w:tblPr>
@@ -12551,6 +13126,7 @@
     </w:tcPr>
     <w:tblStylePr w:type="firstRow">
       <w:rPr>
+        <w:rFonts w:eastAsia="黑体"/>
         <w:b/>
         <w:bCs/>
       </w:rPr>
@@ -12647,6 +13223,7 @@
       <w:spacing w:after="0" w:line="240" w:lineRule="auto"/>
     </w:pPr>
     <w:rPr>
+      <w:rFonts w:eastAsia="黑体"/>
       <w:color w:themeColor="background1" w:val="FFFFFF"/>
     </w:rPr>
     <w:tblPr>
@@ -12665,6 +13242,7 @@
     </w:tcPr>
     <w:tblStylePr w:type="firstRow">
       <w:rPr>
+        <w:rFonts w:eastAsia="黑体"/>
         <w:b/>
         <w:bCs/>
       </w:rPr>
@@ -12761,6 +13339,7 @@
       <w:spacing w:after="0" w:line="240" w:lineRule="auto"/>
     </w:pPr>
     <w:rPr>
+      <w:rFonts w:eastAsia="黑体"/>
       <w:color w:themeColor="background1" w:val="FFFFFF"/>
     </w:rPr>
     <w:tblPr>
@@ -12779,6 +13358,7 @@
     </w:tcPr>
     <w:tblStylePr w:type="firstRow">
       <w:rPr>
+        <w:rFonts w:eastAsia="黑体"/>
         <w:b/>
         <w:bCs/>
       </w:rPr>
@@ -12875,6 +13455,7 @@
       <w:spacing w:after="0" w:line="240" w:lineRule="auto"/>
     </w:pPr>
     <w:rPr>
+      <w:rFonts w:eastAsia="黑体"/>
       <w:color w:themeColor="background1" w:val="FFFFFF"/>
     </w:rPr>
     <w:tblPr>
@@ -12893,6 +13474,7 @@
     </w:tcPr>
     <w:tblStylePr w:type="firstRow">
       <w:rPr>
+        <w:rFonts w:eastAsia="黑体"/>
         <w:b/>
         <w:bCs/>
       </w:rPr>
@@ -12989,6 +13571,7 @@
       <w:spacing w:after="0" w:line="240" w:lineRule="auto"/>
     </w:pPr>
     <w:rPr>
+      <w:rFonts w:eastAsia="黑体"/>
       <w:color w:themeColor="background1" w:val="FFFFFF"/>
     </w:rPr>
     <w:tblPr>
@@ -13007,6 +13590,7 @@
     </w:tcPr>
     <w:tblStylePr w:type="firstRow">
       <w:rPr>
+        <w:rFonts w:eastAsia="黑体"/>
         <w:b/>
         <w:bCs/>
       </w:rPr>
@@ -13103,6 +13687,7 @@
       <w:spacing w:after="0" w:line="240" w:lineRule="auto"/>
     </w:pPr>
     <w:rPr>
+      <w:rFonts w:eastAsia="黑体"/>
       <w:color w:themeColor="background1" w:val="FFFFFF"/>
     </w:rPr>
     <w:tblPr>
@@ -13121,6 +13706,7 @@
     </w:tcPr>
     <w:tblStylePr w:type="firstRow">
       <w:rPr>
+        <w:rFonts w:eastAsia="黑体"/>
         <w:b/>
         <w:bCs/>
       </w:rPr>
@@ -13217,6 +13803,7 @@
       <w:spacing w:after="0" w:line="240" w:lineRule="auto"/>
     </w:pPr>
     <w:rPr>
+      <w:rFonts w:eastAsia="黑体"/>
       <w:color w:themeColor="text1" w:val="000000"/>
     </w:rPr>
     <w:tblPr>
@@ -13243,6 +13830,7 @@
     </w:tcPr>
     <w:tblStylePr w:type="firstRow">
       <w:rPr>
+        <w:rFonts w:eastAsia="黑体"/>
         <w:b/>
         <w:bCs/>
       </w:rPr>
@@ -13261,6 +13849,7 @@
     </w:tblStylePr>
     <w:tblStylePr w:type="lastRow">
       <w:rPr>
+        <w:rFonts w:eastAsia="黑体"/>
         <w:b/>
         <w:bCs/>
         <w:color w:themeColor="background1" w:val="FFFFFF"/>
@@ -13275,6 +13864,7 @@
     </w:tblStylePr>
     <w:tblStylePr w:type="firstCol">
       <w:rPr>
+        <w:rFonts w:eastAsia="黑体"/>
         <w:color w:themeColor="background1" w:val="FFFFFF"/>
       </w:rPr>
       <w:tblPr/>
@@ -13292,6 +13882,7 @@
     </w:tblStylePr>
     <w:tblStylePr w:type="lastCol">
       <w:rPr>
+        <w:rFonts w:eastAsia="黑体"/>
         <w:color w:themeColor="background1" w:val="FFFFFF"/>
       </w:rPr>
       <w:tblPr/>
@@ -13321,11 +13912,13 @@
     </w:tblStylePr>
     <w:tblStylePr w:type="neCell">
       <w:rPr>
+        <w:rFonts w:eastAsia="黑体"/>
         <w:color w:themeColor="text1" w:val="000000"/>
       </w:rPr>
     </w:tblStylePr>
     <w:tblStylePr w:type="nwCell">
       <w:rPr>
+        <w:rFonts w:eastAsia="黑体"/>
         <w:color w:themeColor="text1" w:val="000000"/>
       </w:rPr>
     </w:tblStylePr>
@@ -13339,6 +13932,7 @@
       <w:spacing w:after="0" w:line="240" w:lineRule="auto"/>
     </w:pPr>
     <w:rPr>
+      <w:rFonts w:eastAsia="黑体"/>
       <w:color w:themeColor="text1" w:val="000000"/>
     </w:rPr>
     <w:tblPr>
@@ -13365,6 +13959,7 @@
     </w:tcPr>
     <w:tblStylePr w:type="firstRow">
       <w:rPr>
+        <w:rFonts w:eastAsia="黑体"/>
         <w:b/>
         <w:bCs/>
       </w:rPr>
@@ -13383,6 +13978,7 @@
     </w:tblStylePr>
     <w:tblStylePr w:type="lastRow">
       <w:rPr>
+        <w:rFonts w:eastAsia="黑体"/>
         <w:b/>
         <w:bCs/>
         <w:color w:themeColor="background1" w:val="FFFFFF"/>
@@ -13397,6 +13993,7 @@
     </w:tblStylePr>
     <w:tblStylePr w:type="firstCol">
       <w:rPr>
+        <w:rFonts w:eastAsia="黑体"/>
         <w:color w:themeColor="background1" w:val="FFFFFF"/>
       </w:rPr>
       <w:tblPr/>
@@ -13414,6 +14011,7 @@
     </w:tblStylePr>
     <w:tblStylePr w:type="lastCol">
       <w:rPr>
+        <w:rFonts w:eastAsia="黑体"/>
         <w:color w:themeColor="background1" w:val="FFFFFF"/>
       </w:rPr>
       <w:tblPr/>
@@ -13443,11 +14041,13 @@
     </w:tblStylePr>
     <w:tblStylePr w:type="neCell">
       <w:rPr>
+        <w:rFonts w:eastAsia="黑体"/>
         <w:color w:themeColor="text1" w:val="000000"/>
       </w:rPr>
     </w:tblStylePr>
     <w:tblStylePr w:type="nwCell">
       <w:rPr>
+        <w:rFonts w:eastAsia="黑体"/>
         <w:color w:themeColor="text1" w:val="000000"/>
       </w:rPr>
     </w:tblStylePr>
@@ -13461,6 +14061,7 @@
       <w:spacing w:after="0" w:line="240" w:lineRule="auto"/>
     </w:pPr>
     <w:rPr>
+      <w:rFonts w:eastAsia="黑体"/>
       <w:color w:themeColor="text1" w:val="000000"/>
     </w:rPr>
     <w:tblPr>
@@ -13487,6 +14088,7 @@
     </w:tcPr>
     <w:tblStylePr w:type="firstRow">
       <w:rPr>
+        <w:rFonts w:eastAsia="黑体"/>
         <w:b/>
         <w:bCs/>
       </w:rPr>
@@ -13505,6 +14107,7 @@
     </w:tblStylePr>
     <w:tblStylePr w:type="lastRow">
       <w:rPr>
+        <w:rFonts w:eastAsia="黑体"/>
         <w:b/>
         <w:bCs/>
         <w:color w:themeColor="background1" w:val="FFFFFF"/>
@@ -13519,6 +14122,7 @@
     </w:tblStylePr>
     <w:tblStylePr w:type="firstCol">
       <w:rPr>
+        <w:rFonts w:eastAsia="黑体"/>
         <w:color w:themeColor="background1" w:val="FFFFFF"/>
       </w:rPr>
       <w:tblPr/>
@@ -13536,6 +14140,7 @@
     </w:tblStylePr>
     <w:tblStylePr w:type="lastCol">
       <w:rPr>
+        <w:rFonts w:eastAsia="黑体"/>
         <w:color w:themeColor="background1" w:val="FFFFFF"/>
       </w:rPr>
       <w:tblPr/>
@@ -13565,11 +14170,13 @@
     </w:tblStylePr>
     <w:tblStylePr w:type="neCell">
       <w:rPr>
+        <w:rFonts w:eastAsia="黑体"/>
         <w:color w:themeColor="text1" w:val="000000"/>
       </w:rPr>
     </w:tblStylePr>
     <w:tblStylePr w:type="nwCell">
       <w:rPr>
+        <w:rFonts w:eastAsia="黑体"/>
         <w:color w:themeColor="text1" w:val="000000"/>
       </w:rPr>
     </w:tblStylePr>
@@ -13583,6 +14190,7 @@
       <w:spacing w:after="0" w:line="240" w:lineRule="auto"/>
     </w:pPr>
     <w:rPr>
+      <w:rFonts w:eastAsia="黑体"/>
       <w:color w:themeColor="text1" w:val="000000"/>
     </w:rPr>
     <w:tblPr>
@@ -13609,6 +14217,7 @@
     </w:tcPr>
     <w:tblStylePr w:type="firstRow">
       <w:rPr>
+        <w:rFonts w:eastAsia="黑体"/>
         <w:b/>
         <w:bCs/>
       </w:rPr>
@@ -13627,6 +14236,7 @@
     </w:tblStylePr>
     <w:tblStylePr w:type="lastRow">
       <w:rPr>
+        <w:rFonts w:eastAsia="黑体"/>
         <w:b/>
         <w:bCs/>
         <w:color w:themeColor="background1" w:val="FFFFFF"/>
@@ -13641,6 +14251,7 @@
     </w:tblStylePr>
     <w:tblStylePr w:type="firstCol">
       <w:rPr>
+        <w:rFonts w:eastAsia="黑体"/>
         <w:color w:themeColor="background1" w:val="FFFFFF"/>
       </w:rPr>
       <w:tblPr/>
@@ -13658,6 +14269,7 @@
     </w:tblStylePr>
     <w:tblStylePr w:type="lastCol">
       <w:rPr>
+        <w:rFonts w:eastAsia="黑体"/>
         <w:color w:themeColor="background1" w:val="FFFFFF"/>
       </w:rPr>
       <w:tblPr/>
@@ -13695,6 +14307,7 @@
       <w:spacing w:after="0" w:line="240" w:lineRule="auto"/>
     </w:pPr>
     <w:rPr>
+      <w:rFonts w:eastAsia="黑体"/>
       <w:color w:themeColor="text1" w:val="000000"/>
     </w:rPr>
     <w:tblPr>
@@ -13721,6 +14334,7 @@
     </w:tcPr>
     <w:tblStylePr w:type="firstRow">
       <w:rPr>
+        <w:rFonts w:eastAsia="黑体"/>
         <w:b/>
         <w:bCs/>
       </w:rPr>
@@ -13739,6 +14353,7 @@
     </w:tblStylePr>
     <w:tblStylePr w:type="lastRow">
       <w:rPr>
+        <w:rFonts w:eastAsia="黑体"/>
         <w:b/>
         <w:bCs/>
         <w:color w:themeColor="background1" w:val="FFFFFF"/>
@@ -13753,6 +14368,7 @@
     </w:tblStylePr>
     <w:tblStylePr w:type="firstCol">
       <w:rPr>
+        <w:rFonts w:eastAsia="黑体"/>
         <w:color w:themeColor="background1" w:val="FFFFFF"/>
       </w:rPr>
       <w:tblPr/>
@@ -13770,6 +14386,7 @@
     </w:tblStylePr>
     <w:tblStylePr w:type="lastCol">
       <w:rPr>
+        <w:rFonts w:eastAsia="黑体"/>
         <w:color w:themeColor="background1" w:val="FFFFFF"/>
       </w:rPr>
       <w:tblPr/>
@@ -13799,11 +14416,13 @@
     </w:tblStylePr>
     <w:tblStylePr w:type="neCell">
       <w:rPr>
+        <w:rFonts w:eastAsia="黑体"/>
         <w:color w:themeColor="text1" w:val="000000"/>
       </w:rPr>
     </w:tblStylePr>
     <w:tblStylePr w:type="nwCell">
       <w:rPr>
+        <w:rFonts w:eastAsia="黑体"/>
         <w:color w:themeColor="text1" w:val="000000"/>
       </w:rPr>
     </w:tblStylePr>
@@ -13817,6 +14436,7 @@
       <w:spacing w:after="0" w:line="240" w:lineRule="auto"/>
     </w:pPr>
     <w:rPr>
+      <w:rFonts w:eastAsia="黑体"/>
       <w:color w:themeColor="text1" w:val="000000"/>
     </w:rPr>
     <w:tblPr>
@@ -13843,6 +14463,7 @@
     </w:tcPr>
     <w:tblStylePr w:type="firstRow">
       <w:rPr>
+        <w:rFonts w:eastAsia="黑体"/>
         <w:b/>
         <w:bCs/>
       </w:rPr>
@@ -13861,6 +14482,7 @@
     </w:tblStylePr>
     <w:tblStylePr w:type="lastRow">
       <w:rPr>
+        <w:rFonts w:eastAsia="黑体"/>
         <w:b/>
         <w:bCs/>
         <w:color w:themeColor="background1" w:val="FFFFFF"/>
@@ -13875,6 +14497,7 @@
     </w:tblStylePr>
     <w:tblStylePr w:type="firstCol">
       <w:rPr>
+        <w:rFonts w:eastAsia="黑体"/>
         <w:color w:themeColor="background1" w:val="FFFFFF"/>
       </w:rPr>
       <w:tblPr/>
@@ -13892,6 +14515,7 @@
     </w:tblStylePr>
     <w:tblStylePr w:type="lastCol">
       <w:rPr>
+        <w:rFonts w:eastAsia="黑体"/>
         <w:color w:themeColor="background1" w:val="FFFFFF"/>
       </w:rPr>
       <w:tblPr/>
@@ -13921,11 +14545,13 @@
     </w:tblStylePr>
     <w:tblStylePr w:type="neCell">
       <w:rPr>
+        <w:rFonts w:eastAsia="黑体"/>
         <w:color w:themeColor="text1" w:val="000000"/>
       </w:rPr>
     </w:tblStylePr>
     <w:tblStylePr w:type="nwCell">
       <w:rPr>
+        <w:rFonts w:eastAsia="黑体"/>
         <w:color w:themeColor="text1" w:val="000000"/>
       </w:rPr>
     </w:tblStylePr>
@@ -13939,6 +14565,7 @@
       <w:spacing w:after="0" w:line="240" w:lineRule="auto"/>
     </w:pPr>
     <w:rPr>
+      <w:rFonts w:eastAsia="黑体"/>
       <w:color w:themeColor="text1" w:val="000000"/>
     </w:rPr>
     <w:tblPr>
@@ -13965,6 +14592,7 @@
     </w:tcPr>
     <w:tblStylePr w:type="firstRow">
       <w:rPr>
+        <w:rFonts w:eastAsia="黑体"/>
         <w:b/>
         <w:bCs/>
       </w:rPr>
@@ -13983,6 +14611,7 @@
     </w:tblStylePr>
     <w:tblStylePr w:type="lastRow">
       <w:rPr>
+        <w:rFonts w:eastAsia="黑体"/>
         <w:b/>
         <w:bCs/>
         <w:color w:themeColor="background1" w:val="FFFFFF"/>
@@ -13997,6 +14626,7 @@
     </w:tblStylePr>
     <w:tblStylePr w:type="firstCol">
       <w:rPr>
+        <w:rFonts w:eastAsia="黑体"/>
         <w:color w:themeColor="background1" w:val="FFFFFF"/>
       </w:rPr>
       <w:tblPr/>
@@ -14014,6 +14644,7 @@
     </w:tblStylePr>
     <w:tblStylePr w:type="lastCol">
       <w:rPr>
+        <w:rFonts w:eastAsia="黑体"/>
         <w:color w:themeColor="background1" w:val="FFFFFF"/>
       </w:rPr>
       <w:tblPr/>
@@ -14043,11 +14674,13 @@
     </w:tblStylePr>
     <w:tblStylePr w:type="neCell">
       <w:rPr>
+        <w:rFonts w:eastAsia="黑体"/>
         <w:color w:themeColor="text1" w:val="000000"/>
       </w:rPr>
     </w:tblStylePr>
     <w:tblStylePr w:type="nwCell">
       <w:rPr>
+        <w:rFonts w:eastAsia="黑体"/>
         <w:color w:themeColor="text1" w:val="000000"/>
       </w:rPr>
     </w:tblStylePr>
@@ -14061,6 +14694,7 @@
       <w:spacing w:after="0" w:line="240" w:lineRule="auto"/>
     </w:pPr>
     <w:rPr>
+      <w:rFonts w:eastAsia="黑体"/>
       <w:color w:themeColor="text1" w:val="000000"/>
     </w:rPr>
     <w:tblPr>
@@ -14079,6 +14713,7 @@
     </w:tcPr>
     <w:tblStylePr w:type="firstRow">
       <w:rPr>
+        <w:rFonts w:eastAsia="黑体"/>
         <w:b/>
         <w:bCs/>
         <w:color w:themeColor="background1" w:val="FFFFFF"/>
@@ -14093,6 +14728,7 @@
     </w:tblStylePr>
     <w:tblStylePr w:type="lastRow">
       <w:rPr>
+        <w:rFonts w:eastAsia="黑体"/>
         <w:b/>
         <w:bCs/>
         <w:color w:themeColor="accent2" w:themeShade="CC" w:val="9E3A38"/>
@@ -14107,12 +14743,14 @@
     </w:tblStylePr>
     <w:tblStylePr w:type="firstCol">
       <w:rPr>
+        <w:rFonts w:eastAsia="黑体"/>
         <w:b/>
         <w:bCs/>
       </w:rPr>
     </w:tblStylePr>
     <w:tblStylePr w:type="lastCol">
       <w:rPr>
+        <w:rFonts w:eastAsia="黑体"/>
         <w:b/>
         <w:bCs/>
       </w:rPr>
@@ -14147,6 +14785,7 @@
       <w:spacing w:after="0" w:line="240" w:lineRule="auto"/>
     </w:pPr>
     <w:rPr>
+      <w:rFonts w:eastAsia="黑体"/>
       <w:color w:themeColor="text1" w:val="000000"/>
     </w:rPr>
     <w:tblPr>
@@ -14165,6 +14804,7 @@
     </w:tcPr>
     <w:tblStylePr w:type="firstRow">
       <w:rPr>
+        <w:rFonts w:eastAsia="黑体"/>
         <w:b/>
         <w:bCs/>
         <w:color w:themeColor="background1" w:val="FFFFFF"/>
@@ -14179,6 +14819,7 @@
     </w:tblStylePr>
     <w:tblStylePr w:type="lastRow">
       <w:rPr>
+        <w:rFonts w:eastAsia="黑体"/>
         <w:b/>
         <w:bCs/>
         <w:color w:themeColor="accent2" w:themeShade="CC" w:val="9E3A38"/>
@@ -14193,12 +14834,14 @@
     </w:tblStylePr>
     <w:tblStylePr w:type="firstCol">
       <w:rPr>
+        <w:rFonts w:eastAsia="黑体"/>
         <w:b/>
         <w:bCs/>
       </w:rPr>
     </w:tblStylePr>
     <w:tblStylePr w:type="lastCol">
       <w:rPr>
+        <w:rFonts w:eastAsia="黑体"/>
         <w:b/>
         <w:bCs/>
       </w:rPr>
@@ -14233,6 +14876,7 @@
       <w:spacing w:after="0" w:line="240" w:lineRule="auto"/>
     </w:pPr>
     <w:rPr>
+      <w:rFonts w:eastAsia="黑体"/>
       <w:color w:themeColor="text1" w:val="000000"/>
     </w:rPr>
     <w:tblPr>
@@ -14251,6 +14895,7 @@
     </w:tcPr>
     <w:tblStylePr w:type="firstRow">
       <w:rPr>
+        <w:rFonts w:eastAsia="黑体"/>
         <w:b/>
         <w:bCs/>
         <w:color w:themeColor="background1" w:val="FFFFFF"/>
@@ -14265,6 +14910,7 @@
     </w:tblStylePr>
     <w:tblStylePr w:type="lastRow">
       <w:rPr>
+        <w:rFonts w:eastAsia="黑体"/>
         <w:b/>
         <w:bCs/>
         <w:color w:themeColor="accent2" w:themeShade="CC" w:val="9E3A38"/>
@@ -14279,12 +14925,14 @@
     </w:tblStylePr>
     <w:tblStylePr w:type="firstCol">
       <w:rPr>
+        <w:rFonts w:eastAsia="黑体"/>
         <w:b/>
         <w:bCs/>
       </w:rPr>
     </w:tblStylePr>
     <w:tblStylePr w:type="lastCol">
       <w:rPr>
+        <w:rFonts w:eastAsia="黑体"/>
         <w:b/>
         <w:bCs/>
       </w:rPr>
@@ -14319,6 +14967,7 @@
       <w:spacing w:after="0" w:line="240" w:lineRule="auto"/>
     </w:pPr>
     <w:rPr>
+      <w:rFonts w:eastAsia="黑体"/>
       <w:color w:themeColor="text1" w:val="000000"/>
     </w:rPr>
     <w:tblPr>
@@ -14337,6 +14986,7 @@
     </w:tcPr>
     <w:tblStylePr w:type="firstRow">
       <w:rPr>
+        <w:rFonts w:eastAsia="黑体"/>
         <w:b/>
         <w:bCs/>
         <w:color w:themeColor="background1" w:val="FFFFFF"/>
@@ -14351,6 +15001,7 @@
     </w:tblStylePr>
     <w:tblStylePr w:type="lastRow">
       <w:rPr>
+        <w:rFonts w:eastAsia="黑体"/>
         <w:b/>
         <w:bCs/>
         <w:color w:themeColor="accent4" w:themeShade="CC" w:val="664E82"/>
@@ -14365,12 +15016,14 @@
     </w:tblStylePr>
     <w:tblStylePr w:type="firstCol">
       <w:rPr>
+        <w:rFonts w:eastAsia="黑体"/>
         <w:b/>
         <w:bCs/>
       </w:rPr>
     </w:tblStylePr>
     <w:tblStylePr w:type="lastCol">
       <w:rPr>
+        <w:rFonts w:eastAsia="黑体"/>
         <w:b/>
         <w:bCs/>
       </w:rPr>
@@ -14405,6 +15058,7 @@
       <w:spacing w:after="0" w:line="240" w:lineRule="auto"/>
     </w:pPr>
     <w:rPr>
+      <w:rFonts w:eastAsia="黑体"/>
       <w:color w:themeColor="text1" w:val="000000"/>
     </w:rPr>
     <w:tblPr>
@@ -14423,6 +15077,7 @@
     </w:tcPr>
     <w:tblStylePr w:type="firstRow">
       <w:rPr>
+        <w:rFonts w:eastAsia="黑体"/>
         <w:b/>
         <w:bCs/>
         <w:color w:themeColor="background1" w:val="FFFFFF"/>
@@ -14437,6 +15092,7 @@
     </w:tblStylePr>
     <w:tblStylePr w:type="lastRow">
       <w:rPr>
+        <w:rFonts w:eastAsia="黑体"/>
         <w:b/>
         <w:bCs/>
         <w:color w:themeColor="accent3" w:themeShade="CC" w:val="7E9C40"/>
@@ -14451,12 +15107,14 @@
     </w:tblStylePr>
     <w:tblStylePr w:type="firstCol">
       <w:rPr>
+        <w:rFonts w:eastAsia="黑体"/>
         <w:b/>
         <w:bCs/>
       </w:rPr>
     </w:tblStylePr>
     <w:tblStylePr w:type="lastCol">
       <w:rPr>
+        <w:rFonts w:eastAsia="黑体"/>
         <w:b/>
         <w:bCs/>
       </w:rPr>
@@ -14491,6 +15149,7 @@
       <w:spacing w:after="0" w:line="240" w:lineRule="auto"/>
     </w:pPr>
     <w:rPr>
+      <w:rFonts w:eastAsia="黑体"/>
       <w:color w:themeColor="text1" w:val="000000"/>
     </w:rPr>
     <w:tblPr>
@@ -14509,6 +15168,7 @@
     </w:tcPr>
     <w:tblStylePr w:type="firstRow">
       <w:rPr>
+        <w:rFonts w:eastAsia="黑体"/>
         <w:b/>
         <w:bCs/>
         <w:color w:themeColor="background1" w:val="FFFFFF"/>
@@ -14523,6 +15183,7 @@
     </w:tblStylePr>
     <w:tblStylePr w:type="lastRow">
       <w:rPr>
+        <w:rFonts w:eastAsia="黑体"/>
         <w:b/>
         <w:bCs/>
         <w:color w:themeColor="accent6" w:themeShade="CC" w:val="F2730A"/>
@@ -14537,12 +15198,14 @@
     </w:tblStylePr>
     <w:tblStylePr w:type="firstCol">
       <w:rPr>
+        <w:rFonts w:eastAsia="黑体"/>
         <w:b/>
         <w:bCs/>
       </w:rPr>
     </w:tblStylePr>
     <w:tblStylePr w:type="lastCol">
       <w:rPr>
+        <w:rFonts w:eastAsia="黑体"/>
         <w:b/>
         <w:bCs/>
       </w:rPr>
@@ -14577,6 +15240,7 @@
       <w:spacing w:after="0" w:line="240" w:lineRule="auto"/>
     </w:pPr>
     <w:rPr>
+      <w:rFonts w:eastAsia="黑体"/>
       <w:color w:themeColor="text1" w:val="000000"/>
     </w:rPr>
     <w:tblPr>
@@ -14595,6 +15259,7 @@
     </w:tcPr>
     <w:tblStylePr w:type="firstRow">
       <w:rPr>
+        <w:rFonts w:eastAsia="黑体"/>
         <w:b/>
         <w:bCs/>
         <w:color w:themeColor="background1" w:val="FFFFFF"/>
@@ -14609,6 +15274,7 @@
     </w:tblStylePr>
     <w:tblStylePr w:type="lastRow">
       <w:rPr>
+        <w:rFonts w:eastAsia="黑体"/>
         <w:b/>
         <w:bCs/>
         <w:color w:themeColor="accent5" w:themeShade="CC" w:val="348DA5"/>
@@ -14623,12 +15289,14 @@
     </w:tblStylePr>
     <w:tblStylePr w:type="firstCol">
       <w:rPr>
+        <w:rFonts w:eastAsia="黑体"/>
         <w:b/>
         <w:bCs/>
       </w:rPr>
     </w:tblStylePr>
     <w:tblStylePr w:type="lastCol">
       <w:rPr>
+        <w:rFonts w:eastAsia="黑体"/>
         <w:b/>
         <w:bCs/>
       </w:rPr>
@@ -14663,6 +15331,7 @@
       <w:spacing w:after="0" w:line="240" w:lineRule="auto"/>
     </w:pPr>
     <w:rPr>
+      <w:rFonts w:eastAsia="黑体"/>
       <w:color w:themeColor="text1" w:val="000000"/>
     </w:rPr>
     <w:tblPr>
@@ -14684,6 +15353,7 @@
     </w:tcPr>
     <w:tblStylePr w:type="firstRow">
       <w:rPr>
+        <w:rFonts w:eastAsia="黑体"/>
         <w:b/>
         <w:bCs/>
       </w:rPr>
@@ -14694,6 +15364,7 @@
     </w:tblStylePr>
     <w:tblStylePr w:type="lastRow">
       <w:rPr>
+        <w:rFonts w:eastAsia="黑体"/>
         <w:b/>
         <w:bCs/>
         <w:color w:themeColor="text1" w:val="000000"/>
@@ -14705,6 +15376,7 @@
     </w:tblStylePr>
     <w:tblStylePr w:type="firstCol">
       <w:rPr>
+        <w:rFonts w:eastAsia="黑体"/>
         <w:color w:themeColor="background1" w:val="FFFFFF"/>
       </w:rPr>
       <w:tblPr/>
@@ -14714,6 +15386,7 @@
     </w:tblStylePr>
     <w:tblStylePr w:type="lastCol">
       <w:rPr>
+        <w:rFonts w:eastAsia="黑体"/>
         <w:color w:themeColor="background1" w:val="FFFFFF"/>
       </w:rPr>
       <w:tblPr/>
@@ -14743,6 +15416,7 @@
       <w:spacing w:after="0" w:line="240" w:lineRule="auto"/>
     </w:pPr>
     <w:rPr>
+      <w:rFonts w:eastAsia="黑体"/>
       <w:color w:themeColor="text1" w:val="000000"/>
     </w:rPr>
     <w:tblPr>
@@ -14764,6 +15438,7 @@
     </w:tcPr>
     <w:tblStylePr w:type="firstRow">
       <w:rPr>
+        <w:rFonts w:eastAsia="黑体"/>
         <w:b/>
         <w:bCs/>
       </w:rPr>
@@ -14774,6 +15449,7 @@
     </w:tblStylePr>
     <w:tblStylePr w:type="lastRow">
       <w:rPr>
+        <w:rFonts w:eastAsia="黑体"/>
         <w:b/>
         <w:bCs/>
         <w:color w:themeColor="text1" w:val="000000"/>
@@ -14785,6 +15461,7 @@
     </w:tblStylePr>
     <w:tblStylePr w:type="firstCol">
       <w:rPr>
+        <w:rFonts w:eastAsia="黑体"/>
         <w:color w:themeColor="background1" w:val="FFFFFF"/>
       </w:rPr>
       <w:tblPr/>
@@ -14794,6 +15471,7 @@
     </w:tblStylePr>
     <w:tblStylePr w:type="lastCol">
       <w:rPr>
+        <w:rFonts w:eastAsia="黑体"/>
         <w:color w:themeColor="background1" w:val="FFFFFF"/>
       </w:rPr>
       <w:tblPr/>
@@ -14823,6 +15501,7 @@
       <w:spacing w:after="0" w:line="240" w:lineRule="auto"/>
     </w:pPr>
     <w:rPr>
+      <w:rFonts w:eastAsia="黑体"/>
       <w:color w:themeColor="text1" w:val="000000"/>
     </w:rPr>
     <w:tblPr>
@@ -14844,6 +15523,7 @@
     </w:tcPr>
     <w:tblStylePr w:type="firstRow">
       <w:rPr>
+        <w:rFonts w:eastAsia="黑体"/>
         <w:b/>
         <w:bCs/>
       </w:rPr>
@@ -14854,6 +15534,7 @@
     </w:tblStylePr>
     <w:tblStylePr w:type="lastRow">
       <w:rPr>
+        <w:rFonts w:eastAsia="黑体"/>
         <w:b/>
         <w:bCs/>
         <w:color w:themeColor="text1" w:val="000000"/>
@@ -14865,6 +15546,7 @@
     </w:tblStylePr>
     <w:tblStylePr w:type="firstCol">
       <w:rPr>
+        <w:rFonts w:eastAsia="黑体"/>
         <w:color w:themeColor="background1" w:val="FFFFFF"/>
       </w:rPr>
       <w:tblPr/>
@@ -14874,6 +15556,7 @@
     </w:tblStylePr>
     <w:tblStylePr w:type="lastCol">
       <w:rPr>
+        <w:rFonts w:eastAsia="黑体"/>
         <w:color w:themeColor="background1" w:val="FFFFFF"/>
       </w:rPr>
       <w:tblPr/>
@@ -14903,6 +15586,7 @@
       <w:spacing w:after="0" w:line="240" w:lineRule="auto"/>
     </w:pPr>
     <w:rPr>
+      <w:rFonts w:eastAsia="黑体"/>
       <w:color w:themeColor="text1" w:val="000000"/>
     </w:rPr>
     <w:tblPr>
@@ -14924,6 +15608,7 @@
     </w:tcPr>
     <w:tblStylePr w:type="firstRow">
       <w:rPr>
+        <w:rFonts w:eastAsia="黑体"/>
         <w:b/>
         <w:bCs/>
       </w:rPr>
@@ -14934,6 +15619,7 @@
     </w:tblStylePr>
     <w:tblStylePr w:type="lastRow">
       <w:rPr>
+        <w:rFonts w:eastAsia="黑体"/>
         <w:b/>
         <w:bCs/>
         <w:color w:themeColor="text1" w:val="000000"/>
@@ -14945,6 +15631,7 @@
     </w:tblStylePr>
     <w:tblStylePr w:type="firstCol">
       <w:rPr>
+        <w:rFonts w:eastAsia="黑体"/>
         <w:color w:themeColor="background1" w:val="FFFFFF"/>
       </w:rPr>
       <w:tblPr/>
@@ -14954,6 +15641,7 @@
     </w:tblStylePr>
     <w:tblStylePr w:type="lastCol">
       <w:rPr>
+        <w:rFonts w:eastAsia="黑体"/>
         <w:color w:themeColor="background1" w:val="FFFFFF"/>
       </w:rPr>
       <w:tblPr/>
@@ -14983,6 +15671,7 @@
       <w:spacing w:after="0" w:line="240" w:lineRule="auto"/>
     </w:pPr>
     <w:rPr>
+      <w:rFonts w:eastAsia="黑体"/>
       <w:color w:themeColor="text1" w:val="000000"/>
     </w:rPr>
     <w:tblPr>
@@ -15004,6 +15693,7 @@
     </w:tcPr>
     <w:tblStylePr w:type="firstRow">
       <w:rPr>
+        <w:rFonts w:eastAsia="黑体"/>
         <w:b/>
         <w:bCs/>
       </w:rPr>
@@ -15014,6 +15704,7 @@
     </w:tblStylePr>
     <w:tblStylePr w:type="lastRow">
       <w:rPr>
+        <w:rFonts w:eastAsia="黑体"/>
         <w:b/>
         <w:bCs/>
         <w:color w:themeColor="text1" w:val="000000"/>
@@ -15025,6 +15716,7 @@
     </w:tblStylePr>
     <w:tblStylePr w:type="firstCol">
       <w:rPr>
+        <w:rFonts w:eastAsia="黑体"/>
         <w:color w:themeColor="background1" w:val="FFFFFF"/>
       </w:rPr>
       <w:tblPr/>
@@ -15034,6 +15726,7 @@
     </w:tblStylePr>
     <w:tblStylePr w:type="lastCol">
       <w:rPr>
+        <w:rFonts w:eastAsia="黑体"/>
         <w:color w:themeColor="background1" w:val="FFFFFF"/>
       </w:rPr>
       <w:tblPr/>
@@ -15063,6 +15756,7 @@
       <w:spacing w:after="0" w:line="240" w:lineRule="auto"/>
     </w:pPr>
     <w:rPr>
+      <w:rFonts w:eastAsia="黑体"/>
       <w:color w:themeColor="text1" w:val="000000"/>
     </w:rPr>
     <w:tblPr>
@@ -15084,6 +15778,7 @@
     </w:tcPr>
     <w:tblStylePr w:type="firstRow">
       <w:rPr>
+        <w:rFonts w:eastAsia="黑体"/>
         <w:b/>
         <w:bCs/>
       </w:rPr>
@@ -15094,6 +15789,7 @@
     </w:tblStylePr>
     <w:tblStylePr w:type="lastRow">
       <w:rPr>
+        <w:rFonts w:eastAsia="黑体"/>
         <w:b/>
         <w:bCs/>
         <w:color w:themeColor="text1" w:val="000000"/>
@@ -15105,6 +15801,7 @@
     </w:tblStylePr>
     <w:tblStylePr w:type="firstCol">
       <w:rPr>
+        <w:rFonts w:eastAsia="黑体"/>
         <w:color w:themeColor="background1" w:val="FFFFFF"/>
       </w:rPr>
       <w:tblPr/>
@@ -15114,6 +15811,7 @@
     </w:tblStylePr>
     <w:tblStylePr w:type="lastCol">
       <w:rPr>
+        <w:rFonts w:eastAsia="黑体"/>
         <w:color w:themeColor="background1" w:val="FFFFFF"/>
       </w:rPr>
       <w:tblPr/>
@@ -15143,6 +15841,7 @@
       <w:spacing w:after="0" w:line="240" w:lineRule="auto"/>
     </w:pPr>
     <w:rPr>
+      <w:rFonts w:eastAsia="黑体"/>
       <w:color w:themeColor="text1" w:val="000000"/>
     </w:rPr>
     <w:tblPr>
@@ -15164,6 +15863,7 @@
     </w:tcPr>
     <w:tblStylePr w:type="firstRow">
       <w:rPr>
+        <w:rFonts w:eastAsia="黑体"/>
         <w:b/>
         <w:bCs/>
       </w:rPr>
@@ -15174,6 +15874,7 @@
     </w:tblStylePr>
     <w:tblStylePr w:type="lastRow">
       <w:rPr>
+        <w:rFonts w:eastAsia="黑体"/>
         <w:b/>
         <w:bCs/>
         <w:color w:themeColor="text1" w:val="000000"/>
@@ -15185,6 +15886,7 @@
     </w:tblStylePr>
     <w:tblStylePr w:type="firstCol">
       <w:rPr>
+        <w:rFonts w:eastAsia="黑体"/>
         <w:color w:themeColor="background1" w:val="FFFFFF"/>
       </w:rPr>
       <w:tblPr/>
@@ -15194,6 +15896,7 @@
     </w:tblStylePr>
     <w:tblStylePr w:type="lastCol">
       <w:rPr>
+        <w:rFonts w:eastAsia="黑体"/>
         <w:color w:themeColor="background1" w:val="FFFFFF"/>
       </w:rPr>
       <w:tblPr/>
@@ -15226,6 +15929,7 @@
     <w:name w:val="KeywordTok"/>
     <w:basedOn w:val="VerbatimChar"/>
     <w:rPr>
+      <w:rFonts w:eastAsia="黑体"/>
       <w:b/>
       <w:color w:val="007020"/>
     </w:rPr>
@@ -15234,6 +15938,7 @@
     <w:name w:val="DataTypeTok"/>
     <w:basedOn w:val="VerbatimChar"/>
     <w:rPr>
+      <w:rFonts w:eastAsia="黑体"/>
       <w:color w:val="902000"/>
     </w:rPr>
   </w:style>
@@ -15241,6 +15946,7 @@
     <w:name w:val="DecValTok"/>
     <w:basedOn w:val="VerbatimChar"/>
     <w:rPr>
+      <w:rFonts w:eastAsia="黑体"/>
       <w:color w:val="40a070"/>
     </w:rPr>
   </w:style>
@@ -15248,6 +15954,7 @@
     <w:name w:val="BaseNTok"/>
     <w:basedOn w:val="VerbatimChar"/>
     <w:rPr>
+      <w:rFonts w:eastAsia="黑体"/>
       <w:color w:val="40a070"/>
     </w:rPr>
   </w:style>
@@ -15255,6 +15962,7 @@
     <w:name w:val="FloatTok"/>
     <w:basedOn w:val="VerbatimChar"/>
     <w:rPr>
+      <w:rFonts w:eastAsia="黑体"/>
       <w:color w:val="40a070"/>
     </w:rPr>
   </w:style>
@@ -15262,6 +15970,7 @@
     <w:name w:val="ConstantTok"/>
     <w:basedOn w:val="VerbatimChar"/>
     <w:rPr>
+      <w:rFonts w:eastAsia="黑体"/>
       <w:color w:val="880000"/>
     </w:rPr>
   </w:style>
@@ -15269,6 +15978,7 @@
     <w:name w:val="CharTok"/>
     <w:basedOn w:val="VerbatimChar"/>
     <w:rPr>
+      <w:rFonts w:eastAsia="黑体"/>
       <w:color w:val="4070a0"/>
     </w:rPr>
   </w:style>
@@ -15276,6 +15986,7 @@
     <w:name w:val="SpecialCharTok"/>
     <w:basedOn w:val="VerbatimChar"/>
     <w:rPr>
+      <w:rFonts w:eastAsia="黑体"/>
       <w:color w:val="4070a0"/>
     </w:rPr>
   </w:style>
@@ -15283,6 +15994,7 @@
     <w:name w:val="StringTok"/>
     <w:basedOn w:val="VerbatimChar"/>
     <w:rPr>
+      <w:rFonts w:eastAsia="黑体"/>
       <w:color w:val="4070a0"/>
     </w:rPr>
   </w:style>
@@ -15290,6 +16002,7 @@
     <w:name w:val="VerbatimStringTok"/>
     <w:basedOn w:val="VerbatimChar"/>
     <w:rPr>
+      <w:rFonts w:eastAsia="黑体"/>
       <w:color w:val="4070a0"/>
     </w:rPr>
   </w:style>
@@ -15297,6 +16010,7 @@
     <w:name w:val="SpecialStringTok"/>
     <w:basedOn w:val="VerbatimChar"/>
     <w:rPr>
+      <w:rFonts w:eastAsia="黑体"/>
       <w:color w:val="bb6688"/>
     </w:rPr>
   </w:style>
@@ -15304,6 +16018,7 @@
     <w:name w:val="ImportTok"/>
     <w:basedOn w:val="VerbatimChar"/>
     <w:rPr>
+      <w:rFonts w:eastAsia="黑体"/>
       <w:b/>
       <w:color w:val="008000"/>
     </w:rPr>
@@ -15312,6 +16027,7 @@
     <w:name w:val="CommentTok"/>
     <w:basedOn w:val="VerbatimChar"/>
     <w:rPr>
+      <w:rFonts w:eastAsia="黑体"/>
       <w:i/>
       <w:color w:val="60a0b0"/>
     </w:rPr>
@@ -15320,6 +16036,7 @@
     <w:name w:val="DocumentationTok"/>
     <w:basedOn w:val="VerbatimChar"/>
     <w:rPr>
+      <w:rFonts w:eastAsia="黑体"/>
       <w:i/>
       <w:color w:val="ba2121"/>
     </w:rPr>
@@ -15328,6 +16045,7 @@
     <w:name w:val="AnnotationTok"/>
     <w:basedOn w:val="VerbatimChar"/>
     <w:rPr>
+      <w:rFonts w:eastAsia="黑体"/>
       <w:b/>
       <w:i/>
       <w:color w:val="60a0b0"/>
@@ -15337,6 +16055,7 @@
     <w:name w:val="CommentVarTok"/>
     <w:basedOn w:val="VerbatimChar"/>
     <w:rPr>
+      <w:rFonts w:eastAsia="黑体"/>
       <w:b/>
       <w:i/>
       <w:color w:val="60a0b0"/>
@@ -15346,6 +16065,7 @@
     <w:name w:val="OtherTok"/>
     <w:basedOn w:val="VerbatimChar"/>
     <w:rPr>
+      <w:rFonts w:eastAsia="黑体"/>
       <w:color w:val="007020"/>
     </w:rPr>
   </w:style>
@@ -15353,6 +16073,7 @@
     <w:name w:val="FunctionTok"/>
     <w:basedOn w:val="VerbatimChar"/>
     <w:rPr>
+      <w:rFonts w:eastAsia="黑体"/>
       <w:color w:val="06287e"/>
     </w:rPr>
   </w:style>
@@ -15360,6 +16081,7 @@
     <w:name w:val="VariableTok"/>
     <w:basedOn w:val="VerbatimChar"/>
     <w:rPr>
+      <w:rFonts w:eastAsia="黑体"/>
       <w:color w:val="19177c"/>
     </w:rPr>
   </w:style>
@@ -15367,6 +16089,7 @@
     <w:name w:val="ControlFlowTok"/>
     <w:basedOn w:val="VerbatimChar"/>
     <w:rPr>
+      <w:rFonts w:eastAsia="黑体"/>
       <w:b/>
       <w:color w:val="007020"/>
     </w:rPr>
@@ -15375,6 +16098,7 @@
     <w:name w:val="OperatorTok"/>
     <w:basedOn w:val="VerbatimChar"/>
     <w:rPr>
+      <w:rFonts w:eastAsia="黑体"/>
       <w:color w:val="666666"/>
     </w:rPr>
   </w:style>
@@ -15382,18 +16106,22 @@
     <w:name w:val="BuiltInTok"/>
     <w:basedOn w:val="VerbatimChar"/>
     <w:rPr>
+      <w:rFonts w:eastAsia="黑体"/>
       <w:color w:val="008000"/>
     </w:rPr>
   </w:style>
   <w:style w:type="character" w:customStyle="1" w:styleId="ExtensionTok">
     <w:name w:val="ExtensionTok"/>
     <w:basedOn w:val="VerbatimChar"/>
-    <w:rPr/>
+    <w:rPr>
+      <w:rFonts w:eastAsia="黑体"/>
+    </w:rPr>
   </w:style>
   <w:style w:type="character" w:customStyle="1" w:styleId="PreprocessorTok">
     <w:name w:val="PreprocessorTok"/>
     <w:basedOn w:val="VerbatimChar"/>
     <w:rPr>
+      <w:rFonts w:eastAsia="黑体"/>
       <w:color w:val="bc7a00"/>
     </w:rPr>
   </w:style>
@@ -15401,18 +16129,22 @@
     <w:name w:val="AttributeTok"/>
     <w:basedOn w:val="VerbatimChar"/>
     <w:rPr>
+      <w:rFonts w:eastAsia="黑体"/>
       <w:color w:val="7d9029"/>
     </w:rPr>
   </w:style>
   <w:style w:type="character" w:customStyle="1" w:styleId="RegionMarkerTok">
     <w:name w:val="RegionMarkerTok"/>
     <w:basedOn w:val="VerbatimChar"/>
-    <w:rPr/>
+    <w:rPr>
+      <w:rFonts w:eastAsia="黑体"/>
+    </w:rPr>
   </w:style>
   <w:style w:type="character" w:customStyle="1" w:styleId="InformationTok">
     <w:name w:val="InformationTok"/>
     <w:basedOn w:val="VerbatimChar"/>
     <w:rPr>
+      <w:rFonts w:eastAsia="黑体"/>
       <w:b/>
       <w:i/>
       <w:color w:val="60a0b0"/>
@@ -15422,6 +16154,7 @@
     <w:name w:val="WarningTok"/>
     <w:basedOn w:val="VerbatimChar"/>
     <w:rPr>
+      <w:rFonts w:eastAsia="黑体"/>
       <w:b/>
       <w:i/>
       <w:color w:val="60a0b0"/>
@@ -15431,6 +16164,7 @@
     <w:name w:val="AlertTok"/>
     <w:basedOn w:val="VerbatimChar"/>
     <w:rPr>
+      <w:rFonts w:eastAsia="黑体"/>
       <w:b/>
       <w:color w:val="ff0000"/>
     </w:rPr>
@@ -15439,6 +16173,7 @@
     <w:name w:val="ErrorTok"/>
     <w:basedOn w:val="VerbatimChar"/>
     <w:rPr>
+      <w:rFonts w:eastAsia="黑体"/>
       <w:b/>
       <w:color w:val="ff0000"/>
     </w:rPr>
@@ -15446,7 +16181,9 @@
   <w:style w:type="character" w:customStyle="1" w:styleId="NormalTok">
     <w:name w:val="NormalTok"/>
     <w:basedOn w:val="VerbatimChar"/>
-    <w:rPr/>
+    <w:rPr>
+      <w:rFonts w:eastAsia="黑体"/>
+    </w:rPr>
   </w:style>
 </w:styles>
 </file>
@@ -15495,12 +16232,12 @@
     <a:fontScheme name="Office">
       <a:majorFont>
         <a:latin typeface="Calibri"/>
-        <a:ea typeface=""/>
+        <a:ea typeface="黑体"/>
         <a:cs typeface=""/>
         <a:font script="Jpan" typeface="ＭＳ ゴシック"/>
         <a:font script="Hang" typeface="맑은 고딕"/>
-        <a:font script="Hans" typeface="宋体"/>
-        <a:font script="Hant" typeface="新細明體"/>
+        <a:font script="Hans" typeface="黑体"/>
+        <a:font script="Hant" typeface="黑体"/>
         <a:font script="Arab" typeface="Times New Roman"/>
         <a:font script="Hebr" typeface="Times New Roman"/>
         <a:font script="Thai" typeface="Angsana New"/>
@@ -15530,12 +16267,12 @@
       </a:majorFont>
       <a:minorFont>
         <a:latin typeface="Cambria"/>
-        <a:ea typeface=""/>
+        <a:ea typeface="黑体"/>
         <a:cs typeface=""/>
         <a:font script="Jpan" typeface="ＭＳ 明朝"/>
         <a:font script="Hang" typeface="맑은 고딕"/>
-        <a:font script="Hans" typeface="宋体"/>
-        <a:font script="Hant" typeface="新細明體"/>
+        <a:font script="Hans" typeface="黑体"/>
+        <a:font script="Hant" typeface="黑体"/>
         <a:font script="Arab" typeface="Arial"/>
         <a:font script="Hebr" typeface="Arial"/>
         <a:font script="Thai" typeface="Cordia New"/>

--- a/01-电源电路/02-开关电源/Buck-Boost升降压/单开关Buck-Boost电路/单开关Buck-Boost电路.docx
+++ b/01-电源电路/02-开关电源/Buck-Boost升降压/单开关Buck-Boost电路/单开关Buck-Boost电路.docx
@@ -3161,7 +3161,7 @@
           <w:color w:val="555555"/>
           <w:sz w:val="21"/>
         </w:rPr>
-        <w:t>材料收集者：杜文杰，WX手机：19519196569，QQ:3478827729</w:t>
+        <w:t>材料收集者：杜文杰，微信/手机：19519196569，QQ:3478827729</w:t>
       </w:r>
     </w:p>
     <w:sectPr>
